--- a/paper/docx/supplementary.docx
+++ b/paper/docx/supplementary.docx
@@ -349,12 +349,12 @@
         </w:tblCellMar>
       </w:tblPr>
       <w:tblGrid>
-        <w:gridCol w:w="1864"/>
-        <w:gridCol w:w="1790"/>
-        <w:gridCol w:w="969"/>
-        <w:gridCol w:w="2237"/>
-        <w:gridCol w:w="1566"/>
-        <w:gridCol w:w="600"/>
+        <w:gridCol w:w="1832"/>
+        <w:gridCol w:w="1763"/>
+        <w:gridCol w:w="959"/>
+        <w:gridCol w:w="2182"/>
+        <w:gridCol w:w="1532"/>
+        <w:gridCol w:w="758"/>
       </w:tblGrid>
       <w:tr>
         <w:trPr>
@@ -363,7 +363,7 @@
         </w:trPr>
         <w:tc>
           <w:tcPr>
-            <w:tcW w:w="1864" w:type="dxa"/>
+            <w:tcW w:w="1832" w:type="dxa"/>
             <w:shd w:val="clear" w:color="auto" w:fill="1F3864"/>
             <w:tcMar>
               <w:top w:w="40" w:type="dxa"/>
@@ -392,7 +392,7 @@
         </w:tc>
         <w:tc>
           <w:tcPr>
-            <w:tcW w:w="1790" w:type="dxa"/>
+            <w:tcW w:w="1763" w:type="dxa"/>
             <w:shd w:val="clear" w:color="auto" w:fill="1F3864"/>
             <w:tcMar>
               <w:top w:w="40" w:type="dxa"/>
@@ -421,7 +421,7 @@
         </w:tc>
         <w:tc>
           <w:tcPr>
-            <w:tcW w:w="969" w:type="dxa"/>
+            <w:tcW w:w="959" w:type="dxa"/>
             <w:shd w:val="clear" w:color="auto" w:fill="1F3864"/>
             <w:tcMar>
               <w:top w:w="40" w:type="dxa"/>
@@ -450,7 +450,7 @@
         </w:tc>
         <w:tc>
           <w:tcPr>
-            <w:tcW w:w="2237" w:type="dxa"/>
+            <w:tcW w:w="2182" w:type="dxa"/>
             <w:shd w:val="clear" w:color="auto" w:fill="1F3864"/>
             <w:tcMar>
               <w:top w:w="40" w:type="dxa"/>
@@ -550,7 +550,7 @@
         </w:tc>
         <w:tc>
           <w:tcPr>
-            <w:tcW w:w="1566" w:type="dxa"/>
+            <w:tcW w:w="1532" w:type="dxa"/>
             <w:shd w:val="clear" w:color="auto" w:fill="1F3864"/>
             <w:tcMar>
               <w:top w:w="40" w:type="dxa"/>
@@ -579,7 +579,7 @@
         </w:tc>
         <w:tc>
           <w:tcPr>
-            <w:tcW w:w="600" w:type="dxa"/>
+            <w:tcW w:w="758" w:type="dxa"/>
             <w:shd w:val="clear" w:color="auto" w:fill="1F3864"/>
             <w:tcMar>
               <w:top w:w="40" w:type="dxa"/>
@@ -626,7 +626,7 @@
         </w:trPr>
         <w:tc>
           <w:tcPr>
-            <w:tcW w:w="1864" w:type="dxa"/>
+            <w:tcW w:w="1832" w:type="dxa"/>
             <w:tcMar>
               <w:top w:w="40" w:type="dxa"/>
               <w:left w:w="80" w:type="dxa"/>
@@ -651,7 +651,7 @@
         </w:tc>
         <w:tc>
           <w:tcPr>
-            <w:tcW w:w="1790" w:type="dxa"/>
+            <w:tcW w:w="1763" w:type="dxa"/>
             <w:tcMar>
               <w:top w:w="40" w:type="dxa"/>
               <w:left w:w="80" w:type="dxa"/>
@@ -676,7 +676,7 @@
         </w:tc>
         <w:tc>
           <w:tcPr>
-            <w:tcW w:w="969" w:type="dxa"/>
+            <w:tcW w:w="959" w:type="dxa"/>
             <w:tcMar>
               <w:top w:w="40" w:type="dxa"/>
               <w:left w:w="80" w:type="dxa"/>
@@ -701,7 +701,7 @@
         </w:tc>
         <w:tc>
           <w:tcPr>
-            <w:tcW w:w="2237" w:type="dxa"/>
+            <w:tcW w:w="2182" w:type="dxa"/>
             <w:tcMar>
               <w:top w:w="40" w:type="dxa"/>
               <w:left w:w="80" w:type="dxa"/>
@@ -726,7 +726,7 @@
         </w:tc>
         <w:tc>
           <w:tcPr>
-            <w:tcW w:w="1566" w:type="dxa"/>
+            <w:tcW w:w="1532" w:type="dxa"/>
             <w:tcMar>
               <w:top w:w="40" w:type="dxa"/>
               <w:left w:w="80" w:type="dxa"/>
@@ -751,7 +751,7 @@
         </w:tc>
         <w:tc>
           <w:tcPr>
-            <w:tcW w:w="600" w:type="dxa"/>
+            <w:tcW w:w="758" w:type="dxa"/>
             <w:tcMar>
               <w:top w:w="40" w:type="dxa"/>
               <w:left w:w="80" w:type="dxa"/>
@@ -809,7 +809,7 @@
         </w:trPr>
         <w:tc>
           <w:tcPr>
-            <w:tcW w:w="1864" w:type="dxa"/>
+            <w:tcW w:w="1832" w:type="dxa"/>
             <w:tcMar>
               <w:top w:w="40" w:type="dxa"/>
               <w:left w:w="80" w:type="dxa"/>
@@ -834,7 +834,7 @@
         </w:tc>
         <w:tc>
           <w:tcPr>
-            <w:tcW w:w="1790" w:type="dxa"/>
+            <w:tcW w:w="1763" w:type="dxa"/>
             <w:tcMar>
               <w:top w:w="40" w:type="dxa"/>
               <w:left w:w="80" w:type="dxa"/>
@@ -859,7 +859,7 @@
         </w:tc>
         <w:tc>
           <w:tcPr>
-            <w:tcW w:w="969" w:type="dxa"/>
+            <w:tcW w:w="959" w:type="dxa"/>
             <w:tcMar>
               <w:top w:w="40" w:type="dxa"/>
               <w:left w:w="80" w:type="dxa"/>
@@ -884,7 +884,7 @@
         </w:tc>
         <w:tc>
           <w:tcPr>
-            <w:tcW w:w="2237" w:type="dxa"/>
+            <w:tcW w:w="2182" w:type="dxa"/>
             <w:tcMar>
               <w:top w:w="40" w:type="dxa"/>
               <w:left w:w="80" w:type="dxa"/>
@@ -909,7 +909,7 @@
         </w:tc>
         <w:tc>
           <w:tcPr>
-            <w:tcW w:w="1566" w:type="dxa"/>
+            <w:tcW w:w="1532" w:type="dxa"/>
             <w:tcMar>
               <w:top w:w="40" w:type="dxa"/>
               <w:left w:w="80" w:type="dxa"/>
@@ -934,7 +934,7 @@
         </w:tc>
         <w:tc>
           <w:tcPr>
-            <w:tcW w:w="600" w:type="dxa"/>
+            <w:tcW w:w="758" w:type="dxa"/>
             <w:tcMar>
               <w:top w:w="40" w:type="dxa"/>
               <w:left w:w="80" w:type="dxa"/>
@@ -992,7 +992,7 @@
         </w:trPr>
         <w:tc>
           <w:tcPr>
-            <w:tcW w:w="1864" w:type="dxa"/>
+            <w:tcW w:w="1832" w:type="dxa"/>
             <w:tcMar>
               <w:top w:w="40" w:type="dxa"/>
               <w:left w:w="80" w:type="dxa"/>
@@ -1017,7 +1017,7 @@
         </w:tc>
         <w:tc>
           <w:tcPr>
-            <w:tcW w:w="1790" w:type="dxa"/>
+            <w:tcW w:w="1763" w:type="dxa"/>
             <w:tcMar>
               <w:top w:w="40" w:type="dxa"/>
               <w:left w:w="80" w:type="dxa"/>
@@ -1042,7 +1042,7 @@
         </w:tc>
         <w:tc>
           <w:tcPr>
-            <w:tcW w:w="969" w:type="dxa"/>
+            <w:tcW w:w="959" w:type="dxa"/>
             <w:tcMar>
               <w:top w:w="40" w:type="dxa"/>
               <w:left w:w="80" w:type="dxa"/>
@@ -1067,7 +1067,7 @@
         </w:tc>
         <w:tc>
           <w:tcPr>
-            <w:tcW w:w="2237" w:type="dxa"/>
+            <w:tcW w:w="2182" w:type="dxa"/>
             <w:tcMar>
               <w:top w:w="40" w:type="dxa"/>
               <w:left w:w="80" w:type="dxa"/>
@@ -1092,7 +1092,7 @@
         </w:tc>
         <w:tc>
           <w:tcPr>
-            <w:tcW w:w="1566" w:type="dxa"/>
+            <w:tcW w:w="1532" w:type="dxa"/>
             <w:tcMar>
               <w:top w:w="40" w:type="dxa"/>
               <w:left w:w="80" w:type="dxa"/>
@@ -1117,7 +1117,7 @@
         </w:tc>
         <w:tc>
           <w:tcPr>
-            <w:tcW w:w="600" w:type="dxa"/>
+            <w:tcW w:w="758" w:type="dxa"/>
             <w:tcMar>
               <w:top w:w="40" w:type="dxa"/>
               <w:left w:w="80" w:type="dxa"/>
@@ -1175,7 +1175,7 @@
         </w:trPr>
         <w:tc>
           <w:tcPr>
-            <w:tcW w:w="1864" w:type="dxa"/>
+            <w:tcW w:w="1832" w:type="dxa"/>
             <w:tcMar>
               <w:top w:w="40" w:type="dxa"/>
               <w:left w:w="80" w:type="dxa"/>
@@ -1200,7 +1200,7 @@
         </w:tc>
         <w:tc>
           <w:tcPr>
-            <w:tcW w:w="1790" w:type="dxa"/>
+            <w:tcW w:w="1763" w:type="dxa"/>
             <w:tcMar>
               <w:top w:w="40" w:type="dxa"/>
               <w:left w:w="80" w:type="dxa"/>
@@ -1225,7 +1225,7 @@
         </w:tc>
         <w:tc>
           <w:tcPr>
-            <w:tcW w:w="969" w:type="dxa"/>
+            <w:tcW w:w="959" w:type="dxa"/>
             <w:tcMar>
               <w:top w:w="40" w:type="dxa"/>
               <w:left w:w="80" w:type="dxa"/>
@@ -1250,7 +1250,7 @@
         </w:tc>
         <w:tc>
           <w:tcPr>
-            <w:tcW w:w="2237" w:type="dxa"/>
+            <w:tcW w:w="2182" w:type="dxa"/>
             <w:tcMar>
               <w:top w:w="40" w:type="dxa"/>
               <w:left w:w="80" w:type="dxa"/>
@@ -1275,7 +1275,7 @@
         </w:tc>
         <w:tc>
           <w:tcPr>
-            <w:tcW w:w="1566" w:type="dxa"/>
+            <w:tcW w:w="1532" w:type="dxa"/>
             <w:tcMar>
               <w:top w:w="40" w:type="dxa"/>
               <w:left w:w="80" w:type="dxa"/>
@@ -1300,7 +1300,7 @@
         </w:tc>
         <w:tc>
           <w:tcPr>
-            <w:tcW w:w="600" w:type="dxa"/>
+            <w:tcW w:w="758" w:type="dxa"/>
             <w:tcMar>
               <w:top w:w="40" w:type="dxa"/>
               <w:left w:w="80" w:type="dxa"/>
@@ -1365,7 +1365,7 @@
         </w:trPr>
         <w:tc>
           <w:tcPr>
-            <w:tcW w:w="1864" w:type="dxa"/>
+            <w:tcW w:w="1832" w:type="dxa"/>
             <w:tcMar>
               <w:top w:w="40" w:type="dxa"/>
               <w:left w:w="80" w:type="dxa"/>
@@ -1390,7 +1390,7 @@
         </w:tc>
         <w:tc>
           <w:tcPr>
-            <w:tcW w:w="1790" w:type="dxa"/>
+            <w:tcW w:w="1763" w:type="dxa"/>
             <w:tcMar>
               <w:top w:w="40" w:type="dxa"/>
               <w:left w:w="80" w:type="dxa"/>
@@ -1415,7 +1415,7 @@
         </w:tc>
         <w:tc>
           <w:tcPr>
-            <w:tcW w:w="969" w:type="dxa"/>
+            <w:tcW w:w="959" w:type="dxa"/>
             <w:tcMar>
               <w:top w:w="40" w:type="dxa"/>
               <w:left w:w="80" w:type="dxa"/>
@@ -1440,7 +1440,7 @@
         </w:tc>
         <w:tc>
           <w:tcPr>
-            <w:tcW w:w="2237" w:type="dxa"/>
+            <w:tcW w:w="2182" w:type="dxa"/>
             <w:tcMar>
               <w:top w:w="40" w:type="dxa"/>
               <w:left w:w="80" w:type="dxa"/>
@@ -1465,7 +1465,7 @@
         </w:tc>
         <w:tc>
           <w:tcPr>
-            <w:tcW w:w="1566" w:type="dxa"/>
+            <w:tcW w:w="1532" w:type="dxa"/>
             <w:tcMar>
               <w:top w:w="40" w:type="dxa"/>
               <w:left w:w="80" w:type="dxa"/>
@@ -1490,7 +1490,7 @@
         </w:tc>
         <w:tc>
           <w:tcPr>
-            <w:tcW w:w="600" w:type="dxa"/>
+            <w:tcW w:w="758" w:type="dxa"/>
             <w:tcMar>
               <w:top w:w="40" w:type="dxa"/>
               <w:left w:w="80" w:type="dxa"/>
@@ -1548,7 +1548,7 @@
         </w:trPr>
         <w:tc>
           <w:tcPr>
-            <w:tcW w:w="1864" w:type="dxa"/>
+            <w:tcW w:w="1832" w:type="dxa"/>
             <w:tcMar>
               <w:top w:w="40" w:type="dxa"/>
               <w:left w:w="80" w:type="dxa"/>
@@ -1573,7 +1573,7 @@
         </w:tc>
         <w:tc>
           <w:tcPr>
-            <w:tcW w:w="1790" w:type="dxa"/>
+            <w:tcW w:w="1763" w:type="dxa"/>
             <w:tcMar>
               <w:top w:w="40" w:type="dxa"/>
               <w:left w:w="80" w:type="dxa"/>
@@ -1598,7 +1598,7 @@
         </w:tc>
         <w:tc>
           <w:tcPr>
-            <w:tcW w:w="969" w:type="dxa"/>
+            <w:tcW w:w="959" w:type="dxa"/>
             <w:tcMar>
               <w:top w:w="40" w:type="dxa"/>
               <w:left w:w="80" w:type="dxa"/>
@@ -1623,7 +1623,7 @@
         </w:tc>
         <w:tc>
           <w:tcPr>
-            <w:tcW w:w="2237" w:type="dxa"/>
+            <w:tcW w:w="2182" w:type="dxa"/>
             <w:tcMar>
               <w:top w:w="40" w:type="dxa"/>
               <w:left w:w="80" w:type="dxa"/>
@@ -1648,7 +1648,7 @@
         </w:tc>
         <w:tc>
           <w:tcPr>
-            <w:tcW w:w="1566" w:type="dxa"/>
+            <w:tcW w:w="1532" w:type="dxa"/>
             <w:tcMar>
               <w:top w:w="40" w:type="dxa"/>
               <w:left w:w="80" w:type="dxa"/>
@@ -1673,7 +1673,7 @@
         </w:tc>
         <w:tc>
           <w:tcPr>
-            <w:tcW w:w="600" w:type="dxa"/>
+            <w:tcW w:w="758" w:type="dxa"/>
             <w:tcMar>
               <w:top w:w="40" w:type="dxa"/>
               <w:left w:w="80" w:type="dxa"/>
@@ -1731,7 +1731,7 @@
         </w:trPr>
         <w:tc>
           <w:tcPr>
-            <w:tcW w:w="1864" w:type="dxa"/>
+            <w:tcW w:w="1832" w:type="dxa"/>
             <w:tcMar>
               <w:top w:w="40" w:type="dxa"/>
               <w:left w:w="80" w:type="dxa"/>
@@ -1756,7 +1756,7 @@
         </w:tc>
         <w:tc>
           <w:tcPr>
-            <w:tcW w:w="1790" w:type="dxa"/>
+            <w:tcW w:w="1763" w:type="dxa"/>
             <w:tcMar>
               <w:top w:w="40" w:type="dxa"/>
               <w:left w:w="80" w:type="dxa"/>
@@ -1781,7 +1781,7 @@
         </w:tc>
         <w:tc>
           <w:tcPr>
-            <w:tcW w:w="969" w:type="dxa"/>
+            <w:tcW w:w="959" w:type="dxa"/>
             <w:tcMar>
               <w:top w:w="40" w:type="dxa"/>
               <w:left w:w="80" w:type="dxa"/>
@@ -1806,7 +1806,7 @@
         </w:tc>
         <w:tc>
           <w:tcPr>
-            <w:tcW w:w="2237" w:type="dxa"/>
+            <w:tcW w:w="2182" w:type="dxa"/>
             <w:tcMar>
               <w:top w:w="40" w:type="dxa"/>
               <w:left w:w="80" w:type="dxa"/>
@@ -1831,7 +1831,7 @@
         </w:tc>
         <w:tc>
           <w:tcPr>
-            <w:tcW w:w="1566" w:type="dxa"/>
+            <w:tcW w:w="1532" w:type="dxa"/>
             <w:tcMar>
               <w:top w:w="40" w:type="dxa"/>
               <w:left w:w="80" w:type="dxa"/>
@@ -1856,7 +1856,7 @@
         </w:tc>
         <w:tc>
           <w:tcPr>
-            <w:tcW w:w="600" w:type="dxa"/>
+            <w:tcW w:w="758" w:type="dxa"/>
             <w:tcMar>
               <w:top w:w="40" w:type="dxa"/>
               <w:left w:w="80" w:type="dxa"/>
@@ -1914,7 +1914,7 @@
         </w:trPr>
         <w:tc>
           <w:tcPr>
-            <w:tcW w:w="1864" w:type="dxa"/>
+            <w:tcW w:w="1832" w:type="dxa"/>
             <w:tcMar>
               <w:top w:w="40" w:type="dxa"/>
               <w:left w:w="80" w:type="dxa"/>
@@ -1939,7 +1939,7 @@
         </w:tc>
         <w:tc>
           <w:tcPr>
-            <w:tcW w:w="1790" w:type="dxa"/>
+            <w:tcW w:w="1763" w:type="dxa"/>
             <w:tcMar>
               <w:top w:w="40" w:type="dxa"/>
               <w:left w:w="80" w:type="dxa"/>
@@ -1964,7 +1964,7 @@
         </w:tc>
         <w:tc>
           <w:tcPr>
-            <w:tcW w:w="969" w:type="dxa"/>
+            <w:tcW w:w="959" w:type="dxa"/>
             <w:tcMar>
               <w:top w:w="40" w:type="dxa"/>
               <w:left w:w="80" w:type="dxa"/>
@@ -1989,7 +1989,7 @@
         </w:tc>
         <w:tc>
           <w:tcPr>
-            <w:tcW w:w="2237" w:type="dxa"/>
+            <w:tcW w:w="2182" w:type="dxa"/>
             <w:tcMar>
               <w:top w:w="40" w:type="dxa"/>
               <w:left w:w="80" w:type="dxa"/>
@@ -2014,7 +2014,7 @@
         </w:tc>
         <w:tc>
           <w:tcPr>
-            <w:tcW w:w="1566" w:type="dxa"/>
+            <w:tcW w:w="1532" w:type="dxa"/>
             <w:tcMar>
               <w:top w:w="40" w:type="dxa"/>
               <w:left w:w="80" w:type="dxa"/>
@@ -2039,7 +2039,7 @@
         </w:tc>
         <w:tc>
           <w:tcPr>
-            <w:tcW w:w="600" w:type="dxa"/>
+            <w:tcW w:w="758" w:type="dxa"/>
             <w:tcMar>
               <w:top w:w="40" w:type="dxa"/>
               <w:left w:w="80" w:type="dxa"/>
@@ -2097,7 +2097,7 @@
         </w:trPr>
         <w:tc>
           <w:tcPr>
-            <w:tcW w:w="1864" w:type="dxa"/>
+            <w:tcW w:w="1832" w:type="dxa"/>
             <w:tcMar>
               <w:top w:w="40" w:type="dxa"/>
               <w:left w:w="80" w:type="dxa"/>
@@ -2122,7 +2122,7 @@
         </w:tc>
         <w:tc>
           <w:tcPr>
-            <w:tcW w:w="1790" w:type="dxa"/>
+            <w:tcW w:w="1763" w:type="dxa"/>
             <w:tcMar>
               <w:top w:w="40" w:type="dxa"/>
               <w:left w:w="80" w:type="dxa"/>
@@ -2147,7 +2147,7 @@
         </w:tc>
         <w:tc>
           <w:tcPr>
-            <w:tcW w:w="969" w:type="dxa"/>
+            <w:tcW w:w="959" w:type="dxa"/>
             <w:tcMar>
               <w:top w:w="40" w:type="dxa"/>
               <w:left w:w="80" w:type="dxa"/>
@@ -2172,7 +2172,7 @@
         </w:tc>
         <w:tc>
           <w:tcPr>
-            <w:tcW w:w="2237" w:type="dxa"/>
+            <w:tcW w:w="2182" w:type="dxa"/>
             <w:tcMar>
               <w:top w:w="40" w:type="dxa"/>
               <w:left w:w="80" w:type="dxa"/>
@@ -2197,7 +2197,7 @@
         </w:tc>
         <w:tc>
           <w:tcPr>
-            <w:tcW w:w="1566" w:type="dxa"/>
+            <w:tcW w:w="1532" w:type="dxa"/>
             <w:tcMar>
               <w:top w:w="40" w:type="dxa"/>
               <w:left w:w="80" w:type="dxa"/>
@@ -2222,7 +2222,7 @@
         </w:tc>
         <w:tc>
           <w:tcPr>
-            <w:tcW w:w="600" w:type="dxa"/>
+            <w:tcW w:w="758" w:type="dxa"/>
             <w:tcMar>
               <w:top w:w="40" w:type="dxa"/>
               <w:left w:w="80" w:type="dxa"/>
@@ -2280,7 +2280,7 @@
         </w:trPr>
         <w:tc>
           <w:tcPr>
-            <w:tcW w:w="1864" w:type="dxa"/>
+            <w:tcW w:w="1832" w:type="dxa"/>
             <w:tcMar>
               <w:top w:w="40" w:type="dxa"/>
               <w:left w:w="80" w:type="dxa"/>
@@ -2305,7 +2305,7 @@
         </w:tc>
         <w:tc>
           <w:tcPr>
-            <w:tcW w:w="1790" w:type="dxa"/>
+            <w:tcW w:w="1763" w:type="dxa"/>
             <w:tcMar>
               <w:top w:w="40" w:type="dxa"/>
               <w:left w:w="80" w:type="dxa"/>
@@ -2330,7 +2330,7 @@
         </w:tc>
         <w:tc>
           <w:tcPr>
-            <w:tcW w:w="969" w:type="dxa"/>
+            <w:tcW w:w="959" w:type="dxa"/>
             <w:tcMar>
               <w:top w:w="40" w:type="dxa"/>
               <w:left w:w="80" w:type="dxa"/>
@@ -2355,7 +2355,7 @@
         </w:tc>
         <w:tc>
           <w:tcPr>
-            <w:tcW w:w="2237" w:type="dxa"/>
+            <w:tcW w:w="2182" w:type="dxa"/>
             <w:tcMar>
               <w:top w:w="40" w:type="dxa"/>
               <w:left w:w="80" w:type="dxa"/>
@@ -2380,7 +2380,7 @@
         </w:tc>
         <w:tc>
           <w:tcPr>
-            <w:tcW w:w="1566" w:type="dxa"/>
+            <w:tcW w:w="1532" w:type="dxa"/>
             <w:tcMar>
               <w:top w:w="40" w:type="dxa"/>
               <w:left w:w="80" w:type="dxa"/>
@@ -2405,7 +2405,7 @@
         </w:tc>
         <w:tc>
           <w:tcPr>
-            <w:tcW w:w="600" w:type="dxa"/>
+            <w:tcW w:w="758" w:type="dxa"/>
             <w:tcMar>
               <w:top w:w="40" w:type="dxa"/>
               <w:left w:w="80" w:type="dxa"/>
@@ -2463,7 +2463,7 @@
         </w:trPr>
         <w:tc>
           <w:tcPr>
-            <w:tcW w:w="1864" w:type="dxa"/>
+            <w:tcW w:w="1832" w:type="dxa"/>
             <w:tcMar>
               <w:top w:w="40" w:type="dxa"/>
               <w:left w:w="80" w:type="dxa"/>
@@ -2488,7 +2488,7 @@
         </w:tc>
         <w:tc>
           <w:tcPr>
-            <w:tcW w:w="1790" w:type="dxa"/>
+            <w:tcW w:w="1763" w:type="dxa"/>
             <w:tcMar>
               <w:top w:w="40" w:type="dxa"/>
               <w:left w:w="80" w:type="dxa"/>
@@ -2513,7 +2513,7 @@
         </w:tc>
         <w:tc>
           <w:tcPr>
-            <w:tcW w:w="969" w:type="dxa"/>
+            <w:tcW w:w="959" w:type="dxa"/>
             <w:tcMar>
               <w:top w:w="40" w:type="dxa"/>
               <w:left w:w="80" w:type="dxa"/>
@@ -2538,7 +2538,7 @@
         </w:tc>
         <w:tc>
           <w:tcPr>
-            <w:tcW w:w="2237" w:type="dxa"/>
+            <w:tcW w:w="2182" w:type="dxa"/>
             <w:tcMar>
               <w:top w:w="40" w:type="dxa"/>
               <w:left w:w="80" w:type="dxa"/>
@@ -2563,7 +2563,7 @@
         </w:tc>
         <w:tc>
           <w:tcPr>
-            <w:tcW w:w="1566" w:type="dxa"/>
+            <w:tcW w:w="1532" w:type="dxa"/>
             <w:tcMar>
               <w:top w:w="40" w:type="dxa"/>
               <w:left w:w="80" w:type="dxa"/>
@@ -2588,7 +2588,7 @@
         </w:tc>
         <w:tc>
           <w:tcPr>
-            <w:tcW w:w="600" w:type="dxa"/>
+            <w:tcW w:w="758" w:type="dxa"/>
             <w:tcMar>
               <w:top w:w="40" w:type="dxa"/>
               <w:left w:w="80" w:type="dxa"/>
@@ -2646,7 +2646,7 @@
         </w:trPr>
         <w:tc>
           <w:tcPr>
-            <w:tcW w:w="1864" w:type="dxa"/>
+            <w:tcW w:w="1832" w:type="dxa"/>
             <w:tcMar>
               <w:top w:w="40" w:type="dxa"/>
               <w:left w:w="80" w:type="dxa"/>
@@ -2671,7 +2671,7 @@
         </w:tc>
         <w:tc>
           <w:tcPr>
-            <w:tcW w:w="1790" w:type="dxa"/>
+            <w:tcW w:w="1763" w:type="dxa"/>
             <w:tcMar>
               <w:top w:w="40" w:type="dxa"/>
               <w:left w:w="80" w:type="dxa"/>
@@ -2696,7 +2696,7 @@
         </w:tc>
         <w:tc>
           <w:tcPr>
-            <w:tcW w:w="969" w:type="dxa"/>
+            <w:tcW w:w="959" w:type="dxa"/>
             <w:tcMar>
               <w:top w:w="40" w:type="dxa"/>
               <w:left w:w="80" w:type="dxa"/>
@@ -2721,7 +2721,7 @@
         </w:tc>
         <w:tc>
           <w:tcPr>
-            <w:tcW w:w="2237" w:type="dxa"/>
+            <w:tcW w:w="2182" w:type="dxa"/>
             <w:tcMar>
               <w:top w:w="40" w:type="dxa"/>
               <w:left w:w="80" w:type="dxa"/>
@@ -2746,7 +2746,7 @@
         </w:tc>
         <w:tc>
           <w:tcPr>
-            <w:tcW w:w="1566" w:type="dxa"/>
+            <w:tcW w:w="1532" w:type="dxa"/>
             <w:tcMar>
               <w:top w:w="40" w:type="dxa"/>
               <w:left w:w="80" w:type="dxa"/>
@@ -2771,7 +2771,7 @@
         </w:tc>
         <w:tc>
           <w:tcPr>
-            <w:tcW w:w="600" w:type="dxa"/>
+            <w:tcW w:w="758" w:type="dxa"/>
             <w:tcMar>
               <w:top w:w="40" w:type="dxa"/>
               <w:left w:w="80" w:type="dxa"/>
@@ -2829,7 +2829,7 @@
         </w:trPr>
         <w:tc>
           <w:tcPr>
-            <w:tcW w:w="1864" w:type="dxa"/>
+            <w:tcW w:w="1832" w:type="dxa"/>
             <w:tcMar>
               <w:top w:w="40" w:type="dxa"/>
               <w:left w:w="80" w:type="dxa"/>
@@ -2854,7 +2854,7 @@
         </w:tc>
         <w:tc>
           <w:tcPr>
-            <w:tcW w:w="1790" w:type="dxa"/>
+            <w:tcW w:w="1763" w:type="dxa"/>
             <w:tcMar>
               <w:top w:w="40" w:type="dxa"/>
               <w:left w:w="80" w:type="dxa"/>
@@ -2879,7 +2879,7 @@
         </w:tc>
         <w:tc>
           <w:tcPr>
-            <w:tcW w:w="969" w:type="dxa"/>
+            <w:tcW w:w="959" w:type="dxa"/>
             <w:tcMar>
               <w:top w:w="40" w:type="dxa"/>
               <w:left w:w="80" w:type="dxa"/>
@@ -2904,7 +2904,7 @@
         </w:tc>
         <w:tc>
           <w:tcPr>
-            <w:tcW w:w="2237" w:type="dxa"/>
+            <w:tcW w:w="2182" w:type="dxa"/>
             <w:tcMar>
               <w:top w:w="40" w:type="dxa"/>
               <w:left w:w="80" w:type="dxa"/>
@@ -2929,7 +2929,7 @@
         </w:tc>
         <w:tc>
           <w:tcPr>
-            <w:tcW w:w="1566" w:type="dxa"/>
+            <w:tcW w:w="1532" w:type="dxa"/>
             <w:tcMar>
               <w:top w:w="40" w:type="dxa"/>
               <w:left w:w="80" w:type="dxa"/>
@@ -2954,7 +2954,7 @@
         </w:tc>
         <w:tc>
           <w:tcPr>
-            <w:tcW w:w="600" w:type="dxa"/>
+            <w:tcW w:w="758" w:type="dxa"/>
             <w:tcMar>
               <w:top w:w="40" w:type="dxa"/>
               <w:left w:w="80" w:type="dxa"/>
@@ -3012,7 +3012,7 @@
         </w:trPr>
         <w:tc>
           <w:tcPr>
-            <w:tcW w:w="1864" w:type="dxa"/>
+            <w:tcW w:w="1832" w:type="dxa"/>
             <w:tcMar>
               <w:top w:w="40" w:type="dxa"/>
               <w:left w:w="80" w:type="dxa"/>
@@ -3037,7 +3037,7 @@
         </w:tc>
         <w:tc>
           <w:tcPr>
-            <w:tcW w:w="1790" w:type="dxa"/>
+            <w:tcW w:w="1763" w:type="dxa"/>
             <w:tcMar>
               <w:top w:w="40" w:type="dxa"/>
               <w:left w:w="80" w:type="dxa"/>
@@ -3062,7 +3062,7 @@
         </w:tc>
         <w:tc>
           <w:tcPr>
-            <w:tcW w:w="969" w:type="dxa"/>
+            <w:tcW w:w="959" w:type="dxa"/>
             <w:tcMar>
               <w:top w:w="40" w:type="dxa"/>
               <w:left w:w="80" w:type="dxa"/>
@@ -3087,7 +3087,7 @@
         </w:tc>
         <w:tc>
           <w:tcPr>
-            <w:tcW w:w="2237" w:type="dxa"/>
+            <w:tcW w:w="2182" w:type="dxa"/>
             <w:tcMar>
               <w:top w:w="40" w:type="dxa"/>
               <w:left w:w="80" w:type="dxa"/>
@@ -3112,7 +3112,7 @@
         </w:tc>
         <w:tc>
           <w:tcPr>
-            <w:tcW w:w="1566" w:type="dxa"/>
+            <w:tcW w:w="1532" w:type="dxa"/>
             <w:tcMar>
               <w:top w:w="40" w:type="dxa"/>
               <w:left w:w="80" w:type="dxa"/>
@@ -3137,7 +3137,7 @@
         </w:tc>
         <w:tc>
           <w:tcPr>
-            <w:tcW w:w="600" w:type="dxa"/>
+            <w:tcW w:w="758" w:type="dxa"/>
             <w:tcMar>
               <w:top w:w="40" w:type="dxa"/>
               <w:left w:w="80" w:type="dxa"/>
@@ -3195,7 +3195,7 @@
         </w:trPr>
         <w:tc>
           <w:tcPr>
-            <w:tcW w:w="1864" w:type="dxa"/>
+            <w:tcW w:w="1832" w:type="dxa"/>
             <w:tcMar>
               <w:top w:w="40" w:type="dxa"/>
               <w:left w:w="80" w:type="dxa"/>
@@ -3220,7 +3220,7 @@
         </w:tc>
         <w:tc>
           <w:tcPr>
-            <w:tcW w:w="1790" w:type="dxa"/>
+            <w:tcW w:w="1763" w:type="dxa"/>
             <w:tcMar>
               <w:top w:w="40" w:type="dxa"/>
               <w:left w:w="80" w:type="dxa"/>
@@ -3245,7 +3245,7 @@
         </w:tc>
         <w:tc>
           <w:tcPr>
-            <w:tcW w:w="969" w:type="dxa"/>
+            <w:tcW w:w="959" w:type="dxa"/>
             <w:tcMar>
               <w:top w:w="40" w:type="dxa"/>
               <w:left w:w="80" w:type="dxa"/>
@@ -3270,7 +3270,7 @@
         </w:tc>
         <w:tc>
           <w:tcPr>
-            <w:tcW w:w="2237" w:type="dxa"/>
+            <w:tcW w:w="2182" w:type="dxa"/>
             <w:tcMar>
               <w:top w:w="40" w:type="dxa"/>
               <w:left w:w="80" w:type="dxa"/>
@@ -3295,7 +3295,7 @@
         </w:tc>
         <w:tc>
           <w:tcPr>
-            <w:tcW w:w="1566" w:type="dxa"/>
+            <w:tcW w:w="1532" w:type="dxa"/>
             <w:tcMar>
               <w:top w:w="40" w:type="dxa"/>
               <w:left w:w="80" w:type="dxa"/>
@@ -3320,7 +3320,7 @@
         </w:tc>
         <w:tc>
           <w:tcPr>
-            <w:tcW w:w="600" w:type="dxa"/>
+            <w:tcW w:w="758" w:type="dxa"/>
             <w:tcMar>
               <w:top w:w="40" w:type="dxa"/>
               <w:left w:w="80" w:type="dxa"/>
@@ -3378,7 +3378,7 @@
         </w:trPr>
         <w:tc>
           <w:tcPr>
-            <w:tcW w:w="1864" w:type="dxa"/>
+            <w:tcW w:w="1832" w:type="dxa"/>
             <w:tcMar>
               <w:top w:w="40" w:type="dxa"/>
               <w:left w:w="80" w:type="dxa"/>
@@ -3403,7 +3403,7 @@
         </w:tc>
         <w:tc>
           <w:tcPr>
-            <w:tcW w:w="1790" w:type="dxa"/>
+            <w:tcW w:w="1763" w:type="dxa"/>
             <w:tcMar>
               <w:top w:w="40" w:type="dxa"/>
               <w:left w:w="80" w:type="dxa"/>
@@ -3428,7 +3428,7 @@
         </w:tc>
         <w:tc>
           <w:tcPr>
-            <w:tcW w:w="969" w:type="dxa"/>
+            <w:tcW w:w="959" w:type="dxa"/>
             <w:tcMar>
               <w:top w:w="40" w:type="dxa"/>
               <w:left w:w="80" w:type="dxa"/>
@@ -3453,7 +3453,7 @@
         </w:tc>
         <w:tc>
           <w:tcPr>
-            <w:tcW w:w="2237" w:type="dxa"/>
+            <w:tcW w:w="2182" w:type="dxa"/>
             <w:tcMar>
               <w:top w:w="40" w:type="dxa"/>
               <w:left w:w="80" w:type="dxa"/>
@@ -3478,7 +3478,7 @@
         </w:tc>
         <w:tc>
           <w:tcPr>
-            <w:tcW w:w="1566" w:type="dxa"/>
+            <w:tcW w:w="1532" w:type="dxa"/>
             <w:tcMar>
               <w:top w:w="40" w:type="dxa"/>
               <w:left w:w="80" w:type="dxa"/>
@@ -3503,7 +3503,7 @@
         </w:tc>
         <w:tc>
           <w:tcPr>
-            <w:tcW w:w="600" w:type="dxa"/>
+            <w:tcW w:w="758" w:type="dxa"/>
             <w:tcMar>
               <w:top w:w="40" w:type="dxa"/>
               <w:left w:w="80" w:type="dxa"/>
@@ -3561,7 +3561,7 @@
         </w:trPr>
         <w:tc>
           <w:tcPr>
-            <w:tcW w:w="1864" w:type="dxa"/>
+            <w:tcW w:w="1832" w:type="dxa"/>
             <w:tcMar>
               <w:top w:w="40" w:type="dxa"/>
               <w:left w:w="80" w:type="dxa"/>
@@ -3586,7 +3586,7 @@
         </w:tc>
         <w:tc>
           <w:tcPr>
-            <w:tcW w:w="1790" w:type="dxa"/>
+            <w:tcW w:w="1763" w:type="dxa"/>
             <w:tcMar>
               <w:top w:w="40" w:type="dxa"/>
               <w:left w:w="80" w:type="dxa"/>
@@ -3611,7 +3611,7 @@
         </w:tc>
         <w:tc>
           <w:tcPr>
-            <w:tcW w:w="969" w:type="dxa"/>
+            <w:tcW w:w="959" w:type="dxa"/>
             <w:tcMar>
               <w:top w:w="40" w:type="dxa"/>
               <w:left w:w="80" w:type="dxa"/>
@@ -3636,7 +3636,7 @@
         </w:tc>
         <w:tc>
           <w:tcPr>
-            <w:tcW w:w="2237" w:type="dxa"/>
+            <w:tcW w:w="2182" w:type="dxa"/>
             <w:tcMar>
               <w:top w:w="40" w:type="dxa"/>
               <w:left w:w="80" w:type="dxa"/>
@@ -3661,7 +3661,7 @@
         </w:tc>
         <w:tc>
           <w:tcPr>
-            <w:tcW w:w="1566" w:type="dxa"/>
+            <w:tcW w:w="1532" w:type="dxa"/>
             <w:tcMar>
               <w:top w:w="40" w:type="dxa"/>
               <w:left w:w="80" w:type="dxa"/>
@@ -3686,7 +3686,7 @@
         </w:tc>
         <w:tc>
           <w:tcPr>
-            <w:tcW w:w="600" w:type="dxa"/>
+            <w:tcW w:w="758" w:type="dxa"/>
             <w:tcMar>
               <w:top w:w="40" w:type="dxa"/>
               <w:left w:w="80" w:type="dxa"/>
@@ -3744,7 +3744,7 @@
         </w:trPr>
         <w:tc>
           <w:tcPr>
-            <w:tcW w:w="1864" w:type="dxa"/>
+            <w:tcW w:w="1832" w:type="dxa"/>
             <w:tcMar>
               <w:top w:w="40" w:type="dxa"/>
               <w:left w:w="80" w:type="dxa"/>
@@ -3769,7 +3769,7 @@
         </w:tc>
         <w:tc>
           <w:tcPr>
-            <w:tcW w:w="1790" w:type="dxa"/>
+            <w:tcW w:w="1763" w:type="dxa"/>
             <w:tcMar>
               <w:top w:w="40" w:type="dxa"/>
               <w:left w:w="80" w:type="dxa"/>
@@ -3794,7 +3794,7 @@
         </w:tc>
         <w:tc>
           <w:tcPr>
-            <w:tcW w:w="969" w:type="dxa"/>
+            <w:tcW w:w="959" w:type="dxa"/>
             <w:tcMar>
               <w:top w:w="40" w:type="dxa"/>
               <w:left w:w="80" w:type="dxa"/>
@@ -3819,7 +3819,7 @@
         </w:tc>
         <w:tc>
           <w:tcPr>
-            <w:tcW w:w="2237" w:type="dxa"/>
+            <w:tcW w:w="2182" w:type="dxa"/>
             <w:tcMar>
               <w:top w:w="40" w:type="dxa"/>
               <w:left w:w="80" w:type="dxa"/>
@@ -3844,7 +3844,7 @@
         </w:tc>
         <w:tc>
           <w:tcPr>
-            <w:tcW w:w="1566" w:type="dxa"/>
+            <w:tcW w:w="1532" w:type="dxa"/>
             <w:tcMar>
               <w:top w:w="40" w:type="dxa"/>
               <w:left w:w="80" w:type="dxa"/>
@@ -3869,7 +3869,7 @@
         </w:tc>
         <w:tc>
           <w:tcPr>
-            <w:tcW w:w="600" w:type="dxa"/>
+            <w:tcW w:w="758" w:type="dxa"/>
             <w:tcMar>
               <w:top w:w="40" w:type="dxa"/>
               <w:left w:w="80" w:type="dxa"/>
@@ -3927,7 +3927,7 @@
         </w:trPr>
         <w:tc>
           <w:tcPr>
-            <w:tcW w:w="1864" w:type="dxa"/>
+            <w:tcW w:w="1832" w:type="dxa"/>
             <w:tcMar>
               <w:top w:w="40" w:type="dxa"/>
               <w:left w:w="80" w:type="dxa"/>
@@ -3952,7 +3952,7 @@
         </w:tc>
         <w:tc>
           <w:tcPr>
-            <w:tcW w:w="1790" w:type="dxa"/>
+            <w:tcW w:w="1763" w:type="dxa"/>
             <w:tcMar>
               <w:top w:w="40" w:type="dxa"/>
               <w:left w:w="80" w:type="dxa"/>
@@ -3977,7 +3977,7 @@
         </w:tc>
         <w:tc>
           <w:tcPr>
-            <w:tcW w:w="969" w:type="dxa"/>
+            <w:tcW w:w="959" w:type="dxa"/>
             <w:tcMar>
               <w:top w:w="40" w:type="dxa"/>
               <w:left w:w="80" w:type="dxa"/>
@@ -4002,7 +4002,7 @@
         </w:tc>
         <w:tc>
           <w:tcPr>
-            <w:tcW w:w="2237" w:type="dxa"/>
+            <w:tcW w:w="2182" w:type="dxa"/>
             <w:tcMar>
               <w:top w:w="40" w:type="dxa"/>
               <w:left w:w="80" w:type="dxa"/>
@@ -4027,7 +4027,7 @@
         </w:tc>
         <w:tc>
           <w:tcPr>
-            <w:tcW w:w="1566" w:type="dxa"/>
+            <w:tcW w:w="1532" w:type="dxa"/>
             <w:tcMar>
               <w:top w:w="40" w:type="dxa"/>
               <w:left w:w="80" w:type="dxa"/>
@@ -4052,7 +4052,7 @@
         </w:tc>
         <w:tc>
           <w:tcPr>
-            <w:tcW w:w="600" w:type="dxa"/>
+            <w:tcW w:w="758" w:type="dxa"/>
             <w:tcMar>
               <w:top w:w="40" w:type="dxa"/>
               <w:left w:w="80" w:type="dxa"/>
@@ -4110,7 +4110,7 @@
         </w:trPr>
         <w:tc>
           <w:tcPr>
-            <w:tcW w:w="1864" w:type="dxa"/>
+            <w:tcW w:w="1832" w:type="dxa"/>
             <w:tcMar>
               <w:top w:w="40" w:type="dxa"/>
               <w:left w:w="80" w:type="dxa"/>
@@ -4135,7 +4135,7 @@
         </w:tc>
         <w:tc>
           <w:tcPr>
-            <w:tcW w:w="1790" w:type="dxa"/>
+            <w:tcW w:w="1763" w:type="dxa"/>
             <w:tcMar>
               <w:top w:w="40" w:type="dxa"/>
               <w:left w:w="80" w:type="dxa"/>
@@ -4160,7 +4160,7 @@
         </w:tc>
         <w:tc>
           <w:tcPr>
-            <w:tcW w:w="969" w:type="dxa"/>
+            <w:tcW w:w="959" w:type="dxa"/>
             <w:tcMar>
               <w:top w:w="40" w:type="dxa"/>
               <w:left w:w="80" w:type="dxa"/>
@@ -4185,7 +4185,7 @@
         </w:tc>
         <w:tc>
           <w:tcPr>
-            <w:tcW w:w="2237" w:type="dxa"/>
+            <w:tcW w:w="2182" w:type="dxa"/>
             <w:tcMar>
               <w:top w:w="40" w:type="dxa"/>
               <w:left w:w="80" w:type="dxa"/>
@@ -4210,7 +4210,7 @@
         </w:tc>
         <w:tc>
           <w:tcPr>
-            <w:tcW w:w="1566" w:type="dxa"/>
+            <w:tcW w:w="1532" w:type="dxa"/>
             <w:tcMar>
               <w:top w:w="40" w:type="dxa"/>
               <w:left w:w="80" w:type="dxa"/>
@@ -4235,7 +4235,7 @@
         </w:tc>
         <w:tc>
           <w:tcPr>
-            <w:tcW w:w="600" w:type="dxa"/>
+            <w:tcW w:w="758" w:type="dxa"/>
             <w:tcMar>
               <w:top w:w="40" w:type="dxa"/>
               <w:left w:w="80" w:type="dxa"/>
@@ -4293,7 +4293,7 @@
         </w:trPr>
         <w:tc>
           <w:tcPr>
-            <w:tcW w:w="1864" w:type="dxa"/>
+            <w:tcW w:w="1832" w:type="dxa"/>
             <w:tcMar>
               <w:top w:w="40" w:type="dxa"/>
               <w:left w:w="80" w:type="dxa"/>
@@ -4318,7 +4318,7 @@
         </w:tc>
         <w:tc>
           <w:tcPr>
-            <w:tcW w:w="1790" w:type="dxa"/>
+            <w:tcW w:w="1763" w:type="dxa"/>
             <w:tcMar>
               <w:top w:w="40" w:type="dxa"/>
               <w:left w:w="80" w:type="dxa"/>
@@ -4343,7 +4343,7 @@
         </w:tc>
         <w:tc>
           <w:tcPr>
-            <w:tcW w:w="969" w:type="dxa"/>
+            <w:tcW w:w="959" w:type="dxa"/>
             <w:tcMar>
               <w:top w:w="40" w:type="dxa"/>
               <w:left w:w="80" w:type="dxa"/>
@@ -4368,7 +4368,7 @@
         </w:tc>
         <w:tc>
           <w:tcPr>
-            <w:tcW w:w="2237" w:type="dxa"/>
+            <w:tcW w:w="2182" w:type="dxa"/>
             <w:tcMar>
               <w:top w:w="40" w:type="dxa"/>
               <w:left w:w="80" w:type="dxa"/>
@@ -4393,7 +4393,7 @@
         </w:tc>
         <w:tc>
           <w:tcPr>
-            <w:tcW w:w="1566" w:type="dxa"/>
+            <w:tcW w:w="1532" w:type="dxa"/>
             <w:tcMar>
               <w:top w:w="40" w:type="dxa"/>
               <w:left w:w="80" w:type="dxa"/>
@@ -4418,7 +4418,7 @@
         </w:tc>
         <w:tc>
           <w:tcPr>
-            <w:tcW w:w="600" w:type="dxa"/>
+            <w:tcW w:w="758" w:type="dxa"/>
             <w:tcMar>
               <w:top w:w="40" w:type="dxa"/>
               <w:left w:w="80" w:type="dxa"/>
@@ -4476,7 +4476,7 @@
         </w:trPr>
         <w:tc>
           <w:tcPr>
-            <w:tcW w:w="1864" w:type="dxa"/>
+            <w:tcW w:w="1832" w:type="dxa"/>
             <w:tcMar>
               <w:top w:w="40" w:type="dxa"/>
               <w:left w:w="80" w:type="dxa"/>
@@ -4501,7 +4501,7 @@
         </w:tc>
         <w:tc>
           <w:tcPr>
-            <w:tcW w:w="1790" w:type="dxa"/>
+            <w:tcW w:w="1763" w:type="dxa"/>
             <w:tcMar>
               <w:top w:w="40" w:type="dxa"/>
               <w:left w:w="80" w:type="dxa"/>
@@ -4526,7 +4526,7 @@
         </w:tc>
         <w:tc>
           <w:tcPr>
-            <w:tcW w:w="969" w:type="dxa"/>
+            <w:tcW w:w="959" w:type="dxa"/>
             <w:tcMar>
               <w:top w:w="40" w:type="dxa"/>
               <w:left w:w="80" w:type="dxa"/>
@@ -4551,7 +4551,7 @@
         </w:tc>
         <w:tc>
           <w:tcPr>
-            <w:tcW w:w="2237" w:type="dxa"/>
+            <w:tcW w:w="2182" w:type="dxa"/>
             <w:tcMar>
               <w:top w:w="40" w:type="dxa"/>
               <w:left w:w="80" w:type="dxa"/>
@@ -4576,7 +4576,7 @@
         </w:tc>
         <w:tc>
           <w:tcPr>
-            <w:tcW w:w="1566" w:type="dxa"/>
+            <w:tcW w:w="1532" w:type="dxa"/>
             <w:tcMar>
               <w:top w:w="40" w:type="dxa"/>
               <w:left w:w="80" w:type="dxa"/>
@@ -4601,7 +4601,7 @@
         </w:tc>
         <w:tc>
           <w:tcPr>
-            <w:tcW w:w="600" w:type="dxa"/>
+            <w:tcW w:w="758" w:type="dxa"/>
             <w:tcMar>
               <w:top w:w="40" w:type="dxa"/>
               <w:left w:w="80" w:type="dxa"/>
@@ -4659,7 +4659,7 @@
         </w:trPr>
         <w:tc>
           <w:tcPr>
-            <w:tcW w:w="1864" w:type="dxa"/>
+            <w:tcW w:w="1832" w:type="dxa"/>
             <w:tcMar>
               <w:top w:w="40" w:type="dxa"/>
               <w:left w:w="80" w:type="dxa"/>
@@ -4684,7 +4684,7 @@
         </w:tc>
         <w:tc>
           <w:tcPr>
-            <w:tcW w:w="1790" w:type="dxa"/>
+            <w:tcW w:w="1763" w:type="dxa"/>
             <w:tcMar>
               <w:top w:w="40" w:type="dxa"/>
               <w:left w:w="80" w:type="dxa"/>
@@ -4709,7 +4709,7 @@
         </w:tc>
         <w:tc>
           <w:tcPr>
-            <w:tcW w:w="969" w:type="dxa"/>
+            <w:tcW w:w="959" w:type="dxa"/>
             <w:tcMar>
               <w:top w:w="40" w:type="dxa"/>
               <w:left w:w="80" w:type="dxa"/>
@@ -4734,7 +4734,7 @@
         </w:tc>
         <w:tc>
           <w:tcPr>
-            <w:tcW w:w="2237" w:type="dxa"/>
+            <w:tcW w:w="2182" w:type="dxa"/>
             <w:tcMar>
               <w:top w:w="40" w:type="dxa"/>
               <w:left w:w="80" w:type="dxa"/>
@@ -4759,7 +4759,7 @@
         </w:tc>
         <w:tc>
           <w:tcPr>
-            <w:tcW w:w="1566" w:type="dxa"/>
+            <w:tcW w:w="1532" w:type="dxa"/>
             <w:tcMar>
               <w:top w:w="40" w:type="dxa"/>
               <w:left w:w="80" w:type="dxa"/>
@@ -4784,7 +4784,7 @@
         </w:tc>
         <w:tc>
           <w:tcPr>
-            <w:tcW w:w="600" w:type="dxa"/>
+            <w:tcW w:w="758" w:type="dxa"/>
             <w:tcMar>
               <w:top w:w="40" w:type="dxa"/>
               <w:left w:w="80" w:type="dxa"/>
@@ -4842,7 +4842,7 @@
         </w:trPr>
         <w:tc>
           <w:tcPr>
-            <w:tcW w:w="1864" w:type="dxa"/>
+            <w:tcW w:w="1832" w:type="dxa"/>
             <w:tcMar>
               <w:top w:w="40" w:type="dxa"/>
               <w:left w:w="80" w:type="dxa"/>
@@ -4867,7 +4867,7 @@
         </w:tc>
         <w:tc>
           <w:tcPr>
-            <w:tcW w:w="1790" w:type="dxa"/>
+            <w:tcW w:w="1763" w:type="dxa"/>
             <w:tcMar>
               <w:top w:w="40" w:type="dxa"/>
               <w:left w:w="80" w:type="dxa"/>
@@ -4892,7 +4892,7 @@
         </w:tc>
         <w:tc>
           <w:tcPr>
-            <w:tcW w:w="969" w:type="dxa"/>
+            <w:tcW w:w="959" w:type="dxa"/>
             <w:tcMar>
               <w:top w:w="40" w:type="dxa"/>
               <w:left w:w="80" w:type="dxa"/>
@@ -4917,7 +4917,7 @@
         </w:tc>
         <w:tc>
           <w:tcPr>
-            <w:tcW w:w="2237" w:type="dxa"/>
+            <w:tcW w:w="2182" w:type="dxa"/>
             <w:tcMar>
               <w:top w:w="40" w:type="dxa"/>
               <w:left w:w="80" w:type="dxa"/>
@@ -4942,7 +4942,7 @@
         </w:tc>
         <w:tc>
           <w:tcPr>
-            <w:tcW w:w="1566" w:type="dxa"/>
+            <w:tcW w:w="1532" w:type="dxa"/>
             <w:tcMar>
               <w:top w:w="40" w:type="dxa"/>
               <w:left w:w="80" w:type="dxa"/>
@@ -4967,7 +4967,7 @@
         </w:tc>
         <w:tc>
           <w:tcPr>
-            <w:tcW w:w="600" w:type="dxa"/>
+            <w:tcW w:w="758" w:type="dxa"/>
             <w:tcMar>
               <w:top w:w="40" w:type="dxa"/>
               <w:left w:w="80" w:type="dxa"/>
@@ -5025,7 +5025,7 @@
         </w:trPr>
         <w:tc>
           <w:tcPr>
-            <w:tcW w:w="1864" w:type="dxa"/>
+            <w:tcW w:w="1832" w:type="dxa"/>
             <w:tcMar>
               <w:top w:w="40" w:type="dxa"/>
               <w:left w:w="80" w:type="dxa"/>
@@ -5050,7 +5050,7 @@
         </w:tc>
         <w:tc>
           <w:tcPr>
-            <w:tcW w:w="1790" w:type="dxa"/>
+            <w:tcW w:w="1763" w:type="dxa"/>
             <w:tcMar>
               <w:top w:w="40" w:type="dxa"/>
               <w:left w:w="80" w:type="dxa"/>
@@ -5075,7 +5075,7 @@
         </w:tc>
         <w:tc>
           <w:tcPr>
-            <w:tcW w:w="969" w:type="dxa"/>
+            <w:tcW w:w="959" w:type="dxa"/>
             <w:tcMar>
               <w:top w:w="40" w:type="dxa"/>
               <w:left w:w="80" w:type="dxa"/>
@@ -5100,7 +5100,7 @@
         </w:tc>
         <w:tc>
           <w:tcPr>
-            <w:tcW w:w="2237" w:type="dxa"/>
+            <w:tcW w:w="2182" w:type="dxa"/>
             <w:tcMar>
               <w:top w:w="40" w:type="dxa"/>
               <w:left w:w="80" w:type="dxa"/>
@@ -5125,7 +5125,7 @@
         </w:tc>
         <w:tc>
           <w:tcPr>
-            <w:tcW w:w="1566" w:type="dxa"/>
+            <w:tcW w:w="1532" w:type="dxa"/>
             <w:tcMar>
               <w:top w:w="40" w:type="dxa"/>
               <w:left w:w="80" w:type="dxa"/>
@@ -5150,7 +5150,7 @@
         </w:tc>
         <w:tc>
           <w:tcPr>
-            <w:tcW w:w="600" w:type="dxa"/>
+            <w:tcW w:w="758" w:type="dxa"/>
             <w:tcMar>
               <w:top w:w="40" w:type="dxa"/>
               <w:left w:w="80" w:type="dxa"/>
@@ -5208,7 +5208,7 @@
         </w:trPr>
         <w:tc>
           <w:tcPr>
-            <w:tcW w:w="1864" w:type="dxa"/>
+            <w:tcW w:w="1832" w:type="dxa"/>
             <w:tcMar>
               <w:top w:w="40" w:type="dxa"/>
               <w:left w:w="80" w:type="dxa"/>
@@ -5233,7 +5233,7 @@
         </w:tc>
         <w:tc>
           <w:tcPr>
-            <w:tcW w:w="1790" w:type="dxa"/>
+            <w:tcW w:w="1763" w:type="dxa"/>
             <w:tcMar>
               <w:top w:w="40" w:type="dxa"/>
               <w:left w:w="80" w:type="dxa"/>
@@ -5258,7 +5258,7 @@
         </w:tc>
         <w:tc>
           <w:tcPr>
-            <w:tcW w:w="969" w:type="dxa"/>
+            <w:tcW w:w="959" w:type="dxa"/>
             <w:tcMar>
               <w:top w:w="40" w:type="dxa"/>
               <w:left w:w="80" w:type="dxa"/>
@@ -5283,7 +5283,7 @@
         </w:tc>
         <w:tc>
           <w:tcPr>
-            <w:tcW w:w="2237" w:type="dxa"/>
+            <w:tcW w:w="2182" w:type="dxa"/>
             <w:tcMar>
               <w:top w:w="40" w:type="dxa"/>
               <w:left w:w="80" w:type="dxa"/>
@@ -5308,7 +5308,7 @@
         </w:tc>
         <w:tc>
           <w:tcPr>
-            <w:tcW w:w="1566" w:type="dxa"/>
+            <w:tcW w:w="1532" w:type="dxa"/>
             <w:tcMar>
               <w:top w:w="40" w:type="dxa"/>
               <w:left w:w="80" w:type="dxa"/>
@@ -5333,7 +5333,7 @@
         </w:tc>
         <w:tc>
           <w:tcPr>
-            <w:tcW w:w="600" w:type="dxa"/>
+            <w:tcW w:w="758" w:type="dxa"/>
             <w:tcMar>
               <w:top w:w="40" w:type="dxa"/>
               <w:left w:w="80" w:type="dxa"/>
@@ -5391,7 +5391,7 @@
         </w:trPr>
         <w:tc>
           <w:tcPr>
-            <w:tcW w:w="1864" w:type="dxa"/>
+            <w:tcW w:w="1832" w:type="dxa"/>
             <w:tcMar>
               <w:top w:w="40" w:type="dxa"/>
               <w:left w:w="80" w:type="dxa"/>
@@ -5416,7 +5416,7 @@
         </w:tc>
         <w:tc>
           <w:tcPr>
-            <w:tcW w:w="1790" w:type="dxa"/>
+            <w:tcW w:w="1763" w:type="dxa"/>
             <w:tcMar>
               <w:top w:w="40" w:type="dxa"/>
               <w:left w:w="80" w:type="dxa"/>
@@ -5441,7 +5441,7 @@
         </w:tc>
         <w:tc>
           <w:tcPr>
-            <w:tcW w:w="969" w:type="dxa"/>
+            <w:tcW w:w="959" w:type="dxa"/>
             <w:tcMar>
               <w:top w:w="40" w:type="dxa"/>
               <w:left w:w="80" w:type="dxa"/>
@@ -5466,7 +5466,7 @@
         </w:tc>
         <w:tc>
           <w:tcPr>
-            <w:tcW w:w="2237" w:type="dxa"/>
+            <w:tcW w:w="2182" w:type="dxa"/>
             <w:tcMar>
               <w:top w:w="40" w:type="dxa"/>
               <w:left w:w="80" w:type="dxa"/>
@@ -5491,7 +5491,7 @@
         </w:tc>
         <w:tc>
           <w:tcPr>
-            <w:tcW w:w="1566" w:type="dxa"/>
+            <w:tcW w:w="1532" w:type="dxa"/>
             <w:tcMar>
               <w:top w:w="40" w:type="dxa"/>
               <w:left w:w="80" w:type="dxa"/>
@@ -5516,7 +5516,7 @@
         </w:tc>
         <w:tc>
           <w:tcPr>
-            <w:tcW w:w="600" w:type="dxa"/>
+            <w:tcW w:w="758" w:type="dxa"/>
             <w:tcMar>
               <w:top w:w="40" w:type="dxa"/>
               <w:left w:w="80" w:type="dxa"/>
@@ -5574,7 +5574,7 @@
         </w:trPr>
         <w:tc>
           <w:tcPr>
-            <w:tcW w:w="1864" w:type="dxa"/>
+            <w:tcW w:w="1832" w:type="dxa"/>
             <w:tcMar>
               <w:top w:w="40" w:type="dxa"/>
               <w:left w:w="80" w:type="dxa"/>
@@ -5599,7 +5599,7 @@
         </w:tc>
         <w:tc>
           <w:tcPr>
-            <w:tcW w:w="1790" w:type="dxa"/>
+            <w:tcW w:w="1763" w:type="dxa"/>
             <w:tcMar>
               <w:top w:w="40" w:type="dxa"/>
               <w:left w:w="80" w:type="dxa"/>
@@ -5624,7 +5624,7 @@
         </w:tc>
         <w:tc>
           <w:tcPr>
-            <w:tcW w:w="969" w:type="dxa"/>
+            <w:tcW w:w="959" w:type="dxa"/>
             <w:tcMar>
               <w:top w:w="40" w:type="dxa"/>
               <w:left w:w="80" w:type="dxa"/>
@@ -5649,7 +5649,7 @@
         </w:tc>
         <w:tc>
           <w:tcPr>
-            <w:tcW w:w="2237" w:type="dxa"/>
+            <w:tcW w:w="2182" w:type="dxa"/>
             <w:tcMar>
               <w:top w:w="40" w:type="dxa"/>
               <w:left w:w="80" w:type="dxa"/>
@@ -5674,7 +5674,7 @@
         </w:tc>
         <w:tc>
           <w:tcPr>
-            <w:tcW w:w="1566" w:type="dxa"/>
+            <w:tcW w:w="1532" w:type="dxa"/>
             <w:tcMar>
               <w:top w:w="40" w:type="dxa"/>
               <w:left w:w="80" w:type="dxa"/>
@@ -5699,7 +5699,7 @@
         </w:tc>
         <w:tc>
           <w:tcPr>
-            <w:tcW w:w="600" w:type="dxa"/>
+            <w:tcW w:w="758" w:type="dxa"/>
             <w:tcMar>
               <w:top w:w="40" w:type="dxa"/>
               <w:left w:w="80" w:type="dxa"/>
@@ -5757,7 +5757,7 @@
         </w:trPr>
         <w:tc>
           <w:tcPr>
-            <w:tcW w:w="1864" w:type="dxa"/>
+            <w:tcW w:w="1832" w:type="dxa"/>
             <w:tcMar>
               <w:top w:w="40" w:type="dxa"/>
               <w:left w:w="80" w:type="dxa"/>
@@ -5782,7 +5782,7 @@
         </w:tc>
         <w:tc>
           <w:tcPr>
-            <w:tcW w:w="1790" w:type="dxa"/>
+            <w:tcW w:w="1763" w:type="dxa"/>
             <w:tcMar>
               <w:top w:w="40" w:type="dxa"/>
               <w:left w:w="80" w:type="dxa"/>
@@ -5807,7 +5807,7 @@
         </w:tc>
         <w:tc>
           <w:tcPr>
-            <w:tcW w:w="969" w:type="dxa"/>
+            <w:tcW w:w="959" w:type="dxa"/>
             <w:tcMar>
               <w:top w:w="40" w:type="dxa"/>
               <w:left w:w="80" w:type="dxa"/>
@@ -5832,7 +5832,7 @@
         </w:tc>
         <w:tc>
           <w:tcPr>
-            <w:tcW w:w="2237" w:type="dxa"/>
+            <w:tcW w:w="2182" w:type="dxa"/>
             <w:tcMar>
               <w:top w:w="40" w:type="dxa"/>
               <w:left w:w="80" w:type="dxa"/>
@@ -5857,7 +5857,7 @@
         </w:tc>
         <w:tc>
           <w:tcPr>
-            <w:tcW w:w="1566" w:type="dxa"/>
+            <w:tcW w:w="1532" w:type="dxa"/>
             <w:tcMar>
               <w:top w:w="40" w:type="dxa"/>
               <w:left w:w="80" w:type="dxa"/>
@@ -5882,7 +5882,7 @@
         </w:tc>
         <w:tc>
           <w:tcPr>
-            <w:tcW w:w="600" w:type="dxa"/>
+            <w:tcW w:w="758" w:type="dxa"/>
             <w:tcMar>
               <w:top w:w="40" w:type="dxa"/>
               <w:left w:w="80" w:type="dxa"/>
@@ -5940,7 +5940,7 @@
         </w:trPr>
         <w:tc>
           <w:tcPr>
-            <w:tcW w:w="1864" w:type="dxa"/>
+            <w:tcW w:w="1832" w:type="dxa"/>
             <w:tcMar>
               <w:top w:w="40" w:type="dxa"/>
               <w:left w:w="80" w:type="dxa"/>
@@ -5965,7 +5965,7 @@
         </w:tc>
         <w:tc>
           <w:tcPr>
-            <w:tcW w:w="1790" w:type="dxa"/>
+            <w:tcW w:w="1763" w:type="dxa"/>
             <w:tcMar>
               <w:top w:w="40" w:type="dxa"/>
               <w:left w:w="80" w:type="dxa"/>
@@ -5990,7 +5990,7 @@
         </w:tc>
         <w:tc>
           <w:tcPr>
-            <w:tcW w:w="969" w:type="dxa"/>
+            <w:tcW w:w="959" w:type="dxa"/>
             <w:tcMar>
               <w:top w:w="40" w:type="dxa"/>
               <w:left w:w="80" w:type="dxa"/>
@@ -6015,7 +6015,7 @@
         </w:tc>
         <w:tc>
           <w:tcPr>
-            <w:tcW w:w="2237" w:type="dxa"/>
+            <w:tcW w:w="2182" w:type="dxa"/>
             <w:tcMar>
               <w:top w:w="40" w:type="dxa"/>
               <w:left w:w="80" w:type="dxa"/>
@@ -6040,7 +6040,7 @@
         </w:tc>
         <w:tc>
           <w:tcPr>
-            <w:tcW w:w="1566" w:type="dxa"/>
+            <w:tcW w:w="1532" w:type="dxa"/>
             <w:tcMar>
               <w:top w:w="40" w:type="dxa"/>
               <w:left w:w="80" w:type="dxa"/>
@@ -6065,7 +6065,7 @@
         </w:tc>
         <w:tc>
           <w:tcPr>
-            <w:tcW w:w="600" w:type="dxa"/>
+            <w:tcW w:w="758" w:type="dxa"/>
             <w:tcMar>
               <w:top w:w="40" w:type="dxa"/>
               <w:left w:w="80" w:type="dxa"/>
@@ -6123,7 +6123,7 @@
         </w:trPr>
         <w:tc>
           <w:tcPr>
-            <w:tcW w:w="1864" w:type="dxa"/>
+            <w:tcW w:w="1832" w:type="dxa"/>
             <w:tcMar>
               <w:top w:w="40" w:type="dxa"/>
               <w:left w:w="80" w:type="dxa"/>
@@ -6147,7 +6147,7 @@
         </w:tc>
         <w:tc>
           <w:tcPr>
-            <w:tcW w:w="1790" w:type="dxa"/>
+            <w:tcW w:w="1763" w:type="dxa"/>
             <w:tcMar>
               <w:top w:w="40" w:type="dxa"/>
               <w:left w:w="80" w:type="dxa"/>
@@ -6171,7 +6171,7 @@
         </w:tc>
         <w:tc>
           <w:tcPr>
-            <w:tcW w:w="969" w:type="dxa"/>
+            <w:tcW w:w="959" w:type="dxa"/>
             <w:tcMar>
               <w:top w:w="40" w:type="dxa"/>
               <w:left w:w="80" w:type="dxa"/>
@@ -6195,7 +6195,7 @@
         </w:tc>
         <w:tc>
           <w:tcPr>
-            <w:tcW w:w="2237" w:type="dxa"/>
+            <w:tcW w:w="2182" w:type="dxa"/>
             <w:tcMar>
               <w:top w:w="40" w:type="dxa"/>
               <w:left w:w="80" w:type="dxa"/>
@@ -6219,7 +6219,7 @@
         </w:tc>
         <w:tc>
           <w:tcPr>
-            <w:tcW w:w="1566" w:type="dxa"/>
+            <w:tcW w:w="1532" w:type="dxa"/>
             <w:tcMar>
               <w:top w:w="40" w:type="dxa"/>
               <w:left w:w="80" w:type="dxa"/>
@@ -6243,7 +6243,7 @@
         </w:tc>
         <w:tc>
           <w:tcPr>
-            <w:tcW w:w="600" w:type="dxa"/>
+            <w:tcW w:w="758" w:type="dxa"/>
             <w:tcMar>
               <w:top w:w="40" w:type="dxa"/>
               <w:left w:w="80" w:type="dxa"/>
@@ -6400,14 +6400,14 @@
         </w:tblCellMar>
       </w:tblPr>
       <w:tblGrid>
-        <w:gridCol w:w="601"/>
-        <w:gridCol w:w="1117"/>
-        <w:gridCol w:w="1289"/>
-        <w:gridCol w:w="859"/>
-        <w:gridCol w:w="859"/>
-        <w:gridCol w:w="2492"/>
-        <w:gridCol w:w="945"/>
-        <w:gridCol w:w="864"/>
+        <w:gridCol w:w="596"/>
+        <w:gridCol w:w="1192"/>
+        <w:gridCol w:w="1277"/>
+        <w:gridCol w:w="851"/>
+        <w:gridCol w:w="851"/>
+        <w:gridCol w:w="2469"/>
+        <w:gridCol w:w="936"/>
+        <w:gridCol w:w="854"/>
       </w:tblGrid>
       <w:tr>
         <w:trPr>
@@ -6416,7 +6416,7 @@
         </w:trPr>
         <w:tc>
           <w:tcPr>
-            <w:tcW w:w="601" w:type="dxa"/>
+            <w:tcW w:w="596" w:type="dxa"/>
             <w:shd w:val="clear" w:color="auto" w:fill="1F3864"/>
             <w:tcMar>
               <w:top w:w="40" w:type="dxa"/>
@@ -6447,7 +6447,7 @@
         </w:tc>
         <w:tc>
           <w:tcPr>
-            <w:tcW w:w="1117" w:type="dxa"/>
+            <w:tcW w:w="1192" w:type="dxa"/>
             <w:shd w:val="clear" w:color="auto" w:fill="1F3864"/>
             <w:tcMar>
               <w:top w:w="40" w:type="dxa"/>
@@ -6476,7 +6476,7 @@
         </w:tc>
         <w:tc>
           <w:tcPr>
-            <w:tcW w:w="1289" w:type="dxa"/>
+            <w:tcW w:w="1277" w:type="dxa"/>
             <w:shd w:val="clear" w:color="auto" w:fill="1F3864"/>
             <w:tcMar>
               <w:top w:w="40" w:type="dxa"/>
@@ -6505,7 +6505,7 @@
         </w:tc>
         <w:tc>
           <w:tcPr>
-            <w:tcW w:w="859" w:type="dxa"/>
+            <w:tcW w:w="851" w:type="dxa"/>
             <w:shd w:val="clear" w:color="auto" w:fill="1F3864"/>
             <w:tcMar>
               <w:top w:w="40" w:type="dxa"/>
@@ -6534,7 +6534,7 @@
         </w:tc>
         <w:tc>
           <w:tcPr>
-            <w:tcW w:w="859" w:type="dxa"/>
+            <w:tcW w:w="851" w:type="dxa"/>
             <w:shd w:val="clear" w:color="auto" w:fill="1F3864"/>
             <w:tcMar>
               <w:top w:w="40" w:type="dxa"/>
@@ -6563,7 +6563,7 @@
         </w:tc>
         <w:tc>
           <w:tcPr>
-            <w:tcW w:w="2492" w:type="dxa"/>
+            <w:tcW w:w="2469" w:type="dxa"/>
             <w:shd w:val="clear" w:color="auto" w:fill="1F3864"/>
             <w:tcMar>
               <w:top w:w="40" w:type="dxa"/>
@@ -6592,7 +6592,7 @@
         </w:tc>
         <w:tc>
           <w:tcPr>
-            <w:tcW w:w="945" w:type="dxa"/>
+            <w:tcW w:w="936" w:type="dxa"/>
             <w:shd w:val="clear" w:color="auto" w:fill="1F3864"/>
             <w:tcMar>
               <w:top w:w="40" w:type="dxa"/>
@@ -6621,7 +6621,7 @@
         </w:tc>
         <w:tc>
           <w:tcPr>
-            <w:tcW w:w="864" w:type="dxa"/>
+            <w:tcW w:w="854" w:type="dxa"/>
             <w:shd w:val="clear" w:color="auto" w:fill="1F3864"/>
             <w:tcMar>
               <w:top w:w="40" w:type="dxa"/>
@@ -6655,7 +6655,7 @@
         </w:trPr>
         <w:tc>
           <w:tcPr>
-            <w:tcW w:w="601" w:type="dxa"/>
+            <w:tcW w:w="596" w:type="dxa"/>
             <w:tcMar>
               <w:top w:w="40" w:type="dxa"/>
               <w:left w:w="80" w:type="dxa"/>
@@ -6680,7 +6680,7 @@
         </w:tc>
         <w:tc>
           <w:tcPr>
-            <w:tcW w:w="1117" w:type="dxa"/>
+            <w:tcW w:w="1192" w:type="dxa"/>
             <w:tcMar>
               <w:top w:w="40" w:type="dxa"/>
               <w:left w:w="80" w:type="dxa"/>
@@ -6705,7 +6705,7 @@
         </w:tc>
         <w:tc>
           <w:tcPr>
-            <w:tcW w:w="1289" w:type="dxa"/>
+            <w:tcW w:w="1277" w:type="dxa"/>
             <w:tcMar>
               <w:top w:w="40" w:type="dxa"/>
               <w:left w:w="80" w:type="dxa"/>
@@ -6730,7 +6730,7 @@
         </w:tc>
         <w:tc>
           <w:tcPr>
-            <w:tcW w:w="859" w:type="dxa"/>
+            <w:tcW w:w="851" w:type="dxa"/>
             <w:tcMar>
               <w:top w:w="40" w:type="dxa"/>
               <w:left w:w="80" w:type="dxa"/>
@@ -6755,7 +6755,7 @@
         </w:tc>
         <w:tc>
           <w:tcPr>
-            <w:tcW w:w="859" w:type="dxa"/>
+            <w:tcW w:w="851" w:type="dxa"/>
             <w:tcMar>
               <w:top w:w="40" w:type="dxa"/>
               <w:left w:w="80" w:type="dxa"/>
@@ -6780,7 +6780,7 @@
         </w:tc>
         <w:tc>
           <w:tcPr>
-            <w:tcW w:w="2492" w:type="dxa"/>
+            <w:tcW w:w="2469" w:type="dxa"/>
             <w:tcMar>
               <w:top w:w="40" w:type="dxa"/>
               <w:left w:w="80" w:type="dxa"/>
@@ -6805,7 +6805,7 @@
         </w:tc>
         <w:tc>
           <w:tcPr>
-            <w:tcW w:w="945" w:type="dxa"/>
+            <w:tcW w:w="936" w:type="dxa"/>
             <w:tcMar>
               <w:top w:w="40" w:type="dxa"/>
               <w:left w:w="80" w:type="dxa"/>
@@ -6830,7 +6830,7 @@
         </w:tc>
         <w:tc>
           <w:tcPr>
-            <w:tcW w:w="864" w:type="dxa"/>
+            <w:tcW w:w="854" w:type="dxa"/>
             <w:tcMar>
               <w:top w:w="40" w:type="dxa"/>
               <w:left w:w="80" w:type="dxa"/>
@@ -6860,7 +6860,7 @@
         </w:trPr>
         <w:tc>
           <w:tcPr>
-            <w:tcW w:w="601" w:type="dxa"/>
+            <w:tcW w:w="596" w:type="dxa"/>
             <w:tcMar>
               <w:top w:w="40" w:type="dxa"/>
               <w:left w:w="80" w:type="dxa"/>
@@ -6885,7 +6885,7 @@
         </w:tc>
         <w:tc>
           <w:tcPr>
-            <w:tcW w:w="1117" w:type="dxa"/>
+            <w:tcW w:w="1192" w:type="dxa"/>
             <w:tcMar>
               <w:top w:w="40" w:type="dxa"/>
               <w:left w:w="80" w:type="dxa"/>
@@ -6910,7 +6910,7 @@
         </w:tc>
         <w:tc>
           <w:tcPr>
-            <w:tcW w:w="1289" w:type="dxa"/>
+            <w:tcW w:w="1277" w:type="dxa"/>
             <w:tcMar>
               <w:top w:w="40" w:type="dxa"/>
               <w:left w:w="80" w:type="dxa"/>
@@ -6935,7 +6935,7 @@
         </w:tc>
         <w:tc>
           <w:tcPr>
-            <w:tcW w:w="859" w:type="dxa"/>
+            <w:tcW w:w="851" w:type="dxa"/>
             <w:tcMar>
               <w:top w:w="40" w:type="dxa"/>
               <w:left w:w="80" w:type="dxa"/>
@@ -6960,7 +6960,7 @@
         </w:tc>
         <w:tc>
           <w:tcPr>
-            <w:tcW w:w="859" w:type="dxa"/>
+            <w:tcW w:w="851" w:type="dxa"/>
             <w:tcMar>
               <w:top w:w="40" w:type="dxa"/>
               <w:left w:w="80" w:type="dxa"/>
@@ -6985,7 +6985,7 @@
         </w:tc>
         <w:tc>
           <w:tcPr>
-            <w:tcW w:w="2492" w:type="dxa"/>
+            <w:tcW w:w="2469" w:type="dxa"/>
             <w:tcMar>
               <w:top w:w="40" w:type="dxa"/>
               <w:left w:w="80" w:type="dxa"/>
@@ -7010,7 +7010,7 @@
         </w:tc>
         <w:tc>
           <w:tcPr>
-            <w:tcW w:w="945" w:type="dxa"/>
+            <w:tcW w:w="936" w:type="dxa"/>
             <w:tcMar>
               <w:top w:w="40" w:type="dxa"/>
               <w:left w:w="80" w:type="dxa"/>
@@ -7035,7 +7035,7 @@
         </w:tc>
         <w:tc>
           <w:tcPr>
-            <w:tcW w:w="864" w:type="dxa"/>
+            <w:tcW w:w="854" w:type="dxa"/>
             <w:tcMar>
               <w:top w:w="40" w:type="dxa"/>
               <w:left w:w="80" w:type="dxa"/>
@@ -7065,7 +7065,7 @@
         </w:trPr>
         <w:tc>
           <w:tcPr>
-            <w:tcW w:w="601" w:type="dxa"/>
+            <w:tcW w:w="596" w:type="dxa"/>
             <w:tcMar>
               <w:top w:w="40" w:type="dxa"/>
               <w:left w:w="80" w:type="dxa"/>
@@ -7090,7 +7090,7 @@
         </w:tc>
         <w:tc>
           <w:tcPr>
-            <w:tcW w:w="1117" w:type="dxa"/>
+            <w:tcW w:w="1192" w:type="dxa"/>
             <w:tcMar>
               <w:top w:w="40" w:type="dxa"/>
               <w:left w:w="80" w:type="dxa"/>
@@ -7115,7 +7115,7 @@
         </w:tc>
         <w:tc>
           <w:tcPr>
-            <w:tcW w:w="1289" w:type="dxa"/>
+            <w:tcW w:w="1277" w:type="dxa"/>
             <w:tcMar>
               <w:top w:w="40" w:type="dxa"/>
               <w:left w:w="80" w:type="dxa"/>
@@ -7140,7 +7140,7 @@
         </w:tc>
         <w:tc>
           <w:tcPr>
-            <w:tcW w:w="859" w:type="dxa"/>
+            <w:tcW w:w="851" w:type="dxa"/>
             <w:tcMar>
               <w:top w:w="40" w:type="dxa"/>
               <w:left w:w="80" w:type="dxa"/>
@@ -7165,7 +7165,7 @@
         </w:tc>
         <w:tc>
           <w:tcPr>
-            <w:tcW w:w="859" w:type="dxa"/>
+            <w:tcW w:w="851" w:type="dxa"/>
             <w:tcMar>
               <w:top w:w="40" w:type="dxa"/>
               <w:left w:w="80" w:type="dxa"/>
@@ -7190,7 +7190,7 @@
         </w:tc>
         <w:tc>
           <w:tcPr>
-            <w:tcW w:w="2492" w:type="dxa"/>
+            <w:tcW w:w="2469" w:type="dxa"/>
             <w:tcMar>
               <w:top w:w="40" w:type="dxa"/>
               <w:left w:w="80" w:type="dxa"/>
@@ -7215,7 +7215,7 @@
         </w:tc>
         <w:tc>
           <w:tcPr>
-            <w:tcW w:w="945" w:type="dxa"/>
+            <w:tcW w:w="936" w:type="dxa"/>
             <w:tcMar>
               <w:top w:w="40" w:type="dxa"/>
               <w:left w:w="80" w:type="dxa"/>
@@ -7240,7 +7240,7 @@
         </w:tc>
         <w:tc>
           <w:tcPr>
-            <w:tcW w:w="864" w:type="dxa"/>
+            <w:tcW w:w="854" w:type="dxa"/>
             <w:tcMar>
               <w:top w:w="40" w:type="dxa"/>
               <w:left w:w="80" w:type="dxa"/>
@@ -7270,7 +7270,7 @@
         </w:trPr>
         <w:tc>
           <w:tcPr>
-            <w:tcW w:w="601" w:type="dxa"/>
+            <w:tcW w:w="596" w:type="dxa"/>
             <w:tcMar>
               <w:top w:w="40" w:type="dxa"/>
               <w:left w:w="80" w:type="dxa"/>
@@ -7295,7 +7295,7 @@
         </w:tc>
         <w:tc>
           <w:tcPr>
-            <w:tcW w:w="1117" w:type="dxa"/>
+            <w:tcW w:w="1192" w:type="dxa"/>
             <w:tcMar>
               <w:top w:w="40" w:type="dxa"/>
               <w:left w:w="80" w:type="dxa"/>
@@ -7320,7 +7320,7 @@
         </w:tc>
         <w:tc>
           <w:tcPr>
-            <w:tcW w:w="1289" w:type="dxa"/>
+            <w:tcW w:w="1277" w:type="dxa"/>
             <w:tcMar>
               <w:top w:w="40" w:type="dxa"/>
               <w:left w:w="80" w:type="dxa"/>
@@ -7345,7 +7345,7 @@
         </w:tc>
         <w:tc>
           <w:tcPr>
-            <w:tcW w:w="859" w:type="dxa"/>
+            <w:tcW w:w="851" w:type="dxa"/>
             <w:tcMar>
               <w:top w:w="40" w:type="dxa"/>
               <w:left w:w="80" w:type="dxa"/>
@@ -7370,7 +7370,7 @@
         </w:tc>
         <w:tc>
           <w:tcPr>
-            <w:tcW w:w="859" w:type="dxa"/>
+            <w:tcW w:w="851" w:type="dxa"/>
             <w:tcMar>
               <w:top w:w="40" w:type="dxa"/>
               <w:left w:w="80" w:type="dxa"/>
@@ -7395,7 +7395,7 @@
         </w:tc>
         <w:tc>
           <w:tcPr>
-            <w:tcW w:w="2492" w:type="dxa"/>
+            <w:tcW w:w="2469" w:type="dxa"/>
             <w:tcMar>
               <w:top w:w="40" w:type="dxa"/>
               <w:left w:w="80" w:type="dxa"/>
@@ -7420,7 +7420,7 @@
         </w:tc>
         <w:tc>
           <w:tcPr>
-            <w:tcW w:w="945" w:type="dxa"/>
+            <w:tcW w:w="936" w:type="dxa"/>
             <w:tcMar>
               <w:top w:w="40" w:type="dxa"/>
               <w:left w:w="80" w:type="dxa"/>
@@ -7445,7 +7445,7 @@
         </w:tc>
         <w:tc>
           <w:tcPr>
-            <w:tcW w:w="864" w:type="dxa"/>
+            <w:tcW w:w="854" w:type="dxa"/>
             <w:tcMar>
               <w:top w:w="40" w:type="dxa"/>
               <w:left w:w="80" w:type="dxa"/>
@@ -7475,7 +7475,7 @@
         </w:trPr>
         <w:tc>
           <w:tcPr>
-            <w:tcW w:w="601" w:type="dxa"/>
+            <w:tcW w:w="596" w:type="dxa"/>
             <w:tcMar>
               <w:top w:w="40" w:type="dxa"/>
               <w:left w:w="80" w:type="dxa"/>
@@ -7499,7 +7499,7 @@
         </w:tc>
         <w:tc>
           <w:tcPr>
-            <w:tcW w:w="1117" w:type="dxa"/>
+            <w:tcW w:w="1192" w:type="dxa"/>
             <w:tcMar>
               <w:top w:w="40" w:type="dxa"/>
               <w:left w:w="80" w:type="dxa"/>
@@ -7523,7 +7523,7 @@
         </w:tc>
         <w:tc>
           <w:tcPr>
-            <w:tcW w:w="1289" w:type="dxa"/>
+            <w:tcW w:w="1277" w:type="dxa"/>
             <w:tcMar>
               <w:top w:w="40" w:type="dxa"/>
               <w:left w:w="80" w:type="dxa"/>
@@ -7547,7 +7547,7 @@
         </w:tc>
         <w:tc>
           <w:tcPr>
-            <w:tcW w:w="859" w:type="dxa"/>
+            <w:tcW w:w="851" w:type="dxa"/>
             <w:tcMar>
               <w:top w:w="40" w:type="dxa"/>
               <w:left w:w="80" w:type="dxa"/>
@@ -7571,7 +7571,7 @@
         </w:tc>
         <w:tc>
           <w:tcPr>
-            <w:tcW w:w="859" w:type="dxa"/>
+            <w:tcW w:w="851" w:type="dxa"/>
             <w:tcMar>
               <w:top w:w="40" w:type="dxa"/>
               <w:left w:w="80" w:type="dxa"/>
@@ -7595,7 +7595,7 @@
         </w:tc>
         <w:tc>
           <w:tcPr>
-            <w:tcW w:w="2492" w:type="dxa"/>
+            <w:tcW w:w="2469" w:type="dxa"/>
             <w:tcMar>
               <w:top w:w="40" w:type="dxa"/>
               <w:left w:w="80" w:type="dxa"/>
@@ -7619,7 +7619,7 @@
         </w:tc>
         <w:tc>
           <w:tcPr>
-            <w:tcW w:w="945" w:type="dxa"/>
+            <w:tcW w:w="936" w:type="dxa"/>
             <w:tcMar>
               <w:top w:w="40" w:type="dxa"/>
               <w:left w:w="80" w:type="dxa"/>
@@ -7643,7 +7643,7 @@
         </w:tc>
         <w:tc>
           <w:tcPr>
-            <w:tcW w:w="864" w:type="dxa"/>
+            <w:tcW w:w="854" w:type="dxa"/>
             <w:tcMar>
               <w:top w:w="40" w:type="dxa"/>
               <w:left w:w="80" w:type="dxa"/>
@@ -7770,7 +7770,7 @@
           <w:sz w:val="22"/>
           <w:szCs w:val="22"/>
         </w:rPr>
-        <w:t xml:space="preserve">The original submission proposed a rule that sets the proximal coefficient from the disagreement between client updates. After round </w:t>
+        <w:t xml:space="preserve">A rule was also tested that sets the proximal coefficient from the disagreement between client updates. After round </w:t>
       </w:r>
       <m:oMath>
         <m:r>
@@ -8642,7 +8642,106 @@
             <w:sz w:val="19"/>
             <w:szCs w:val="19"/>
           </w:rPr>
-          <m:t>H</m:t>
+          <m:t>H=</m:t>
+        </m:r>
+        <m:sSub>
+          <m:e>
+            <m:r>
+              <w:rPr>
+                <w:rFonts w:ascii="Cambria Math" w:hAnsi="Cambria Math"/>
+                <w:sz w:val="19"/>
+                <w:szCs w:val="19"/>
+              </w:rPr>
+              <m:t>H</m:t>
+            </m:r>
+          </m:e>
+          <m:sub>
+            <m:r>
+              <m:rPr>
+                <m:sty m:val="p"/>
+              </m:rPr>
+              <w:rPr>
+                <w:rFonts w:ascii="Cambria Math" w:hAnsi="Cambria Math"/>
+                <w:sz w:val="19"/>
+                <w:szCs w:val="19"/>
+              </w:rPr>
+              <m:t>JS</m:t>
+            </m:r>
+          </m:sub>
+        </m:sSub>
+        <m:r>
+          <w:rPr>
+            <w:rFonts w:ascii="Cambria Math" w:hAnsi="Cambria Math"/>
+            <w:sz w:val="19"/>
+            <w:szCs w:val="19"/>
+          </w:rPr>
+          <m:t>+</m:t>
+        </m:r>
+        <m:sSub>
+          <m:e>
+            <m:r>
+              <w:rPr>
+                <w:rFonts w:ascii="Cambria Math" w:hAnsi="Cambria Math"/>
+                <w:sz w:val="19"/>
+                <w:szCs w:val="19"/>
+              </w:rPr>
+              <m:t>H</m:t>
+            </m:r>
+          </m:e>
+          <m:sub>
+            <m:r>
+              <m:rPr>
+                <m:sty m:val="p"/>
+              </m:rPr>
+              <w:rPr>
+                <w:rFonts w:ascii="Cambria Math" w:hAnsi="Cambria Math"/>
+                <w:sz w:val="19"/>
+                <w:szCs w:val="19"/>
+              </w:rPr>
+              <m:t>CV</m:t>
+            </m:r>
+          </m:sub>
+        </m:sSub>
+        <m:r>
+          <w:rPr>
+            <w:rFonts w:ascii="Cambria Math" w:hAnsi="Cambria Math"/>
+            <w:sz w:val="19"/>
+            <w:szCs w:val="19"/>
+          </w:rPr>
+          <m:t>/(1+</m:t>
+        </m:r>
+        <m:sSub>
+          <m:e>
+            <m:r>
+              <w:rPr>
+                <w:rFonts w:ascii="Cambria Math" w:hAnsi="Cambria Math"/>
+                <w:sz w:val="19"/>
+                <w:szCs w:val="19"/>
+              </w:rPr>
+              <m:t>H</m:t>
+            </m:r>
+          </m:e>
+          <m:sub>
+            <m:r>
+              <m:rPr>
+                <m:sty m:val="p"/>
+              </m:rPr>
+              <w:rPr>
+                <w:rFonts w:ascii="Cambria Math" w:hAnsi="Cambria Math"/>
+                <w:sz w:val="19"/>
+                <w:szCs w:val="19"/>
+              </w:rPr>
+              <m:t>CV</m:t>
+            </m:r>
+          </m:sub>
+        </m:sSub>
+        <m:r>
+          <w:rPr>
+            <w:rFonts w:ascii="Cambria Math" w:hAnsi="Cambria Math"/>
+            <w:sz w:val="19"/>
+            <w:szCs w:val="19"/>
+          </w:rPr>
+          <m:t>)</m:t>
         </m:r>
       </m:oMath>
       <w:r>
@@ -8650,7 +8749,7 @@
           <w:sz w:val="19"/>
           <w:szCs w:val="19"/>
         </w:rPr>
-        <w:t xml:space="preserve">: composite index of the original submission; </w:t>
+        <w:t xml:space="preserve">, a composite shown for reference; </w:t>
       </w:r>
       <m:oMath>
         <m:bar>
@@ -8699,13 +8798,13 @@
         </w:tblCellMar>
       </w:tblPr>
       <w:tblGrid>
-        <w:gridCol w:w="1210"/>
-        <w:gridCol w:w="1320"/>
-        <w:gridCol w:w="770"/>
-        <w:gridCol w:w="880"/>
-        <w:gridCol w:w="770"/>
-        <w:gridCol w:w="1761"/>
-        <w:gridCol w:w="2315"/>
+        <w:gridCol w:w="1244"/>
+        <w:gridCol w:w="1348"/>
+        <w:gridCol w:w="829"/>
+        <w:gridCol w:w="933"/>
+        <w:gridCol w:w="829"/>
+        <w:gridCol w:w="1659"/>
+        <w:gridCol w:w="2184"/>
       </w:tblGrid>
       <w:tr>
         <w:trPr>
@@ -8714,7 +8813,7 @@
         </w:trPr>
         <w:tc>
           <w:tcPr>
-            <w:tcW w:w="1210" w:type="dxa"/>
+            <w:tcW w:w="1244" w:type="dxa"/>
             <w:shd w:val="clear" w:color="auto" w:fill="1F3864"/>
             <w:tcMar>
               <w:top w:w="40" w:type="dxa"/>
@@ -8743,7 +8842,7 @@
         </w:tc>
         <w:tc>
           <w:tcPr>
-            <w:tcW w:w="1320" w:type="dxa"/>
+            <w:tcW w:w="1348" w:type="dxa"/>
             <w:shd w:val="clear" w:color="auto" w:fill="1F3864"/>
             <w:tcMar>
               <w:top w:w="40" w:type="dxa"/>
@@ -8772,7 +8871,7 @@
         </w:tc>
         <w:tc>
           <w:tcPr>
-            <w:tcW w:w="770" w:type="dxa"/>
+            <w:tcW w:w="829" w:type="dxa"/>
             <w:shd w:val="clear" w:color="auto" w:fill="1F3864"/>
             <w:tcMar>
               <w:top w:w="40" w:type="dxa"/>
@@ -8803,7 +8902,7 @@
         </w:tc>
         <w:tc>
           <w:tcPr>
-            <w:tcW w:w="880" w:type="dxa"/>
+            <w:tcW w:w="933" w:type="dxa"/>
             <w:shd w:val="clear" w:color="auto" w:fill="1F3864"/>
             <w:tcMar>
               <w:top w:w="40" w:type="dxa"/>
@@ -8845,7 +8944,7 @@
         </w:tc>
         <w:tc>
           <w:tcPr>
-            <w:tcW w:w="770" w:type="dxa"/>
+            <w:tcW w:w="829" w:type="dxa"/>
             <w:shd w:val="clear" w:color="auto" w:fill="1F3864"/>
             <w:tcMar>
               <w:top w:w="40" w:type="dxa"/>
@@ -8886,7 +8985,7 @@
         </w:tc>
         <w:tc>
           <w:tcPr>
-            <w:tcW w:w="1761" w:type="dxa"/>
+            <w:tcW w:w="1659" w:type="dxa"/>
             <w:shd w:val="clear" w:color="auto" w:fill="1F3864"/>
             <w:tcMar>
               <w:top w:w="40" w:type="dxa"/>
@@ -8915,7 +9014,7 @@
         </w:tc>
         <w:tc>
           <w:tcPr>
-            <w:tcW w:w="2315" w:type="dxa"/>
+            <w:tcW w:w="2184" w:type="dxa"/>
             <w:shd w:val="clear" w:color="auto" w:fill="1F3864"/>
             <w:tcMar>
               <w:top w:w="40" w:type="dxa"/>
@@ -8949,7 +9048,7 @@
         </w:trPr>
         <w:tc>
           <w:tcPr>
-            <w:tcW w:w="1210" w:type="dxa"/>
+            <w:tcW w:w="1244" w:type="dxa"/>
             <w:tcMar>
               <w:top w:w="40" w:type="dxa"/>
               <w:left w:w="80" w:type="dxa"/>
@@ -8983,7 +9082,7 @@
         </w:tc>
         <w:tc>
           <w:tcPr>
-            <w:tcW w:w="1320" w:type="dxa"/>
+            <w:tcW w:w="1348" w:type="dxa"/>
             <w:tcMar>
               <w:top w:w="40" w:type="dxa"/>
               <w:left w:w="80" w:type="dxa"/>
@@ -9008,7 +9107,7 @@
         </w:tc>
         <w:tc>
           <w:tcPr>
-            <w:tcW w:w="770" w:type="dxa"/>
+            <w:tcW w:w="829" w:type="dxa"/>
             <w:tcMar>
               <w:top w:w="40" w:type="dxa"/>
               <w:left w:w="80" w:type="dxa"/>
@@ -9033,7 +9132,7 @@
         </w:tc>
         <w:tc>
           <w:tcPr>
-            <w:tcW w:w="880" w:type="dxa"/>
+            <w:tcW w:w="933" w:type="dxa"/>
             <w:tcMar>
               <w:top w:w="40" w:type="dxa"/>
               <w:left w:w="80" w:type="dxa"/>
@@ -9058,7 +9157,7 @@
         </w:tc>
         <w:tc>
           <w:tcPr>
-            <w:tcW w:w="770" w:type="dxa"/>
+            <w:tcW w:w="829" w:type="dxa"/>
             <w:tcMar>
               <w:top w:w="40" w:type="dxa"/>
               <w:left w:w="80" w:type="dxa"/>
@@ -9083,7 +9182,7 @@
         </w:tc>
         <w:tc>
           <w:tcPr>
-            <w:tcW w:w="1761" w:type="dxa"/>
+            <w:tcW w:w="1659" w:type="dxa"/>
             <w:tcMar>
               <w:top w:w="40" w:type="dxa"/>
               <w:left w:w="80" w:type="dxa"/>
@@ -9122,7 +9221,7 @@
         </w:tc>
         <w:tc>
           <w:tcPr>
-            <w:tcW w:w="2315" w:type="dxa"/>
+            <w:tcW w:w="2184" w:type="dxa"/>
             <w:tcMar>
               <w:top w:w="40" w:type="dxa"/>
               <w:left w:w="80" w:type="dxa"/>
@@ -9152,7 +9251,7 @@
         </w:trPr>
         <w:tc>
           <w:tcPr>
-            <w:tcW w:w="1210" w:type="dxa"/>
+            <w:tcW w:w="1244" w:type="dxa"/>
             <w:tcMar>
               <w:top w:w="40" w:type="dxa"/>
               <w:left w:w="80" w:type="dxa"/>
@@ -9186,7 +9285,7 @@
         </w:tc>
         <w:tc>
           <w:tcPr>
-            <w:tcW w:w="1320" w:type="dxa"/>
+            <w:tcW w:w="1348" w:type="dxa"/>
             <w:tcMar>
               <w:top w:w="40" w:type="dxa"/>
               <w:left w:w="80" w:type="dxa"/>
@@ -9211,7 +9310,7 @@
         </w:tc>
         <w:tc>
           <w:tcPr>
-            <w:tcW w:w="770" w:type="dxa"/>
+            <w:tcW w:w="829" w:type="dxa"/>
             <w:tcMar>
               <w:top w:w="40" w:type="dxa"/>
               <w:left w:w="80" w:type="dxa"/>
@@ -9236,7 +9335,7 @@
         </w:tc>
         <w:tc>
           <w:tcPr>
-            <w:tcW w:w="880" w:type="dxa"/>
+            <w:tcW w:w="933" w:type="dxa"/>
             <w:tcMar>
               <w:top w:w="40" w:type="dxa"/>
               <w:left w:w="80" w:type="dxa"/>
@@ -9261,7 +9360,7 @@
         </w:tc>
         <w:tc>
           <w:tcPr>
-            <w:tcW w:w="770" w:type="dxa"/>
+            <w:tcW w:w="829" w:type="dxa"/>
             <w:tcMar>
               <w:top w:w="40" w:type="dxa"/>
               <w:left w:w="80" w:type="dxa"/>
@@ -9286,7 +9385,7 @@
         </w:tc>
         <w:tc>
           <w:tcPr>
-            <w:tcW w:w="1761" w:type="dxa"/>
+            <w:tcW w:w="1659" w:type="dxa"/>
             <w:tcMar>
               <w:top w:w="40" w:type="dxa"/>
               <w:left w:w="80" w:type="dxa"/>
@@ -9325,7 +9424,7 @@
         </w:tc>
         <w:tc>
           <w:tcPr>
-            <w:tcW w:w="2315" w:type="dxa"/>
+            <w:tcW w:w="2184" w:type="dxa"/>
             <w:tcMar>
               <w:top w:w="40" w:type="dxa"/>
               <w:left w:w="80" w:type="dxa"/>
@@ -9355,7 +9454,7 @@
         </w:trPr>
         <w:tc>
           <w:tcPr>
-            <w:tcW w:w="1210" w:type="dxa"/>
+            <w:tcW w:w="1244" w:type="dxa"/>
             <w:tcMar>
               <w:top w:w="40" w:type="dxa"/>
               <w:left w:w="80" w:type="dxa"/>
@@ -9389,7 +9488,7 @@
         </w:tc>
         <w:tc>
           <w:tcPr>
-            <w:tcW w:w="1320" w:type="dxa"/>
+            <w:tcW w:w="1348" w:type="dxa"/>
             <w:tcMar>
               <w:top w:w="40" w:type="dxa"/>
               <w:left w:w="80" w:type="dxa"/>
@@ -9414,7 +9513,7 @@
         </w:tc>
         <w:tc>
           <w:tcPr>
-            <w:tcW w:w="770" w:type="dxa"/>
+            <w:tcW w:w="829" w:type="dxa"/>
             <w:tcMar>
               <w:top w:w="40" w:type="dxa"/>
               <w:left w:w="80" w:type="dxa"/>
@@ -9439,7 +9538,7 @@
         </w:tc>
         <w:tc>
           <w:tcPr>
-            <w:tcW w:w="880" w:type="dxa"/>
+            <w:tcW w:w="933" w:type="dxa"/>
             <w:tcMar>
               <w:top w:w="40" w:type="dxa"/>
               <w:left w:w="80" w:type="dxa"/>
@@ -9464,7 +9563,7 @@
         </w:tc>
         <w:tc>
           <w:tcPr>
-            <w:tcW w:w="770" w:type="dxa"/>
+            <w:tcW w:w="829" w:type="dxa"/>
             <w:tcMar>
               <w:top w:w="40" w:type="dxa"/>
               <w:left w:w="80" w:type="dxa"/>
@@ -9489,7 +9588,7 @@
         </w:tc>
         <w:tc>
           <w:tcPr>
-            <w:tcW w:w="1761" w:type="dxa"/>
+            <w:tcW w:w="1659" w:type="dxa"/>
             <w:tcMar>
               <w:top w:w="40" w:type="dxa"/>
               <w:left w:w="80" w:type="dxa"/>
@@ -9528,7 +9627,7 @@
         </w:tc>
         <w:tc>
           <w:tcPr>
-            <w:tcW w:w="2315" w:type="dxa"/>
+            <w:tcW w:w="2184" w:type="dxa"/>
             <w:tcMar>
               <w:top w:w="40" w:type="dxa"/>
               <w:left w:w="80" w:type="dxa"/>
@@ -9558,7 +9657,7 @@
         </w:trPr>
         <w:tc>
           <w:tcPr>
-            <w:tcW w:w="1210" w:type="dxa"/>
+            <w:tcW w:w="1244" w:type="dxa"/>
             <w:tcMar>
               <w:top w:w="40" w:type="dxa"/>
               <w:left w:w="80" w:type="dxa"/>
@@ -9592,7 +9691,7 @@
         </w:tc>
         <w:tc>
           <w:tcPr>
-            <w:tcW w:w="1320" w:type="dxa"/>
+            <w:tcW w:w="1348" w:type="dxa"/>
             <w:tcMar>
               <w:top w:w="40" w:type="dxa"/>
               <w:left w:w="80" w:type="dxa"/>
@@ -9617,7 +9716,7 @@
         </w:tc>
         <w:tc>
           <w:tcPr>
-            <w:tcW w:w="770" w:type="dxa"/>
+            <w:tcW w:w="829" w:type="dxa"/>
             <w:tcMar>
               <w:top w:w="40" w:type="dxa"/>
               <w:left w:w="80" w:type="dxa"/>
@@ -9642,7 +9741,7 @@
         </w:tc>
         <w:tc>
           <w:tcPr>
-            <w:tcW w:w="880" w:type="dxa"/>
+            <w:tcW w:w="933" w:type="dxa"/>
             <w:tcMar>
               <w:top w:w="40" w:type="dxa"/>
               <w:left w:w="80" w:type="dxa"/>
@@ -9667,7 +9766,7 @@
         </w:tc>
         <w:tc>
           <w:tcPr>
-            <w:tcW w:w="770" w:type="dxa"/>
+            <w:tcW w:w="829" w:type="dxa"/>
             <w:tcMar>
               <w:top w:w="40" w:type="dxa"/>
               <w:left w:w="80" w:type="dxa"/>
@@ -9692,7 +9791,7 @@
         </w:tc>
         <w:tc>
           <w:tcPr>
-            <w:tcW w:w="1761" w:type="dxa"/>
+            <w:tcW w:w="1659" w:type="dxa"/>
             <w:tcMar>
               <w:top w:w="40" w:type="dxa"/>
               <w:left w:w="80" w:type="dxa"/>
@@ -9731,7 +9830,7 @@
         </w:tc>
         <w:tc>
           <w:tcPr>
-            <w:tcW w:w="2315" w:type="dxa"/>
+            <w:tcW w:w="2184" w:type="dxa"/>
             <w:tcMar>
               <w:top w:w="40" w:type="dxa"/>
               <w:left w:w="80" w:type="dxa"/>
@@ -9761,7 +9860,7 @@
         </w:trPr>
         <w:tc>
           <w:tcPr>
-            <w:tcW w:w="1210" w:type="dxa"/>
+            <w:tcW w:w="1244" w:type="dxa"/>
             <w:tcMar>
               <w:top w:w="40" w:type="dxa"/>
               <w:left w:w="80" w:type="dxa"/>
@@ -9795,7 +9894,7 @@
         </w:tc>
         <w:tc>
           <w:tcPr>
-            <w:tcW w:w="1320" w:type="dxa"/>
+            <w:tcW w:w="1348" w:type="dxa"/>
             <w:tcMar>
               <w:top w:w="40" w:type="dxa"/>
               <w:left w:w="80" w:type="dxa"/>
@@ -9820,7 +9919,7 @@
         </w:tc>
         <w:tc>
           <w:tcPr>
-            <w:tcW w:w="770" w:type="dxa"/>
+            <w:tcW w:w="829" w:type="dxa"/>
             <w:tcMar>
               <w:top w:w="40" w:type="dxa"/>
               <w:left w:w="80" w:type="dxa"/>
@@ -9845,7 +9944,7 @@
         </w:tc>
         <w:tc>
           <w:tcPr>
-            <w:tcW w:w="880" w:type="dxa"/>
+            <w:tcW w:w="933" w:type="dxa"/>
             <w:tcMar>
               <w:top w:w="40" w:type="dxa"/>
               <w:left w:w="80" w:type="dxa"/>
@@ -9870,7 +9969,7 @@
         </w:tc>
         <w:tc>
           <w:tcPr>
-            <w:tcW w:w="770" w:type="dxa"/>
+            <w:tcW w:w="829" w:type="dxa"/>
             <w:tcMar>
               <w:top w:w="40" w:type="dxa"/>
               <w:left w:w="80" w:type="dxa"/>
@@ -9895,7 +9994,7 @@
         </w:tc>
         <w:tc>
           <w:tcPr>
-            <w:tcW w:w="1761" w:type="dxa"/>
+            <w:tcW w:w="1659" w:type="dxa"/>
             <w:tcMar>
               <w:top w:w="40" w:type="dxa"/>
               <w:left w:w="80" w:type="dxa"/>
@@ -9934,7 +10033,7 @@
         </w:tc>
         <w:tc>
           <w:tcPr>
-            <w:tcW w:w="2315" w:type="dxa"/>
+            <w:tcW w:w="2184" w:type="dxa"/>
             <w:tcMar>
               <w:top w:w="40" w:type="dxa"/>
               <w:left w:w="80" w:type="dxa"/>
@@ -9964,7 +10063,7 @@
         </w:trPr>
         <w:tc>
           <w:tcPr>
-            <w:tcW w:w="1210" w:type="dxa"/>
+            <w:tcW w:w="1244" w:type="dxa"/>
             <w:tcMar>
               <w:top w:w="40" w:type="dxa"/>
               <w:left w:w="80" w:type="dxa"/>
@@ -9998,7 +10097,7 @@
         </w:tc>
         <w:tc>
           <w:tcPr>
-            <w:tcW w:w="1320" w:type="dxa"/>
+            <w:tcW w:w="1348" w:type="dxa"/>
             <w:tcMar>
               <w:top w:w="40" w:type="dxa"/>
               <w:left w:w="80" w:type="dxa"/>
@@ -10023,7 +10122,7 @@
         </w:tc>
         <w:tc>
           <w:tcPr>
-            <w:tcW w:w="770" w:type="dxa"/>
+            <w:tcW w:w="829" w:type="dxa"/>
             <w:tcMar>
               <w:top w:w="40" w:type="dxa"/>
               <w:left w:w="80" w:type="dxa"/>
@@ -10048,7 +10147,7 @@
         </w:tc>
         <w:tc>
           <w:tcPr>
-            <w:tcW w:w="880" w:type="dxa"/>
+            <w:tcW w:w="933" w:type="dxa"/>
             <w:tcMar>
               <w:top w:w="40" w:type="dxa"/>
               <w:left w:w="80" w:type="dxa"/>
@@ -10073,7 +10172,7 @@
         </w:tc>
         <w:tc>
           <w:tcPr>
-            <w:tcW w:w="770" w:type="dxa"/>
+            <w:tcW w:w="829" w:type="dxa"/>
             <w:tcMar>
               <w:top w:w="40" w:type="dxa"/>
               <w:left w:w="80" w:type="dxa"/>
@@ -10098,7 +10197,7 @@
         </w:tc>
         <w:tc>
           <w:tcPr>
-            <w:tcW w:w="1761" w:type="dxa"/>
+            <w:tcW w:w="1659" w:type="dxa"/>
             <w:tcMar>
               <w:top w:w="40" w:type="dxa"/>
               <w:left w:w="80" w:type="dxa"/>
@@ -10137,7 +10236,7 @@
         </w:tc>
         <w:tc>
           <w:tcPr>
-            <w:tcW w:w="2315" w:type="dxa"/>
+            <w:tcW w:w="2184" w:type="dxa"/>
             <w:tcMar>
               <w:top w:w="40" w:type="dxa"/>
               <w:left w:w="80" w:type="dxa"/>
@@ -10167,7 +10266,7 @@
         </w:trPr>
         <w:tc>
           <w:tcPr>
-            <w:tcW w:w="1210" w:type="dxa"/>
+            <w:tcW w:w="1244" w:type="dxa"/>
             <w:tcMar>
               <w:top w:w="40" w:type="dxa"/>
               <w:left w:w="80" w:type="dxa"/>
@@ -10192,7 +10291,7 @@
         </w:tc>
         <w:tc>
           <w:tcPr>
-            <w:tcW w:w="1320" w:type="dxa"/>
+            <w:tcW w:w="1348" w:type="dxa"/>
             <w:tcMar>
               <w:top w:w="40" w:type="dxa"/>
               <w:left w:w="80" w:type="dxa"/>
@@ -10217,7 +10316,7 @@
         </w:tc>
         <w:tc>
           <w:tcPr>
-            <w:tcW w:w="770" w:type="dxa"/>
+            <w:tcW w:w="829" w:type="dxa"/>
             <w:tcMar>
               <w:top w:w="40" w:type="dxa"/>
               <w:left w:w="80" w:type="dxa"/>
@@ -10242,7 +10341,7 @@
         </w:tc>
         <w:tc>
           <w:tcPr>
-            <w:tcW w:w="880" w:type="dxa"/>
+            <w:tcW w:w="933" w:type="dxa"/>
             <w:tcMar>
               <w:top w:w="40" w:type="dxa"/>
               <w:left w:w="80" w:type="dxa"/>
@@ -10267,7 +10366,7 @@
         </w:tc>
         <w:tc>
           <w:tcPr>
-            <w:tcW w:w="770" w:type="dxa"/>
+            <w:tcW w:w="829" w:type="dxa"/>
             <w:tcMar>
               <w:top w:w="40" w:type="dxa"/>
               <w:left w:w="80" w:type="dxa"/>
@@ -10292,7 +10391,7 @@
         </w:tc>
         <w:tc>
           <w:tcPr>
-            <w:tcW w:w="1761" w:type="dxa"/>
+            <w:tcW w:w="1659" w:type="dxa"/>
             <w:tcMar>
               <w:top w:w="40" w:type="dxa"/>
               <w:left w:w="80" w:type="dxa"/>
@@ -10331,7 +10430,7 @@
         </w:tc>
         <w:tc>
           <w:tcPr>
-            <w:tcW w:w="2315" w:type="dxa"/>
+            <w:tcW w:w="2184" w:type="dxa"/>
             <w:tcMar>
               <w:top w:w="40" w:type="dxa"/>
               <w:left w:w="80" w:type="dxa"/>
@@ -10361,7 +10460,7 @@
         </w:trPr>
         <w:tc>
           <w:tcPr>
-            <w:tcW w:w="1210" w:type="dxa"/>
+            <w:tcW w:w="1244" w:type="dxa"/>
             <w:tcMar>
               <w:top w:w="40" w:type="dxa"/>
               <w:left w:w="80" w:type="dxa"/>
@@ -10386,7 +10485,7 @@
         </w:tc>
         <w:tc>
           <w:tcPr>
-            <w:tcW w:w="1320" w:type="dxa"/>
+            <w:tcW w:w="1348" w:type="dxa"/>
             <w:tcMar>
               <w:top w:w="40" w:type="dxa"/>
               <w:left w:w="80" w:type="dxa"/>
@@ -10411,7 +10510,7 @@
         </w:tc>
         <w:tc>
           <w:tcPr>
-            <w:tcW w:w="770" w:type="dxa"/>
+            <w:tcW w:w="829" w:type="dxa"/>
             <w:tcMar>
               <w:top w:w="40" w:type="dxa"/>
               <w:left w:w="80" w:type="dxa"/>
@@ -10436,7 +10535,7 @@
         </w:tc>
         <w:tc>
           <w:tcPr>
-            <w:tcW w:w="880" w:type="dxa"/>
+            <w:tcW w:w="933" w:type="dxa"/>
             <w:tcMar>
               <w:top w:w="40" w:type="dxa"/>
               <w:left w:w="80" w:type="dxa"/>
@@ -10461,7 +10560,7 @@
         </w:tc>
         <w:tc>
           <w:tcPr>
-            <w:tcW w:w="770" w:type="dxa"/>
+            <w:tcW w:w="829" w:type="dxa"/>
             <w:tcMar>
               <w:top w:w="40" w:type="dxa"/>
               <w:left w:w="80" w:type="dxa"/>
@@ -10486,7 +10585,7 @@
         </w:tc>
         <w:tc>
           <w:tcPr>
-            <w:tcW w:w="1761" w:type="dxa"/>
+            <w:tcW w:w="1659" w:type="dxa"/>
             <w:tcMar>
               <w:top w:w="40" w:type="dxa"/>
               <w:left w:w="80" w:type="dxa"/>
@@ -10525,7 +10624,7 @@
         </w:tc>
         <w:tc>
           <w:tcPr>
-            <w:tcW w:w="2315" w:type="dxa"/>
+            <w:tcW w:w="2184" w:type="dxa"/>
             <w:tcMar>
               <w:top w:w="40" w:type="dxa"/>
               <w:left w:w="80" w:type="dxa"/>
@@ -10555,7 +10654,7 @@
         </w:trPr>
         <w:tc>
           <w:tcPr>
-            <w:tcW w:w="1210" w:type="dxa"/>
+            <w:tcW w:w="1244" w:type="dxa"/>
             <w:tcMar>
               <w:top w:w="40" w:type="dxa"/>
               <w:left w:w="80" w:type="dxa"/>
@@ -10580,7 +10679,7 @@
         </w:tc>
         <w:tc>
           <w:tcPr>
-            <w:tcW w:w="1320" w:type="dxa"/>
+            <w:tcW w:w="1348" w:type="dxa"/>
             <w:tcMar>
               <w:top w:w="40" w:type="dxa"/>
               <w:left w:w="80" w:type="dxa"/>
@@ -10605,7 +10704,7 @@
         </w:tc>
         <w:tc>
           <w:tcPr>
-            <w:tcW w:w="770" w:type="dxa"/>
+            <w:tcW w:w="829" w:type="dxa"/>
             <w:tcMar>
               <w:top w:w="40" w:type="dxa"/>
               <w:left w:w="80" w:type="dxa"/>
@@ -10630,7 +10729,7 @@
         </w:tc>
         <w:tc>
           <w:tcPr>
-            <w:tcW w:w="880" w:type="dxa"/>
+            <w:tcW w:w="933" w:type="dxa"/>
             <w:tcMar>
               <w:top w:w="40" w:type="dxa"/>
               <w:left w:w="80" w:type="dxa"/>
@@ -10655,7 +10754,7 @@
         </w:tc>
         <w:tc>
           <w:tcPr>
-            <w:tcW w:w="770" w:type="dxa"/>
+            <w:tcW w:w="829" w:type="dxa"/>
             <w:tcMar>
               <w:top w:w="40" w:type="dxa"/>
               <w:left w:w="80" w:type="dxa"/>
@@ -10680,7 +10779,7 @@
         </w:tc>
         <w:tc>
           <w:tcPr>
-            <w:tcW w:w="1761" w:type="dxa"/>
+            <w:tcW w:w="1659" w:type="dxa"/>
             <w:tcMar>
               <w:top w:w="40" w:type="dxa"/>
               <w:left w:w="80" w:type="dxa"/>
@@ -10719,7 +10818,7 @@
         </w:tc>
         <w:tc>
           <w:tcPr>
-            <w:tcW w:w="2315" w:type="dxa"/>
+            <w:tcW w:w="2184" w:type="dxa"/>
             <w:tcMar>
               <w:top w:w="40" w:type="dxa"/>
               <w:left w:w="80" w:type="dxa"/>
@@ -10749,7 +10848,7 @@
         </w:trPr>
         <w:tc>
           <w:tcPr>
-            <w:tcW w:w="1210" w:type="dxa"/>
+            <w:tcW w:w="1244" w:type="dxa"/>
             <w:tcMar>
               <w:top w:w="40" w:type="dxa"/>
               <w:left w:w="80" w:type="dxa"/>
@@ -10783,7 +10882,7 @@
         </w:tc>
         <w:tc>
           <w:tcPr>
-            <w:tcW w:w="1320" w:type="dxa"/>
+            <w:tcW w:w="1348" w:type="dxa"/>
             <w:tcMar>
               <w:top w:w="40" w:type="dxa"/>
               <w:left w:w="80" w:type="dxa"/>
@@ -10808,7 +10907,7 @@
         </w:tc>
         <w:tc>
           <w:tcPr>
-            <w:tcW w:w="770" w:type="dxa"/>
+            <w:tcW w:w="829" w:type="dxa"/>
             <w:tcMar>
               <w:top w:w="40" w:type="dxa"/>
               <w:left w:w="80" w:type="dxa"/>
@@ -10833,7 +10932,7 @@
         </w:tc>
         <w:tc>
           <w:tcPr>
-            <w:tcW w:w="880" w:type="dxa"/>
+            <w:tcW w:w="933" w:type="dxa"/>
             <w:tcMar>
               <w:top w:w="40" w:type="dxa"/>
               <w:left w:w="80" w:type="dxa"/>
@@ -10858,7 +10957,7 @@
         </w:tc>
         <w:tc>
           <w:tcPr>
-            <w:tcW w:w="770" w:type="dxa"/>
+            <w:tcW w:w="829" w:type="dxa"/>
             <w:tcMar>
               <w:top w:w="40" w:type="dxa"/>
               <w:left w:w="80" w:type="dxa"/>
@@ -10883,7 +10982,7 @@
         </w:tc>
         <w:tc>
           <w:tcPr>
-            <w:tcW w:w="1761" w:type="dxa"/>
+            <w:tcW w:w="1659" w:type="dxa"/>
             <w:tcMar>
               <w:top w:w="40" w:type="dxa"/>
               <w:left w:w="80" w:type="dxa"/>
@@ -10922,7 +11021,7 @@
         </w:tc>
         <w:tc>
           <w:tcPr>
-            <w:tcW w:w="2315" w:type="dxa"/>
+            <w:tcW w:w="2184" w:type="dxa"/>
             <w:tcMar>
               <w:top w:w="40" w:type="dxa"/>
               <w:left w:w="80" w:type="dxa"/>
@@ -10952,7 +11051,7 @@
         </w:trPr>
         <w:tc>
           <w:tcPr>
-            <w:tcW w:w="1210" w:type="dxa"/>
+            <w:tcW w:w="1244" w:type="dxa"/>
             <w:tcMar>
               <w:top w:w="40" w:type="dxa"/>
               <w:left w:w="80" w:type="dxa"/>
@@ -10986,7 +11085,7 @@
         </w:tc>
         <w:tc>
           <w:tcPr>
-            <w:tcW w:w="1320" w:type="dxa"/>
+            <w:tcW w:w="1348" w:type="dxa"/>
             <w:tcMar>
               <w:top w:w="40" w:type="dxa"/>
               <w:left w:w="80" w:type="dxa"/>
@@ -11011,7 +11110,7 @@
         </w:tc>
         <w:tc>
           <w:tcPr>
-            <w:tcW w:w="770" w:type="dxa"/>
+            <w:tcW w:w="829" w:type="dxa"/>
             <w:tcMar>
               <w:top w:w="40" w:type="dxa"/>
               <w:left w:w="80" w:type="dxa"/>
@@ -11036,7 +11135,7 @@
         </w:tc>
         <w:tc>
           <w:tcPr>
-            <w:tcW w:w="880" w:type="dxa"/>
+            <w:tcW w:w="933" w:type="dxa"/>
             <w:tcMar>
               <w:top w:w="40" w:type="dxa"/>
               <w:left w:w="80" w:type="dxa"/>
@@ -11061,7 +11160,7 @@
         </w:tc>
         <w:tc>
           <w:tcPr>
-            <w:tcW w:w="770" w:type="dxa"/>
+            <w:tcW w:w="829" w:type="dxa"/>
             <w:tcMar>
               <w:top w:w="40" w:type="dxa"/>
               <w:left w:w="80" w:type="dxa"/>
@@ -11086,7 +11185,7 @@
         </w:tc>
         <w:tc>
           <w:tcPr>
-            <w:tcW w:w="1761" w:type="dxa"/>
+            <w:tcW w:w="1659" w:type="dxa"/>
             <w:tcMar>
               <w:top w:w="40" w:type="dxa"/>
               <w:left w:w="80" w:type="dxa"/>
@@ -11125,7 +11224,7 @@
         </w:tc>
         <w:tc>
           <w:tcPr>
-            <w:tcW w:w="2315" w:type="dxa"/>
+            <w:tcW w:w="2184" w:type="dxa"/>
             <w:tcMar>
               <w:top w:w="40" w:type="dxa"/>
               <w:left w:w="80" w:type="dxa"/>
@@ -11155,7 +11254,7 @@
         </w:trPr>
         <w:tc>
           <w:tcPr>
-            <w:tcW w:w="1210" w:type="dxa"/>
+            <w:tcW w:w="1244" w:type="dxa"/>
             <w:tcMar>
               <w:top w:w="40" w:type="dxa"/>
               <w:left w:w="80" w:type="dxa"/>
@@ -11189,7 +11288,7 @@
         </w:tc>
         <w:tc>
           <w:tcPr>
-            <w:tcW w:w="1320" w:type="dxa"/>
+            <w:tcW w:w="1348" w:type="dxa"/>
             <w:tcMar>
               <w:top w:w="40" w:type="dxa"/>
               <w:left w:w="80" w:type="dxa"/>
@@ -11214,7 +11313,7 @@
         </w:tc>
         <w:tc>
           <w:tcPr>
-            <w:tcW w:w="770" w:type="dxa"/>
+            <w:tcW w:w="829" w:type="dxa"/>
             <w:tcMar>
               <w:top w:w="40" w:type="dxa"/>
               <w:left w:w="80" w:type="dxa"/>
@@ -11239,7 +11338,7 @@
         </w:tc>
         <w:tc>
           <w:tcPr>
-            <w:tcW w:w="880" w:type="dxa"/>
+            <w:tcW w:w="933" w:type="dxa"/>
             <w:tcMar>
               <w:top w:w="40" w:type="dxa"/>
               <w:left w:w="80" w:type="dxa"/>
@@ -11264,7 +11363,7 @@
         </w:tc>
         <w:tc>
           <w:tcPr>
-            <w:tcW w:w="770" w:type="dxa"/>
+            <w:tcW w:w="829" w:type="dxa"/>
             <w:tcMar>
               <w:top w:w="40" w:type="dxa"/>
               <w:left w:w="80" w:type="dxa"/>
@@ -11289,7 +11388,7 @@
         </w:tc>
         <w:tc>
           <w:tcPr>
-            <w:tcW w:w="1761" w:type="dxa"/>
+            <w:tcW w:w="1659" w:type="dxa"/>
             <w:tcMar>
               <w:top w:w="40" w:type="dxa"/>
               <w:left w:w="80" w:type="dxa"/>
@@ -11328,7 +11427,7 @@
         </w:tc>
         <w:tc>
           <w:tcPr>
-            <w:tcW w:w="2315" w:type="dxa"/>
+            <w:tcW w:w="2184" w:type="dxa"/>
             <w:tcMar>
               <w:top w:w="40" w:type="dxa"/>
               <w:left w:w="80" w:type="dxa"/>
@@ -11358,7 +11457,7 @@
         </w:trPr>
         <w:tc>
           <w:tcPr>
-            <w:tcW w:w="1210" w:type="dxa"/>
+            <w:tcW w:w="1244" w:type="dxa"/>
             <w:tcMar>
               <w:top w:w="40" w:type="dxa"/>
               <w:left w:w="80" w:type="dxa"/>
@@ -11383,7 +11482,7 @@
         </w:tc>
         <w:tc>
           <w:tcPr>
-            <w:tcW w:w="1320" w:type="dxa"/>
+            <w:tcW w:w="1348" w:type="dxa"/>
             <w:tcMar>
               <w:top w:w="40" w:type="dxa"/>
               <w:left w:w="80" w:type="dxa"/>
@@ -11408,7 +11507,7 @@
         </w:tc>
         <w:tc>
           <w:tcPr>
-            <w:tcW w:w="770" w:type="dxa"/>
+            <w:tcW w:w="829" w:type="dxa"/>
             <w:tcMar>
               <w:top w:w="40" w:type="dxa"/>
               <w:left w:w="80" w:type="dxa"/>
@@ -11433,7 +11532,7 @@
         </w:tc>
         <w:tc>
           <w:tcPr>
-            <w:tcW w:w="880" w:type="dxa"/>
+            <w:tcW w:w="933" w:type="dxa"/>
             <w:tcMar>
               <w:top w:w="40" w:type="dxa"/>
               <w:left w:w="80" w:type="dxa"/>
@@ -11458,7 +11557,7 @@
         </w:tc>
         <w:tc>
           <w:tcPr>
-            <w:tcW w:w="770" w:type="dxa"/>
+            <w:tcW w:w="829" w:type="dxa"/>
             <w:tcMar>
               <w:top w:w="40" w:type="dxa"/>
               <w:left w:w="80" w:type="dxa"/>
@@ -11483,7 +11582,7 @@
         </w:tc>
         <w:tc>
           <w:tcPr>
-            <w:tcW w:w="1761" w:type="dxa"/>
+            <w:tcW w:w="1659" w:type="dxa"/>
             <w:tcMar>
               <w:top w:w="40" w:type="dxa"/>
               <w:left w:w="80" w:type="dxa"/>
@@ -11522,7 +11621,7 @@
         </w:tc>
         <w:tc>
           <w:tcPr>
-            <w:tcW w:w="2315" w:type="dxa"/>
+            <w:tcW w:w="2184" w:type="dxa"/>
             <w:tcMar>
               <w:top w:w="40" w:type="dxa"/>
               <w:left w:w="80" w:type="dxa"/>
@@ -11552,7 +11651,7 @@
         </w:trPr>
         <w:tc>
           <w:tcPr>
-            <w:tcW w:w="1210" w:type="dxa"/>
+            <w:tcW w:w="1244" w:type="dxa"/>
             <w:tcMar>
               <w:top w:w="40" w:type="dxa"/>
               <w:left w:w="80" w:type="dxa"/>
@@ -11577,7 +11676,7 @@
         </w:tc>
         <w:tc>
           <w:tcPr>
-            <w:tcW w:w="1320" w:type="dxa"/>
+            <w:tcW w:w="1348" w:type="dxa"/>
             <w:tcMar>
               <w:top w:w="40" w:type="dxa"/>
               <w:left w:w="80" w:type="dxa"/>
@@ -11602,7 +11701,7 @@
         </w:tc>
         <w:tc>
           <w:tcPr>
-            <w:tcW w:w="770" w:type="dxa"/>
+            <w:tcW w:w="829" w:type="dxa"/>
             <w:tcMar>
               <w:top w:w="40" w:type="dxa"/>
               <w:left w:w="80" w:type="dxa"/>
@@ -11627,7 +11726,7 @@
         </w:tc>
         <w:tc>
           <w:tcPr>
-            <w:tcW w:w="880" w:type="dxa"/>
+            <w:tcW w:w="933" w:type="dxa"/>
             <w:tcMar>
               <w:top w:w="40" w:type="dxa"/>
               <w:left w:w="80" w:type="dxa"/>
@@ -11652,7 +11751,7 @@
         </w:tc>
         <w:tc>
           <w:tcPr>
-            <w:tcW w:w="770" w:type="dxa"/>
+            <w:tcW w:w="829" w:type="dxa"/>
             <w:tcMar>
               <w:top w:w="40" w:type="dxa"/>
               <w:left w:w="80" w:type="dxa"/>
@@ -11677,7 +11776,7 @@
         </w:tc>
         <w:tc>
           <w:tcPr>
-            <w:tcW w:w="1761" w:type="dxa"/>
+            <w:tcW w:w="1659" w:type="dxa"/>
             <w:tcMar>
               <w:top w:w="40" w:type="dxa"/>
               <w:left w:w="80" w:type="dxa"/>
@@ -11716,7 +11815,7 @@
         </w:tc>
         <w:tc>
           <w:tcPr>
-            <w:tcW w:w="2315" w:type="dxa"/>
+            <w:tcW w:w="2184" w:type="dxa"/>
             <w:tcMar>
               <w:top w:w="40" w:type="dxa"/>
               <w:left w:w="80" w:type="dxa"/>
@@ -11746,7 +11845,7 @@
         </w:trPr>
         <w:tc>
           <w:tcPr>
-            <w:tcW w:w="1210" w:type="dxa"/>
+            <w:tcW w:w="1244" w:type="dxa"/>
             <w:tcMar>
               <w:top w:w="40" w:type="dxa"/>
               <w:left w:w="80" w:type="dxa"/>
@@ -11770,7 +11869,7 @@
         </w:tc>
         <w:tc>
           <w:tcPr>
-            <w:tcW w:w="1320" w:type="dxa"/>
+            <w:tcW w:w="1348" w:type="dxa"/>
             <w:tcMar>
               <w:top w:w="40" w:type="dxa"/>
               <w:left w:w="80" w:type="dxa"/>
@@ -11794,7 +11893,7 @@
         </w:tc>
         <w:tc>
           <w:tcPr>
-            <w:tcW w:w="770" w:type="dxa"/>
+            <w:tcW w:w="829" w:type="dxa"/>
             <w:tcMar>
               <w:top w:w="40" w:type="dxa"/>
               <w:left w:w="80" w:type="dxa"/>
@@ -11818,7 +11917,7 @@
         </w:tc>
         <w:tc>
           <w:tcPr>
-            <w:tcW w:w="880" w:type="dxa"/>
+            <w:tcW w:w="933" w:type="dxa"/>
             <w:tcMar>
               <w:top w:w="40" w:type="dxa"/>
               <w:left w:w="80" w:type="dxa"/>
@@ -11842,7 +11941,7 @@
         </w:tc>
         <w:tc>
           <w:tcPr>
-            <w:tcW w:w="770" w:type="dxa"/>
+            <w:tcW w:w="829" w:type="dxa"/>
             <w:tcMar>
               <w:top w:w="40" w:type="dxa"/>
               <w:left w:w="80" w:type="dxa"/>
@@ -11866,7 +11965,7 @@
         </w:tc>
         <w:tc>
           <w:tcPr>
-            <w:tcW w:w="1761" w:type="dxa"/>
+            <w:tcW w:w="1659" w:type="dxa"/>
             <w:tcMar>
               <w:top w:w="40" w:type="dxa"/>
               <w:left w:w="80" w:type="dxa"/>
@@ -11904,7 +12003,7 @@
         </w:tc>
         <w:tc>
           <w:tcPr>
-            <w:tcW w:w="2315" w:type="dxa"/>
+            <w:tcW w:w="2184" w:type="dxa"/>
             <w:tcMar>
               <w:top w:w="40" w:type="dxa"/>
               <w:left w:w="80" w:type="dxa"/>
@@ -12033,9 +12132,9 @@
         </w:tblCellMar>
       </w:tblPr>
       <w:tblGrid>
-        <w:gridCol w:w="4291"/>
-        <w:gridCol w:w="1331"/>
-        <w:gridCol w:w="3404"/>
+        <w:gridCol w:w="4221"/>
+        <w:gridCol w:w="1455"/>
+        <w:gridCol w:w="3350"/>
       </w:tblGrid>
       <w:tr>
         <w:trPr>
@@ -12044,7 +12143,7 @@
         </w:trPr>
         <w:tc>
           <w:tcPr>
-            <w:tcW w:w="4291" w:type="dxa"/>
+            <w:tcW w:w="4221" w:type="dxa"/>
             <w:shd w:val="clear" w:color="auto" w:fill="1F3864"/>
             <w:tcMar>
               <w:top w:w="40" w:type="dxa"/>
@@ -12118,7 +12217,7 @@
         </w:tc>
         <w:tc>
           <w:tcPr>
-            <w:tcW w:w="1331" w:type="dxa"/>
+            <w:tcW w:w="1455" w:type="dxa"/>
             <w:shd w:val="clear" w:color="auto" w:fill="1F3864"/>
             <w:tcMar>
               <w:top w:w="40" w:type="dxa"/>
@@ -12147,7 +12246,7 @@
         </w:tc>
         <w:tc>
           <w:tcPr>
-            <w:tcW w:w="3404" w:type="dxa"/>
+            <w:tcW w:w="3350" w:type="dxa"/>
             <w:shd w:val="clear" w:color="auto" w:fill="1F3864"/>
             <w:tcMar>
               <w:top w:w="40" w:type="dxa"/>
@@ -12181,7 +12280,7 @@
         </w:trPr>
         <w:tc>
           <w:tcPr>
-            <w:tcW w:w="4291" w:type="dxa"/>
+            <w:tcW w:w="4221" w:type="dxa"/>
             <w:tcMar>
               <w:top w:w="40" w:type="dxa"/>
               <w:left w:w="80" w:type="dxa"/>
@@ -12206,7 +12305,7 @@
         </w:tc>
         <w:tc>
           <w:tcPr>
-            <w:tcW w:w="1331" w:type="dxa"/>
+            <w:tcW w:w="1455" w:type="dxa"/>
             <w:tcMar>
               <w:top w:w="40" w:type="dxa"/>
               <w:left w:w="80" w:type="dxa"/>
@@ -12231,7 +12330,7 @@
         </w:tc>
         <w:tc>
           <w:tcPr>
-            <w:tcW w:w="3404" w:type="dxa"/>
+            <w:tcW w:w="3350" w:type="dxa"/>
             <w:tcMar>
               <w:top w:w="40" w:type="dxa"/>
               <w:left w:w="80" w:type="dxa"/>
@@ -12261,7 +12360,7 @@
         </w:trPr>
         <w:tc>
           <w:tcPr>
-            <w:tcW w:w="4291" w:type="dxa"/>
+            <w:tcW w:w="4221" w:type="dxa"/>
             <w:tcMar>
               <w:top w:w="40" w:type="dxa"/>
               <w:left w:w="80" w:type="dxa"/>
@@ -12286,7 +12385,7 @@
         </w:tc>
         <w:tc>
           <w:tcPr>
-            <w:tcW w:w="1331" w:type="dxa"/>
+            <w:tcW w:w="1455" w:type="dxa"/>
             <w:tcMar>
               <w:top w:w="40" w:type="dxa"/>
               <w:left w:w="80" w:type="dxa"/>
@@ -12311,7 +12410,7 @@
         </w:tc>
         <w:tc>
           <w:tcPr>
-            <w:tcW w:w="3404" w:type="dxa"/>
+            <w:tcW w:w="3350" w:type="dxa"/>
             <w:tcMar>
               <w:top w:w="40" w:type="dxa"/>
               <w:left w:w="80" w:type="dxa"/>
@@ -12341,7 +12440,7 @@
         </w:trPr>
         <w:tc>
           <w:tcPr>
-            <w:tcW w:w="4291" w:type="dxa"/>
+            <w:tcW w:w="4221" w:type="dxa"/>
             <w:tcMar>
               <w:top w:w="40" w:type="dxa"/>
               <w:left w:w="80" w:type="dxa"/>
@@ -12366,7 +12465,7 @@
         </w:tc>
         <w:tc>
           <w:tcPr>
-            <w:tcW w:w="1331" w:type="dxa"/>
+            <w:tcW w:w="1455" w:type="dxa"/>
             <w:tcMar>
               <w:top w:w="40" w:type="dxa"/>
               <w:left w:w="80" w:type="dxa"/>
@@ -12391,7 +12490,7 @@
         </w:tc>
         <w:tc>
           <w:tcPr>
-            <w:tcW w:w="3404" w:type="dxa"/>
+            <w:tcW w:w="3350" w:type="dxa"/>
             <w:tcMar>
               <w:top w:w="40" w:type="dxa"/>
               <w:left w:w="80" w:type="dxa"/>
@@ -12421,7 +12520,7 @@
         </w:trPr>
         <w:tc>
           <w:tcPr>
-            <w:tcW w:w="4291" w:type="dxa"/>
+            <w:tcW w:w="4221" w:type="dxa"/>
             <w:tcMar>
               <w:top w:w="40" w:type="dxa"/>
               <w:left w:w="80" w:type="dxa"/>
@@ -12446,7 +12545,7 @@
         </w:tc>
         <w:tc>
           <w:tcPr>
-            <w:tcW w:w="1331" w:type="dxa"/>
+            <w:tcW w:w="1455" w:type="dxa"/>
             <w:tcMar>
               <w:top w:w="40" w:type="dxa"/>
               <w:left w:w="80" w:type="dxa"/>
@@ -12471,7 +12570,7 @@
         </w:tc>
         <w:tc>
           <w:tcPr>
-            <w:tcW w:w="3404" w:type="dxa"/>
+            <w:tcW w:w="3350" w:type="dxa"/>
             <w:tcMar>
               <w:top w:w="40" w:type="dxa"/>
               <w:left w:w="80" w:type="dxa"/>
@@ -12501,7 +12600,7 @@
         </w:trPr>
         <w:tc>
           <w:tcPr>
-            <w:tcW w:w="4291" w:type="dxa"/>
+            <w:tcW w:w="4221" w:type="dxa"/>
             <w:tcMar>
               <w:top w:w="40" w:type="dxa"/>
               <w:left w:w="80" w:type="dxa"/>
@@ -12526,7 +12625,7 @@
         </w:tc>
         <w:tc>
           <w:tcPr>
-            <w:tcW w:w="1331" w:type="dxa"/>
+            <w:tcW w:w="1455" w:type="dxa"/>
             <w:tcMar>
               <w:top w:w="40" w:type="dxa"/>
               <w:left w:w="80" w:type="dxa"/>
@@ -12551,7 +12650,7 @@
         </w:tc>
         <w:tc>
           <w:tcPr>
-            <w:tcW w:w="3404" w:type="dxa"/>
+            <w:tcW w:w="3350" w:type="dxa"/>
             <w:tcMar>
               <w:top w:w="40" w:type="dxa"/>
               <w:left w:w="80" w:type="dxa"/>
@@ -12581,7 +12680,7 @@
         </w:trPr>
         <w:tc>
           <w:tcPr>
-            <w:tcW w:w="4291" w:type="dxa"/>
+            <w:tcW w:w="4221" w:type="dxa"/>
             <w:tcMar>
               <w:top w:w="40" w:type="dxa"/>
               <w:left w:w="80" w:type="dxa"/>
@@ -12605,7 +12704,7 @@
         </w:tc>
         <w:tc>
           <w:tcPr>
-            <w:tcW w:w="1331" w:type="dxa"/>
+            <w:tcW w:w="1455" w:type="dxa"/>
             <w:tcMar>
               <w:top w:w="40" w:type="dxa"/>
               <w:left w:w="80" w:type="dxa"/>
@@ -12629,7 +12728,7 @@
         </w:tc>
         <w:tc>
           <w:tcPr>
-            <w:tcW w:w="3404" w:type="dxa"/>
+            <w:tcW w:w="3350" w:type="dxa"/>
             <w:tcMar>
               <w:top w:w="40" w:type="dxa"/>
               <w:left w:w="80" w:type="dxa"/>
@@ -12741,15 +12840,15 @@
         </w:tblCellMar>
       </w:tblPr>
       <w:tblGrid>
-        <w:gridCol w:w="579"/>
-        <w:gridCol w:w="745"/>
-        <w:gridCol w:w="579"/>
-        <w:gridCol w:w="1904"/>
-        <w:gridCol w:w="1242"/>
-        <w:gridCol w:w="1324"/>
-        <w:gridCol w:w="828"/>
-        <w:gridCol w:w="993"/>
-        <w:gridCol w:w="832"/>
+        <w:gridCol w:w="569"/>
+        <w:gridCol w:w="816"/>
+        <w:gridCol w:w="650"/>
+        <w:gridCol w:w="1869"/>
+        <w:gridCol w:w="1219"/>
+        <w:gridCol w:w="1301"/>
+        <w:gridCol w:w="813"/>
+        <w:gridCol w:w="975"/>
+        <w:gridCol w:w="814"/>
       </w:tblGrid>
       <w:tr>
         <w:trPr>
@@ -12758,7 +12857,7 @@
         </w:trPr>
         <w:tc>
           <w:tcPr>
-            <w:tcW w:w="579" w:type="dxa"/>
+            <w:tcW w:w="569" w:type="dxa"/>
             <w:shd w:val="clear" w:color="auto" w:fill="1F3864"/>
             <w:tcMar>
               <w:top w:w="40" w:type="dxa"/>
@@ -12789,7 +12888,7 @@
         </w:tc>
         <w:tc>
           <w:tcPr>
-            <w:tcW w:w="745" w:type="dxa"/>
+            <w:tcW w:w="816" w:type="dxa"/>
             <w:shd w:val="clear" w:color="auto" w:fill="1F3864"/>
             <w:tcMar>
               <w:top w:w="40" w:type="dxa"/>
@@ -12818,7 +12917,7 @@
         </w:tc>
         <w:tc>
           <w:tcPr>
-            <w:tcW w:w="579" w:type="dxa"/>
+            <w:tcW w:w="650" w:type="dxa"/>
             <w:shd w:val="clear" w:color="auto" w:fill="1F3864"/>
             <w:tcMar>
               <w:top w:w="40" w:type="dxa"/>
@@ -12847,7 +12946,7 @@
         </w:tc>
         <w:tc>
           <w:tcPr>
-            <w:tcW w:w="1904" w:type="dxa"/>
+            <w:tcW w:w="1869" w:type="dxa"/>
             <w:shd w:val="clear" w:color="auto" w:fill="1F3864"/>
             <w:tcMar>
               <w:top w:w="40" w:type="dxa"/>
@@ -12876,7 +12975,7 @@
         </w:tc>
         <w:tc>
           <w:tcPr>
-            <w:tcW w:w="1242" w:type="dxa"/>
+            <w:tcW w:w="1219" w:type="dxa"/>
             <w:shd w:val="clear" w:color="auto" w:fill="1F3864"/>
             <w:tcMar>
               <w:top w:w="40" w:type="dxa"/>
@@ -12905,7 +13004,7 @@
         </w:tc>
         <w:tc>
           <w:tcPr>
-            <w:tcW w:w="1324" w:type="dxa"/>
+            <w:tcW w:w="1301" w:type="dxa"/>
             <w:shd w:val="clear" w:color="auto" w:fill="1F3864"/>
             <w:tcMar>
               <w:top w:w="40" w:type="dxa"/>
@@ -12934,7 +13033,7 @@
         </w:tc>
         <w:tc>
           <w:tcPr>
-            <w:tcW w:w="828" w:type="dxa"/>
+            <w:tcW w:w="813" w:type="dxa"/>
             <w:shd w:val="clear" w:color="auto" w:fill="1F3864"/>
             <w:tcMar>
               <w:top w:w="40" w:type="dxa"/>
@@ -12963,7 +13062,7 @@
         </w:tc>
         <w:tc>
           <w:tcPr>
-            <w:tcW w:w="993" w:type="dxa"/>
+            <w:tcW w:w="975" w:type="dxa"/>
             <w:shd w:val="clear" w:color="auto" w:fill="1F3864"/>
             <w:tcMar>
               <w:top w:w="40" w:type="dxa"/>
@@ -12992,7 +13091,7 @@
         </w:tc>
         <w:tc>
           <w:tcPr>
-            <w:tcW w:w="832" w:type="dxa"/>
+            <w:tcW w:w="814" w:type="dxa"/>
             <w:shd w:val="clear" w:color="auto" w:fill="1F3864"/>
             <w:tcMar>
               <w:top w:w="40" w:type="dxa"/>
@@ -13026,7 +13125,7 @@
         </w:trPr>
         <w:tc>
           <w:tcPr>
-            <w:tcW w:w="579" w:type="dxa"/>
+            <w:tcW w:w="569" w:type="dxa"/>
             <w:tcMar>
               <w:top w:w="40" w:type="dxa"/>
               <w:left w:w="80" w:type="dxa"/>
@@ -13051,7 +13150,7 @@
         </w:tc>
         <w:tc>
           <w:tcPr>
-            <w:tcW w:w="745" w:type="dxa"/>
+            <w:tcW w:w="816" w:type="dxa"/>
             <w:tcMar>
               <w:top w:w="40" w:type="dxa"/>
               <w:left w:w="80" w:type="dxa"/>
@@ -13076,7 +13175,7 @@
         </w:tc>
         <w:tc>
           <w:tcPr>
-            <w:tcW w:w="579" w:type="dxa"/>
+            <w:tcW w:w="650" w:type="dxa"/>
             <w:tcMar>
               <w:top w:w="40" w:type="dxa"/>
               <w:left w:w="80" w:type="dxa"/>
@@ -13101,7 +13200,7 @@
         </w:tc>
         <w:tc>
           <w:tcPr>
-            <w:tcW w:w="1904" w:type="dxa"/>
+            <w:tcW w:w="1869" w:type="dxa"/>
             <w:tcMar>
               <w:top w:w="40" w:type="dxa"/>
               <w:left w:w="80" w:type="dxa"/>
@@ -13126,7 +13225,7 @@
         </w:tc>
         <w:tc>
           <w:tcPr>
-            <w:tcW w:w="1242" w:type="dxa"/>
+            <w:tcW w:w="1219" w:type="dxa"/>
             <w:tcMar>
               <w:top w:w="40" w:type="dxa"/>
               <w:left w:w="80" w:type="dxa"/>
@@ -13151,7 +13250,7 @@
         </w:tc>
         <w:tc>
           <w:tcPr>
-            <w:tcW w:w="1324" w:type="dxa"/>
+            <w:tcW w:w="1301" w:type="dxa"/>
             <w:tcMar>
               <w:top w:w="40" w:type="dxa"/>
               <w:left w:w="80" w:type="dxa"/>
@@ -13190,7 +13289,7 @@
         </w:tc>
         <w:tc>
           <w:tcPr>
-            <w:tcW w:w="828" w:type="dxa"/>
+            <w:tcW w:w="813" w:type="dxa"/>
             <w:tcMar>
               <w:top w:w="40" w:type="dxa"/>
               <w:left w:w="80" w:type="dxa"/>
@@ -13215,7 +13314,7 @@
         </w:tc>
         <w:tc>
           <w:tcPr>
-            <w:tcW w:w="993" w:type="dxa"/>
+            <w:tcW w:w="975" w:type="dxa"/>
             <w:tcMar>
               <w:top w:w="40" w:type="dxa"/>
               <w:left w:w="80" w:type="dxa"/>
@@ -13240,7 +13339,7 @@
         </w:tc>
         <w:tc>
           <w:tcPr>
-            <w:tcW w:w="832" w:type="dxa"/>
+            <w:tcW w:w="814" w:type="dxa"/>
             <w:tcMar>
               <w:top w:w="40" w:type="dxa"/>
               <w:left w:w="80" w:type="dxa"/>
@@ -13270,7 +13369,7 @@
         </w:trPr>
         <w:tc>
           <w:tcPr>
-            <w:tcW w:w="579" w:type="dxa"/>
+            <w:tcW w:w="569" w:type="dxa"/>
             <w:tcMar>
               <w:top w:w="40" w:type="dxa"/>
               <w:left w:w="80" w:type="dxa"/>
@@ -13295,7 +13394,7 @@
         </w:tc>
         <w:tc>
           <w:tcPr>
-            <w:tcW w:w="745" w:type="dxa"/>
+            <w:tcW w:w="816" w:type="dxa"/>
             <w:tcMar>
               <w:top w:w="40" w:type="dxa"/>
               <w:left w:w="80" w:type="dxa"/>
@@ -13320,7 +13419,7 @@
         </w:tc>
         <w:tc>
           <w:tcPr>
-            <w:tcW w:w="579" w:type="dxa"/>
+            <w:tcW w:w="650" w:type="dxa"/>
             <w:tcMar>
               <w:top w:w="40" w:type="dxa"/>
               <w:left w:w="80" w:type="dxa"/>
@@ -13345,7 +13444,7 @@
         </w:tc>
         <w:tc>
           <w:tcPr>
-            <w:tcW w:w="1904" w:type="dxa"/>
+            <w:tcW w:w="1869" w:type="dxa"/>
             <w:tcMar>
               <w:top w:w="40" w:type="dxa"/>
               <w:left w:w="80" w:type="dxa"/>
@@ -13370,7 +13469,7 @@
         </w:tc>
         <w:tc>
           <w:tcPr>
-            <w:tcW w:w="1242" w:type="dxa"/>
+            <w:tcW w:w="1219" w:type="dxa"/>
             <w:tcMar>
               <w:top w:w="40" w:type="dxa"/>
               <w:left w:w="80" w:type="dxa"/>
@@ -13395,7 +13494,7 @@
         </w:tc>
         <w:tc>
           <w:tcPr>
-            <w:tcW w:w="1324" w:type="dxa"/>
+            <w:tcW w:w="1301" w:type="dxa"/>
             <w:tcMar>
               <w:top w:w="40" w:type="dxa"/>
               <w:left w:w="80" w:type="dxa"/>
@@ -13434,7 +13533,7 @@
         </w:tc>
         <w:tc>
           <w:tcPr>
-            <w:tcW w:w="828" w:type="dxa"/>
+            <w:tcW w:w="813" w:type="dxa"/>
             <w:tcMar>
               <w:top w:w="40" w:type="dxa"/>
               <w:left w:w="80" w:type="dxa"/>
@@ -13459,7 +13558,7 @@
         </w:tc>
         <w:tc>
           <w:tcPr>
-            <w:tcW w:w="993" w:type="dxa"/>
+            <w:tcW w:w="975" w:type="dxa"/>
             <w:tcMar>
               <w:top w:w="40" w:type="dxa"/>
               <w:left w:w="80" w:type="dxa"/>
@@ -13484,7 +13583,7 @@
         </w:tc>
         <w:tc>
           <w:tcPr>
-            <w:tcW w:w="832" w:type="dxa"/>
+            <w:tcW w:w="814" w:type="dxa"/>
             <w:tcMar>
               <w:top w:w="40" w:type="dxa"/>
               <w:left w:w="80" w:type="dxa"/>
@@ -13514,7 +13613,7 @@
         </w:trPr>
         <w:tc>
           <w:tcPr>
-            <w:tcW w:w="579" w:type="dxa"/>
+            <w:tcW w:w="569" w:type="dxa"/>
             <w:tcMar>
               <w:top w:w="40" w:type="dxa"/>
               <w:left w:w="80" w:type="dxa"/>
@@ -13539,7 +13638,7 @@
         </w:tc>
         <w:tc>
           <w:tcPr>
-            <w:tcW w:w="745" w:type="dxa"/>
+            <w:tcW w:w="816" w:type="dxa"/>
             <w:tcMar>
               <w:top w:w="40" w:type="dxa"/>
               <w:left w:w="80" w:type="dxa"/>
@@ -13564,7 +13663,7 @@
         </w:tc>
         <w:tc>
           <w:tcPr>
-            <w:tcW w:w="579" w:type="dxa"/>
+            <w:tcW w:w="650" w:type="dxa"/>
             <w:tcMar>
               <w:top w:w="40" w:type="dxa"/>
               <w:left w:w="80" w:type="dxa"/>
@@ -13589,7 +13688,7 @@
         </w:tc>
         <w:tc>
           <w:tcPr>
-            <w:tcW w:w="1904" w:type="dxa"/>
+            <w:tcW w:w="1869" w:type="dxa"/>
             <w:tcMar>
               <w:top w:w="40" w:type="dxa"/>
               <w:left w:w="80" w:type="dxa"/>
@@ -13614,7 +13713,7 @@
         </w:tc>
         <w:tc>
           <w:tcPr>
-            <w:tcW w:w="1242" w:type="dxa"/>
+            <w:tcW w:w="1219" w:type="dxa"/>
             <w:tcMar>
               <w:top w:w="40" w:type="dxa"/>
               <w:left w:w="80" w:type="dxa"/>
@@ -13639,7 +13738,7 @@
         </w:tc>
         <w:tc>
           <w:tcPr>
-            <w:tcW w:w="1324" w:type="dxa"/>
+            <w:tcW w:w="1301" w:type="dxa"/>
             <w:tcMar>
               <w:top w:w="40" w:type="dxa"/>
               <w:left w:w="80" w:type="dxa"/>
@@ -13678,7 +13777,7 @@
         </w:tc>
         <w:tc>
           <w:tcPr>
-            <w:tcW w:w="828" w:type="dxa"/>
+            <w:tcW w:w="813" w:type="dxa"/>
             <w:tcMar>
               <w:top w:w="40" w:type="dxa"/>
               <w:left w:w="80" w:type="dxa"/>
@@ -13703,7 +13802,7 @@
         </w:tc>
         <w:tc>
           <w:tcPr>
-            <w:tcW w:w="993" w:type="dxa"/>
+            <w:tcW w:w="975" w:type="dxa"/>
             <w:tcMar>
               <w:top w:w="40" w:type="dxa"/>
               <w:left w:w="80" w:type="dxa"/>
@@ -13728,7 +13827,7 @@
         </w:tc>
         <w:tc>
           <w:tcPr>
-            <w:tcW w:w="832" w:type="dxa"/>
+            <w:tcW w:w="814" w:type="dxa"/>
             <w:tcMar>
               <w:top w:w="40" w:type="dxa"/>
               <w:left w:w="80" w:type="dxa"/>
@@ -13758,7 +13857,7 @@
         </w:trPr>
         <w:tc>
           <w:tcPr>
-            <w:tcW w:w="579" w:type="dxa"/>
+            <w:tcW w:w="569" w:type="dxa"/>
             <w:tcMar>
               <w:top w:w="40" w:type="dxa"/>
               <w:left w:w="80" w:type="dxa"/>
@@ -13783,7 +13882,7 @@
         </w:tc>
         <w:tc>
           <w:tcPr>
-            <w:tcW w:w="745" w:type="dxa"/>
+            <w:tcW w:w="816" w:type="dxa"/>
             <w:tcMar>
               <w:top w:w="40" w:type="dxa"/>
               <w:left w:w="80" w:type="dxa"/>
@@ -13808,7 +13907,7 @@
         </w:tc>
         <w:tc>
           <w:tcPr>
-            <w:tcW w:w="579" w:type="dxa"/>
+            <w:tcW w:w="650" w:type="dxa"/>
             <w:tcMar>
               <w:top w:w="40" w:type="dxa"/>
               <w:left w:w="80" w:type="dxa"/>
@@ -13833,7 +13932,7 @@
         </w:tc>
         <w:tc>
           <w:tcPr>
-            <w:tcW w:w="1904" w:type="dxa"/>
+            <w:tcW w:w="1869" w:type="dxa"/>
             <w:tcMar>
               <w:top w:w="40" w:type="dxa"/>
               <w:left w:w="80" w:type="dxa"/>
@@ -13858,7 +13957,7 @@
         </w:tc>
         <w:tc>
           <w:tcPr>
-            <w:tcW w:w="1242" w:type="dxa"/>
+            <w:tcW w:w="1219" w:type="dxa"/>
             <w:tcMar>
               <w:top w:w="40" w:type="dxa"/>
               <w:left w:w="80" w:type="dxa"/>
@@ -13883,7 +13982,7 @@
         </w:tc>
         <w:tc>
           <w:tcPr>
-            <w:tcW w:w="1324" w:type="dxa"/>
+            <w:tcW w:w="1301" w:type="dxa"/>
             <w:tcMar>
               <w:top w:w="40" w:type="dxa"/>
               <w:left w:w="80" w:type="dxa"/>
@@ -13922,7 +14021,7 @@
         </w:tc>
         <w:tc>
           <w:tcPr>
-            <w:tcW w:w="828" w:type="dxa"/>
+            <w:tcW w:w="813" w:type="dxa"/>
             <w:tcMar>
               <w:top w:w="40" w:type="dxa"/>
               <w:left w:w="80" w:type="dxa"/>
@@ -13947,7 +14046,7 @@
         </w:tc>
         <w:tc>
           <w:tcPr>
-            <w:tcW w:w="993" w:type="dxa"/>
+            <w:tcW w:w="975" w:type="dxa"/>
             <w:tcMar>
               <w:top w:w="40" w:type="dxa"/>
               <w:left w:w="80" w:type="dxa"/>
@@ -13972,7 +14071,7 @@
         </w:tc>
         <w:tc>
           <w:tcPr>
-            <w:tcW w:w="832" w:type="dxa"/>
+            <w:tcW w:w="814" w:type="dxa"/>
             <w:tcMar>
               <w:top w:w="40" w:type="dxa"/>
               <w:left w:w="80" w:type="dxa"/>
@@ -14002,7 +14101,7 @@
         </w:trPr>
         <w:tc>
           <w:tcPr>
-            <w:tcW w:w="579" w:type="dxa"/>
+            <w:tcW w:w="569" w:type="dxa"/>
             <w:tcMar>
               <w:top w:w="40" w:type="dxa"/>
               <w:left w:w="80" w:type="dxa"/>
@@ -14027,7 +14126,7 @@
         </w:tc>
         <w:tc>
           <w:tcPr>
-            <w:tcW w:w="745" w:type="dxa"/>
+            <w:tcW w:w="816" w:type="dxa"/>
             <w:tcMar>
               <w:top w:w="40" w:type="dxa"/>
               <w:left w:w="80" w:type="dxa"/>
@@ -14052,7 +14151,7 @@
         </w:tc>
         <w:tc>
           <w:tcPr>
-            <w:tcW w:w="579" w:type="dxa"/>
+            <w:tcW w:w="650" w:type="dxa"/>
             <w:tcMar>
               <w:top w:w="40" w:type="dxa"/>
               <w:left w:w="80" w:type="dxa"/>
@@ -14077,7 +14176,7 @@
         </w:tc>
         <w:tc>
           <w:tcPr>
-            <w:tcW w:w="1904" w:type="dxa"/>
+            <w:tcW w:w="1869" w:type="dxa"/>
             <w:tcMar>
               <w:top w:w="40" w:type="dxa"/>
               <w:left w:w="80" w:type="dxa"/>
@@ -14102,7 +14201,7 @@
         </w:tc>
         <w:tc>
           <w:tcPr>
-            <w:tcW w:w="1242" w:type="dxa"/>
+            <w:tcW w:w="1219" w:type="dxa"/>
             <w:tcMar>
               <w:top w:w="40" w:type="dxa"/>
               <w:left w:w="80" w:type="dxa"/>
@@ -14127,7 +14226,7 @@
         </w:tc>
         <w:tc>
           <w:tcPr>
-            <w:tcW w:w="1324" w:type="dxa"/>
+            <w:tcW w:w="1301" w:type="dxa"/>
             <w:tcMar>
               <w:top w:w="40" w:type="dxa"/>
               <w:left w:w="80" w:type="dxa"/>
@@ -14166,7 +14265,7 @@
         </w:tc>
         <w:tc>
           <w:tcPr>
-            <w:tcW w:w="828" w:type="dxa"/>
+            <w:tcW w:w="813" w:type="dxa"/>
             <w:tcMar>
               <w:top w:w="40" w:type="dxa"/>
               <w:left w:w="80" w:type="dxa"/>
@@ -14191,7 +14290,7 @@
         </w:tc>
         <w:tc>
           <w:tcPr>
-            <w:tcW w:w="993" w:type="dxa"/>
+            <w:tcW w:w="975" w:type="dxa"/>
             <w:tcMar>
               <w:top w:w="40" w:type="dxa"/>
               <w:left w:w="80" w:type="dxa"/>
@@ -14216,7 +14315,7 @@
         </w:tc>
         <w:tc>
           <w:tcPr>
-            <w:tcW w:w="832" w:type="dxa"/>
+            <w:tcW w:w="814" w:type="dxa"/>
             <w:tcMar>
               <w:top w:w="40" w:type="dxa"/>
               <w:left w:w="80" w:type="dxa"/>
@@ -14246,7 +14345,7 @@
         </w:trPr>
         <w:tc>
           <w:tcPr>
-            <w:tcW w:w="579" w:type="dxa"/>
+            <w:tcW w:w="569" w:type="dxa"/>
             <w:tcMar>
               <w:top w:w="40" w:type="dxa"/>
               <w:left w:w="80" w:type="dxa"/>
@@ -14270,7 +14369,7 @@
         </w:tc>
         <w:tc>
           <w:tcPr>
-            <w:tcW w:w="745" w:type="dxa"/>
+            <w:tcW w:w="816" w:type="dxa"/>
             <w:tcMar>
               <w:top w:w="40" w:type="dxa"/>
               <w:left w:w="80" w:type="dxa"/>
@@ -14294,7 +14393,7 @@
         </w:tc>
         <w:tc>
           <w:tcPr>
-            <w:tcW w:w="579" w:type="dxa"/>
+            <w:tcW w:w="650" w:type="dxa"/>
             <w:tcMar>
               <w:top w:w="40" w:type="dxa"/>
               <w:left w:w="80" w:type="dxa"/>
@@ -14318,7 +14417,7 @@
         </w:tc>
         <w:tc>
           <w:tcPr>
-            <w:tcW w:w="1904" w:type="dxa"/>
+            <w:tcW w:w="1869" w:type="dxa"/>
             <w:tcMar>
               <w:top w:w="40" w:type="dxa"/>
               <w:left w:w="80" w:type="dxa"/>
@@ -14342,7 +14441,7 @@
         </w:tc>
         <w:tc>
           <w:tcPr>
-            <w:tcW w:w="1242" w:type="dxa"/>
+            <w:tcW w:w="1219" w:type="dxa"/>
             <w:tcMar>
               <w:top w:w="40" w:type="dxa"/>
               <w:left w:w="80" w:type="dxa"/>
@@ -14366,7 +14465,7 @@
         </w:tc>
         <w:tc>
           <w:tcPr>
-            <w:tcW w:w="1324" w:type="dxa"/>
+            <w:tcW w:w="1301" w:type="dxa"/>
             <w:tcMar>
               <w:top w:w="40" w:type="dxa"/>
               <w:left w:w="80" w:type="dxa"/>
@@ -14404,7 +14503,7 @@
         </w:tc>
         <w:tc>
           <w:tcPr>
-            <w:tcW w:w="828" w:type="dxa"/>
+            <w:tcW w:w="813" w:type="dxa"/>
             <w:tcMar>
               <w:top w:w="40" w:type="dxa"/>
               <w:left w:w="80" w:type="dxa"/>
@@ -14428,7 +14527,7 @@
         </w:tc>
         <w:tc>
           <w:tcPr>
-            <w:tcW w:w="993" w:type="dxa"/>
+            <w:tcW w:w="975" w:type="dxa"/>
             <w:tcMar>
               <w:top w:w="40" w:type="dxa"/>
               <w:left w:w="80" w:type="dxa"/>
@@ -14452,7 +14551,7 @@
         </w:tc>
         <w:tc>
           <w:tcPr>
-            <w:tcW w:w="832" w:type="dxa"/>
+            <w:tcW w:w="814" w:type="dxa"/>
             <w:tcMar>
               <w:top w:w="40" w:type="dxa"/>
               <w:left w:w="80" w:type="dxa"/>
@@ -14615,13 +14714,13 @@
         </w:tblCellMar>
       </w:tblPr>
       <w:tblGrid>
-        <w:gridCol w:w="638"/>
-        <w:gridCol w:w="2735"/>
-        <w:gridCol w:w="638"/>
-        <w:gridCol w:w="1094"/>
-        <w:gridCol w:w="1458"/>
-        <w:gridCol w:w="911"/>
-        <w:gridCol w:w="1552"/>
+        <w:gridCol w:w="631"/>
+        <w:gridCol w:w="2707"/>
+        <w:gridCol w:w="722"/>
+        <w:gridCol w:w="1083"/>
+        <w:gridCol w:w="1444"/>
+        <w:gridCol w:w="902"/>
+        <w:gridCol w:w="1537"/>
       </w:tblGrid>
       <w:tr>
         <w:trPr>
@@ -14630,7 +14729,7 @@
         </w:trPr>
         <w:tc>
           <w:tcPr>
-            <w:tcW w:w="638" w:type="dxa"/>
+            <w:tcW w:w="631" w:type="dxa"/>
             <w:shd w:val="clear" w:color="auto" w:fill="1F3864"/>
             <w:tcMar>
               <w:top w:w="40" w:type="dxa"/>
@@ -14661,7 +14760,7 @@
         </w:tc>
         <w:tc>
           <w:tcPr>
-            <w:tcW w:w="2735" w:type="dxa"/>
+            <w:tcW w:w="2707" w:type="dxa"/>
             <w:shd w:val="clear" w:color="auto" w:fill="1F3864"/>
             <w:tcMar>
               <w:top w:w="40" w:type="dxa"/>
@@ -14690,7 +14789,7 @@
         </w:tc>
         <w:tc>
           <w:tcPr>
-            <w:tcW w:w="638" w:type="dxa"/>
+            <w:tcW w:w="722" w:type="dxa"/>
             <w:shd w:val="clear" w:color="auto" w:fill="1F3864"/>
             <w:tcMar>
               <w:top w:w="40" w:type="dxa"/>
@@ -14719,7 +14818,7 @@
         </w:tc>
         <w:tc>
           <w:tcPr>
-            <w:tcW w:w="1094" w:type="dxa"/>
+            <w:tcW w:w="1083" w:type="dxa"/>
             <w:shd w:val="clear" w:color="auto" w:fill="1F3864"/>
             <w:tcMar>
               <w:top w:w="40" w:type="dxa"/>
@@ -14748,7 +14847,7 @@
         </w:tc>
         <w:tc>
           <w:tcPr>
-            <w:tcW w:w="1458" w:type="dxa"/>
+            <w:tcW w:w="1444" w:type="dxa"/>
             <w:shd w:val="clear" w:color="auto" w:fill="1F3864"/>
             <w:tcMar>
               <w:top w:w="40" w:type="dxa"/>
@@ -14777,7 +14876,7 @@
         </w:tc>
         <w:tc>
           <w:tcPr>
-            <w:tcW w:w="911" w:type="dxa"/>
+            <w:tcW w:w="902" w:type="dxa"/>
             <w:shd w:val="clear" w:color="auto" w:fill="1F3864"/>
             <w:tcMar>
               <w:top w:w="40" w:type="dxa"/>
@@ -14806,7 +14905,7 @@
         </w:tc>
         <w:tc>
           <w:tcPr>
-            <w:tcW w:w="1552" w:type="dxa"/>
+            <w:tcW w:w="1537" w:type="dxa"/>
             <w:shd w:val="clear" w:color="auto" w:fill="1F3864"/>
             <w:tcMar>
               <w:top w:w="40" w:type="dxa"/>
@@ -14840,7 +14939,7 @@
         </w:trPr>
         <w:tc>
           <w:tcPr>
-            <w:tcW w:w="638" w:type="dxa"/>
+            <w:tcW w:w="631" w:type="dxa"/>
             <w:tcMar>
               <w:top w:w="40" w:type="dxa"/>
               <w:left w:w="80" w:type="dxa"/>
@@ -14865,7 +14964,7 @@
         </w:tc>
         <w:tc>
           <w:tcPr>
-            <w:tcW w:w="2735" w:type="dxa"/>
+            <w:tcW w:w="2707" w:type="dxa"/>
             <w:tcMar>
               <w:top w:w="40" w:type="dxa"/>
               <w:left w:w="80" w:type="dxa"/>
@@ -14890,7 +14989,7 @@
         </w:tc>
         <w:tc>
           <w:tcPr>
-            <w:tcW w:w="638" w:type="dxa"/>
+            <w:tcW w:w="722" w:type="dxa"/>
             <w:tcMar>
               <w:top w:w="40" w:type="dxa"/>
               <w:left w:w="80" w:type="dxa"/>
@@ -14915,7 +15014,7 @@
         </w:tc>
         <w:tc>
           <w:tcPr>
-            <w:tcW w:w="1094" w:type="dxa"/>
+            <w:tcW w:w="1083" w:type="dxa"/>
             <w:tcMar>
               <w:top w:w="40" w:type="dxa"/>
               <w:left w:w="80" w:type="dxa"/>
@@ -14940,7 +15039,7 @@
         </w:tc>
         <w:tc>
           <w:tcPr>
-            <w:tcW w:w="1458" w:type="dxa"/>
+            <w:tcW w:w="1444" w:type="dxa"/>
             <w:tcMar>
               <w:top w:w="40" w:type="dxa"/>
               <w:left w:w="80" w:type="dxa"/>
@@ -14979,7 +15078,7 @@
         </w:tc>
         <w:tc>
           <w:tcPr>
-            <w:tcW w:w="911" w:type="dxa"/>
+            <w:tcW w:w="902" w:type="dxa"/>
             <w:tcMar>
               <w:top w:w="40" w:type="dxa"/>
               <w:left w:w="80" w:type="dxa"/>
@@ -15004,7 +15103,7 @@
         </w:tc>
         <w:tc>
           <w:tcPr>
-            <w:tcW w:w="1552" w:type="dxa"/>
+            <w:tcW w:w="1537" w:type="dxa"/>
             <w:tcMar>
               <w:top w:w="40" w:type="dxa"/>
               <w:left w:w="80" w:type="dxa"/>
@@ -15034,7 +15133,7 @@
         </w:trPr>
         <w:tc>
           <w:tcPr>
-            <w:tcW w:w="638" w:type="dxa"/>
+            <w:tcW w:w="631" w:type="dxa"/>
             <w:tcMar>
               <w:top w:w="40" w:type="dxa"/>
               <w:left w:w="80" w:type="dxa"/>
@@ -15059,7 +15158,7 @@
         </w:tc>
         <w:tc>
           <w:tcPr>
-            <w:tcW w:w="2735" w:type="dxa"/>
+            <w:tcW w:w="2707" w:type="dxa"/>
             <w:tcMar>
               <w:top w:w="40" w:type="dxa"/>
               <w:left w:w="80" w:type="dxa"/>
@@ -15084,7 +15183,7 @@
         </w:tc>
         <w:tc>
           <w:tcPr>
-            <w:tcW w:w="638" w:type="dxa"/>
+            <w:tcW w:w="722" w:type="dxa"/>
             <w:tcMar>
               <w:top w:w="40" w:type="dxa"/>
               <w:left w:w="80" w:type="dxa"/>
@@ -15109,7 +15208,7 @@
         </w:tc>
         <w:tc>
           <w:tcPr>
-            <w:tcW w:w="1094" w:type="dxa"/>
+            <w:tcW w:w="1083" w:type="dxa"/>
             <w:tcMar>
               <w:top w:w="40" w:type="dxa"/>
               <w:left w:w="80" w:type="dxa"/>
@@ -15134,7 +15233,7 @@
         </w:tc>
         <w:tc>
           <w:tcPr>
-            <w:tcW w:w="1458" w:type="dxa"/>
+            <w:tcW w:w="1444" w:type="dxa"/>
             <w:tcMar>
               <w:top w:w="40" w:type="dxa"/>
               <w:left w:w="80" w:type="dxa"/>
@@ -15173,7 +15272,7 @@
         </w:tc>
         <w:tc>
           <w:tcPr>
-            <w:tcW w:w="911" w:type="dxa"/>
+            <w:tcW w:w="902" w:type="dxa"/>
             <w:tcMar>
               <w:top w:w="40" w:type="dxa"/>
               <w:left w:w="80" w:type="dxa"/>
@@ -15198,7 +15297,7 @@
         </w:tc>
         <w:tc>
           <w:tcPr>
-            <w:tcW w:w="1552" w:type="dxa"/>
+            <w:tcW w:w="1537" w:type="dxa"/>
             <w:tcMar>
               <w:top w:w="40" w:type="dxa"/>
               <w:left w:w="80" w:type="dxa"/>
@@ -15228,7 +15327,7 @@
         </w:trPr>
         <w:tc>
           <w:tcPr>
-            <w:tcW w:w="638" w:type="dxa"/>
+            <w:tcW w:w="631" w:type="dxa"/>
             <w:tcMar>
               <w:top w:w="40" w:type="dxa"/>
               <w:left w:w="80" w:type="dxa"/>
@@ -15253,7 +15352,7 @@
         </w:tc>
         <w:tc>
           <w:tcPr>
-            <w:tcW w:w="2735" w:type="dxa"/>
+            <w:tcW w:w="2707" w:type="dxa"/>
             <w:tcMar>
               <w:top w:w="40" w:type="dxa"/>
               <w:left w:w="80" w:type="dxa"/>
@@ -15278,7 +15377,7 @@
         </w:tc>
         <w:tc>
           <w:tcPr>
-            <w:tcW w:w="638" w:type="dxa"/>
+            <w:tcW w:w="722" w:type="dxa"/>
             <w:tcMar>
               <w:top w:w="40" w:type="dxa"/>
               <w:left w:w="80" w:type="dxa"/>
@@ -15303,7 +15402,7 @@
         </w:tc>
         <w:tc>
           <w:tcPr>
-            <w:tcW w:w="1094" w:type="dxa"/>
+            <w:tcW w:w="1083" w:type="dxa"/>
             <w:tcMar>
               <w:top w:w="40" w:type="dxa"/>
               <w:left w:w="80" w:type="dxa"/>
@@ -15328,7 +15427,7 @@
         </w:tc>
         <w:tc>
           <w:tcPr>
-            <w:tcW w:w="1458" w:type="dxa"/>
+            <w:tcW w:w="1444" w:type="dxa"/>
             <w:tcMar>
               <w:top w:w="40" w:type="dxa"/>
               <w:left w:w="80" w:type="dxa"/>
@@ -15367,7 +15466,7 @@
         </w:tc>
         <w:tc>
           <w:tcPr>
-            <w:tcW w:w="911" w:type="dxa"/>
+            <w:tcW w:w="902" w:type="dxa"/>
             <w:tcMar>
               <w:top w:w="40" w:type="dxa"/>
               <w:left w:w="80" w:type="dxa"/>
@@ -15392,7 +15491,7 @@
         </w:tc>
         <w:tc>
           <w:tcPr>
-            <w:tcW w:w="1552" w:type="dxa"/>
+            <w:tcW w:w="1537" w:type="dxa"/>
             <w:tcMar>
               <w:top w:w="40" w:type="dxa"/>
               <w:left w:w="80" w:type="dxa"/>
@@ -15422,7 +15521,7 @@
         </w:trPr>
         <w:tc>
           <w:tcPr>
-            <w:tcW w:w="638" w:type="dxa"/>
+            <w:tcW w:w="631" w:type="dxa"/>
             <w:tcMar>
               <w:top w:w="40" w:type="dxa"/>
               <w:left w:w="80" w:type="dxa"/>
@@ -15447,7 +15546,7 @@
         </w:tc>
         <w:tc>
           <w:tcPr>
-            <w:tcW w:w="2735" w:type="dxa"/>
+            <w:tcW w:w="2707" w:type="dxa"/>
             <w:tcMar>
               <w:top w:w="40" w:type="dxa"/>
               <w:left w:w="80" w:type="dxa"/>
@@ -15472,7 +15571,7 @@
         </w:tc>
         <w:tc>
           <w:tcPr>
-            <w:tcW w:w="638" w:type="dxa"/>
+            <w:tcW w:w="722" w:type="dxa"/>
             <w:tcMar>
               <w:top w:w="40" w:type="dxa"/>
               <w:left w:w="80" w:type="dxa"/>
@@ -15497,7 +15596,7 @@
         </w:tc>
         <w:tc>
           <w:tcPr>
-            <w:tcW w:w="1094" w:type="dxa"/>
+            <w:tcW w:w="1083" w:type="dxa"/>
             <w:tcMar>
               <w:top w:w="40" w:type="dxa"/>
               <w:left w:w="80" w:type="dxa"/>
@@ -15522,7 +15621,7 @@
         </w:tc>
         <w:tc>
           <w:tcPr>
-            <w:tcW w:w="1458" w:type="dxa"/>
+            <w:tcW w:w="1444" w:type="dxa"/>
             <w:tcMar>
               <w:top w:w="40" w:type="dxa"/>
               <w:left w:w="80" w:type="dxa"/>
@@ -15561,7 +15660,7 @@
         </w:tc>
         <w:tc>
           <w:tcPr>
-            <w:tcW w:w="911" w:type="dxa"/>
+            <w:tcW w:w="902" w:type="dxa"/>
             <w:tcMar>
               <w:top w:w="40" w:type="dxa"/>
               <w:left w:w="80" w:type="dxa"/>
@@ -15586,7 +15685,7 @@
         </w:tc>
         <w:tc>
           <w:tcPr>
-            <w:tcW w:w="1552" w:type="dxa"/>
+            <w:tcW w:w="1537" w:type="dxa"/>
             <w:tcMar>
               <w:top w:w="40" w:type="dxa"/>
               <w:left w:w="80" w:type="dxa"/>
@@ -15616,7 +15715,7 @@
         </w:trPr>
         <w:tc>
           <w:tcPr>
-            <w:tcW w:w="638" w:type="dxa"/>
+            <w:tcW w:w="631" w:type="dxa"/>
             <w:tcMar>
               <w:top w:w="40" w:type="dxa"/>
               <w:left w:w="80" w:type="dxa"/>
@@ -15641,7 +15740,7 @@
         </w:tc>
         <w:tc>
           <w:tcPr>
-            <w:tcW w:w="2735" w:type="dxa"/>
+            <w:tcW w:w="2707" w:type="dxa"/>
             <w:tcMar>
               <w:top w:w="40" w:type="dxa"/>
               <w:left w:w="80" w:type="dxa"/>
@@ -15666,7 +15765,7 @@
         </w:tc>
         <w:tc>
           <w:tcPr>
-            <w:tcW w:w="638" w:type="dxa"/>
+            <w:tcW w:w="722" w:type="dxa"/>
             <w:tcMar>
               <w:top w:w="40" w:type="dxa"/>
               <w:left w:w="80" w:type="dxa"/>
@@ -15691,7 +15790,7 @@
         </w:tc>
         <w:tc>
           <w:tcPr>
-            <w:tcW w:w="1094" w:type="dxa"/>
+            <w:tcW w:w="1083" w:type="dxa"/>
             <w:tcMar>
               <w:top w:w="40" w:type="dxa"/>
               <w:left w:w="80" w:type="dxa"/>
@@ -15716,7 +15815,7 @@
         </w:tc>
         <w:tc>
           <w:tcPr>
-            <w:tcW w:w="1458" w:type="dxa"/>
+            <w:tcW w:w="1444" w:type="dxa"/>
             <w:tcMar>
               <w:top w:w="40" w:type="dxa"/>
               <w:left w:w="80" w:type="dxa"/>
@@ -15755,7 +15854,7 @@
         </w:tc>
         <w:tc>
           <w:tcPr>
-            <w:tcW w:w="911" w:type="dxa"/>
+            <w:tcW w:w="902" w:type="dxa"/>
             <w:tcMar>
               <w:top w:w="40" w:type="dxa"/>
               <w:left w:w="80" w:type="dxa"/>
@@ -15780,7 +15879,7 @@
         </w:tc>
         <w:tc>
           <w:tcPr>
-            <w:tcW w:w="1552" w:type="dxa"/>
+            <w:tcW w:w="1537" w:type="dxa"/>
             <w:tcMar>
               <w:top w:w="40" w:type="dxa"/>
               <w:left w:w="80" w:type="dxa"/>
@@ -15810,7 +15909,7 @@
         </w:trPr>
         <w:tc>
           <w:tcPr>
-            <w:tcW w:w="638" w:type="dxa"/>
+            <w:tcW w:w="631" w:type="dxa"/>
             <w:tcMar>
               <w:top w:w="40" w:type="dxa"/>
               <w:left w:w="80" w:type="dxa"/>
@@ -15835,7 +15934,7 @@
         </w:tc>
         <w:tc>
           <w:tcPr>
-            <w:tcW w:w="2735" w:type="dxa"/>
+            <w:tcW w:w="2707" w:type="dxa"/>
             <w:tcMar>
               <w:top w:w="40" w:type="dxa"/>
               <w:left w:w="80" w:type="dxa"/>
@@ -15860,7 +15959,7 @@
         </w:tc>
         <w:tc>
           <w:tcPr>
-            <w:tcW w:w="638" w:type="dxa"/>
+            <w:tcW w:w="722" w:type="dxa"/>
             <w:tcMar>
               <w:top w:w="40" w:type="dxa"/>
               <w:left w:w="80" w:type="dxa"/>
@@ -15885,7 +15984,7 @@
         </w:tc>
         <w:tc>
           <w:tcPr>
-            <w:tcW w:w="1094" w:type="dxa"/>
+            <w:tcW w:w="1083" w:type="dxa"/>
             <w:tcMar>
               <w:top w:w="40" w:type="dxa"/>
               <w:left w:w="80" w:type="dxa"/>
@@ -15910,7 +16009,7 @@
         </w:tc>
         <w:tc>
           <w:tcPr>
-            <w:tcW w:w="1458" w:type="dxa"/>
+            <w:tcW w:w="1444" w:type="dxa"/>
             <w:tcMar>
               <w:top w:w="40" w:type="dxa"/>
               <w:left w:w="80" w:type="dxa"/>
@@ -15949,7 +16048,7 @@
         </w:tc>
         <w:tc>
           <w:tcPr>
-            <w:tcW w:w="911" w:type="dxa"/>
+            <w:tcW w:w="902" w:type="dxa"/>
             <w:tcMar>
               <w:top w:w="40" w:type="dxa"/>
               <w:left w:w="80" w:type="dxa"/>
@@ -15974,7 +16073,7 @@
         </w:tc>
         <w:tc>
           <w:tcPr>
-            <w:tcW w:w="1552" w:type="dxa"/>
+            <w:tcW w:w="1537" w:type="dxa"/>
             <w:tcMar>
               <w:top w:w="40" w:type="dxa"/>
               <w:left w:w="80" w:type="dxa"/>
@@ -16004,7 +16103,7 @@
         </w:trPr>
         <w:tc>
           <w:tcPr>
-            <w:tcW w:w="638" w:type="dxa"/>
+            <w:tcW w:w="631" w:type="dxa"/>
             <w:tcMar>
               <w:top w:w="40" w:type="dxa"/>
               <w:left w:w="80" w:type="dxa"/>
@@ -16029,7 +16128,7 @@
         </w:tc>
         <w:tc>
           <w:tcPr>
-            <w:tcW w:w="2735" w:type="dxa"/>
+            <w:tcW w:w="2707" w:type="dxa"/>
             <w:tcMar>
               <w:top w:w="40" w:type="dxa"/>
               <w:left w:w="80" w:type="dxa"/>
@@ -16054,7 +16153,7 @@
         </w:tc>
         <w:tc>
           <w:tcPr>
-            <w:tcW w:w="638" w:type="dxa"/>
+            <w:tcW w:w="722" w:type="dxa"/>
             <w:tcMar>
               <w:top w:w="40" w:type="dxa"/>
               <w:left w:w="80" w:type="dxa"/>
@@ -16079,7 +16178,7 @@
         </w:tc>
         <w:tc>
           <w:tcPr>
-            <w:tcW w:w="1094" w:type="dxa"/>
+            <w:tcW w:w="1083" w:type="dxa"/>
             <w:tcMar>
               <w:top w:w="40" w:type="dxa"/>
               <w:left w:w="80" w:type="dxa"/>
@@ -16104,7 +16203,7 @@
         </w:tc>
         <w:tc>
           <w:tcPr>
-            <w:tcW w:w="1458" w:type="dxa"/>
+            <w:tcW w:w="1444" w:type="dxa"/>
             <w:tcMar>
               <w:top w:w="40" w:type="dxa"/>
               <w:left w:w="80" w:type="dxa"/>
@@ -16143,7 +16242,7 @@
         </w:tc>
         <w:tc>
           <w:tcPr>
-            <w:tcW w:w="911" w:type="dxa"/>
+            <w:tcW w:w="902" w:type="dxa"/>
             <w:tcMar>
               <w:top w:w="40" w:type="dxa"/>
               <w:left w:w="80" w:type="dxa"/>
@@ -16168,7 +16267,7 @@
         </w:tc>
         <w:tc>
           <w:tcPr>
-            <w:tcW w:w="1552" w:type="dxa"/>
+            <w:tcW w:w="1537" w:type="dxa"/>
             <w:tcMar>
               <w:top w:w="40" w:type="dxa"/>
               <w:left w:w="80" w:type="dxa"/>
@@ -16198,7 +16297,7 @@
         </w:trPr>
         <w:tc>
           <w:tcPr>
-            <w:tcW w:w="638" w:type="dxa"/>
+            <w:tcW w:w="631" w:type="dxa"/>
             <w:tcMar>
               <w:top w:w="40" w:type="dxa"/>
               <w:left w:w="80" w:type="dxa"/>
@@ -16223,7 +16322,7 @@
         </w:tc>
         <w:tc>
           <w:tcPr>
-            <w:tcW w:w="2735" w:type="dxa"/>
+            <w:tcW w:w="2707" w:type="dxa"/>
             <w:tcMar>
               <w:top w:w="40" w:type="dxa"/>
               <w:left w:w="80" w:type="dxa"/>
@@ -16248,7 +16347,7 @@
         </w:tc>
         <w:tc>
           <w:tcPr>
-            <w:tcW w:w="638" w:type="dxa"/>
+            <w:tcW w:w="722" w:type="dxa"/>
             <w:tcMar>
               <w:top w:w="40" w:type="dxa"/>
               <w:left w:w="80" w:type="dxa"/>
@@ -16273,7 +16372,7 @@
         </w:tc>
         <w:tc>
           <w:tcPr>
-            <w:tcW w:w="1094" w:type="dxa"/>
+            <w:tcW w:w="1083" w:type="dxa"/>
             <w:tcMar>
               <w:top w:w="40" w:type="dxa"/>
               <w:left w:w="80" w:type="dxa"/>
@@ -16298,7 +16397,7 @@
         </w:tc>
         <w:tc>
           <w:tcPr>
-            <w:tcW w:w="1458" w:type="dxa"/>
+            <w:tcW w:w="1444" w:type="dxa"/>
             <w:tcMar>
               <w:top w:w="40" w:type="dxa"/>
               <w:left w:w="80" w:type="dxa"/>
@@ -16337,7 +16436,7 @@
         </w:tc>
         <w:tc>
           <w:tcPr>
-            <w:tcW w:w="911" w:type="dxa"/>
+            <w:tcW w:w="902" w:type="dxa"/>
             <w:tcMar>
               <w:top w:w="40" w:type="dxa"/>
               <w:left w:w="80" w:type="dxa"/>
@@ -16362,7 +16461,7 @@
         </w:tc>
         <w:tc>
           <w:tcPr>
-            <w:tcW w:w="1552" w:type="dxa"/>
+            <w:tcW w:w="1537" w:type="dxa"/>
             <w:tcMar>
               <w:top w:w="40" w:type="dxa"/>
               <w:left w:w="80" w:type="dxa"/>
@@ -16392,7 +16491,7 @@
         </w:trPr>
         <w:tc>
           <w:tcPr>
-            <w:tcW w:w="638" w:type="dxa"/>
+            <w:tcW w:w="631" w:type="dxa"/>
             <w:tcMar>
               <w:top w:w="40" w:type="dxa"/>
               <w:left w:w="80" w:type="dxa"/>
@@ -16417,7 +16516,7 @@
         </w:tc>
         <w:tc>
           <w:tcPr>
-            <w:tcW w:w="2735" w:type="dxa"/>
+            <w:tcW w:w="2707" w:type="dxa"/>
             <w:tcMar>
               <w:top w:w="40" w:type="dxa"/>
               <w:left w:w="80" w:type="dxa"/>
@@ -16442,7 +16541,7 @@
         </w:tc>
         <w:tc>
           <w:tcPr>
-            <w:tcW w:w="638" w:type="dxa"/>
+            <w:tcW w:w="722" w:type="dxa"/>
             <w:tcMar>
               <w:top w:w="40" w:type="dxa"/>
               <w:left w:w="80" w:type="dxa"/>
@@ -16467,7 +16566,7 @@
         </w:tc>
         <w:tc>
           <w:tcPr>
-            <w:tcW w:w="1094" w:type="dxa"/>
+            <w:tcW w:w="1083" w:type="dxa"/>
             <w:tcMar>
               <w:top w:w="40" w:type="dxa"/>
               <w:left w:w="80" w:type="dxa"/>
@@ -16492,7 +16591,7 @@
         </w:tc>
         <w:tc>
           <w:tcPr>
-            <w:tcW w:w="1458" w:type="dxa"/>
+            <w:tcW w:w="1444" w:type="dxa"/>
             <w:tcMar>
               <w:top w:w="40" w:type="dxa"/>
               <w:left w:w="80" w:type="dxa"/>
@@ -16531,7 +16630,7 @@
         </w:tc>
         <w:tc>
           <w:tcPr>
-            <w:tcW w:w="911" w:type="dxa"/>
+            <w:tcW w:w="902" w:type="dxa"/>
             <w:tcMar>
               <w:top w:w="40" w:type="dxa"/>
               <w:left w:w="80" w:type="dxa"/>
@@ -16556,7 +16655,7 @@
         </w:tc>
         <w:tc>
           <w:tcPr>
-            <w:tcW w:w="1552" w:type="dxa"/>
+            <w:tcW w:w="1537" w:type="dxa"/>
             <w:tcMar>
               <w:top w:w="40" w:type="dxa"/>
               <w:left w:w="80" w:type="dxa"/>
@@ -16586,7 +16685,7 @@
         </w:trPr>
         <w:tc>
           <w:tcPr>
-            <w:tcW w:w="638" w:type="dxa"/>
+            <w:tcW w:w="631" w:type="dxa"/>
             <w:tcMar>
               <w:top w:w="40" w:type="dxa"/>
               <w:left w:w="80" w:type="dxa"/>
@@ -16610,7 +16709,7 @@
         </w:tc>
         <w:tc>
           <w:tcPr>
-            <w:tcW w:w="2735" w:type="dxa"/>
+            <w:tcW w:w="2707" w:type="dxa"/>
             <w:tcMar>
               <w:top w:w="40" w:type="dxa"/>
               <w:left w:w="80" w:type="dxa"/>
@@ -16634,7 +16733,7 @@
         </w:tc>
         <w:tc>
           <w:tcPr>
-            <w:tcW w:w="638" w:type="dxa"/>
+            <w:tcW w:w="722" w:type="dxa"/>
             <w:tcMar>
               <w:top w:w="40" w:type="dxa"/>
               <w:left w:w="80" w:type="dxa"/>
@@ -16658,7 +16757,7 @@
         </w:tc>
         <w:tc>
           <w:tcPr>
-            <w:tcW w:w="1094" w:type="dxa"/>
+            <w:tcW w:w="1083" w:type="dxa"/>
             <w:tcMar>
               <w:top w:w="40" w:type="dxa"/>
               <w:left w:w="80" w:type="dxa"/>
@@ -16682,7 +16781,7 @@
         </w:tc>
         <w:tc>
           <w:tcPr>
-            <w:tcW w:w="1458" w:type="dxa"/>
+            <w:tcW w:w="1444" w:type="dxa"/>
             <w:tcMar>
               <w:top w:w="40" w:type="dxa"/>
               <w:left w:w="80" w:type="dxa"/>
@@ -16720,7 +16819,7 @@
         </w:tc>
         <w:tc>
           <w:tcPr>
-            <w:tcW w:w="911" w:type="dxa"/>
+            <w:tcW w:w="902" w:type="dxa"/>
             <w:tcMar>
               <w:top w:w="40" w:type="dxa"/>
               <w:left w:w="80" w:type="dxa"/>
@@ -16744,7 +16843,7 @@
         </w:tc>
         <w:tc>
           <w:tcPr>
-            <w:tcW w:w="1552" w:type="dxa"/>
+            <w:tcW w:w="1537" w:type="dxa"/>
             <w:tcMar>
               <w:top w:w="40" w:type="dxa"/>
               <w:left w:w="80" w:type="dxa"/>
@@ -17603,12 +17702,12 @@
         </w:tblCellMar>
       </w:tblPr>
       <w:tblGrid>
-        <w:gridCol w:w="1061"/>
-        <w:gridCol w:w="1274"/>
-        <w:gridCol w:w="1380"/>
-        <w:gridCol w:w="1592"/>
-        <w:gridCol w:w="2123"/>
-        <w:gridCol w:w="1596"/>
+        <w:gridCol w:w="1128"/>
+        <w:gridCol w:w="1333"/>
+        <w:gridCol w:w="1435"/>
+        <w:gridCol w:w="1538"/>
+        <w:gridCol w:w="2051"/>
+        <w:gridCol w:w="1541"/>
       </w:tblGrid>
       <w:tr>
         <w:trPr>
@@ -17617,7 +17716,7 @@
         </w:trPr>
         <w:tc>
           <w:tcPr>
-            <w:tcW w:w="1061" w:type="dxa"/>
+            <w:tcW w:w="1128" w:type="dxa"/>
             <w:shd w:val="clear" w:color="auto" w:fill="1F3864"/>
             <w:tcMar>
               <w:top w:w="40" w:type="dxa"/>
@@ -17646,7 +17745,7 @@
         </w:tc>
         <w:tc>
           <w:tcPr>
-            <w:tcW w:w="1274" w:type="dxa"/>
+            <w:tcW w:w="1333" w:type="dxa"/>
             <w:shd w:val="clear" w:color="auto" w:fill="1F3864"/>
             <w:tcMar>
               <w:top w:w="40" w:type="dxa"/>
@@ -17675,7 +17774,7 @@
         </w:tc>
         <w:tc>
           <w:tcPr>
-            <w:tcW w:w="1380" w:type="dxa"/>
+            <w:tcW w:w="1435" w:type="dxa"/>
             <w:shd w:val="clear" w:color="auto" w:fill="1F3864"/>
             <w:tcMar>
               <w:top w:w="40" w:type="dxa"/>
@@ -17704,7 +17803,7 @@
         </w:tc>
         <w:tc>
           <w:tcPr>
-            <w:tcW w:w="1592" w:type="dxa"/>
+            <w:tcW w:w="1538" w:type="dxa"/>
             <w:shd w:val="clear" w:color="auto" w:fill="1F3864"/>
             <w:tcMar>
               <w:top w:w="40" w:type="dxa"/>
@@ -17733,7 +17832,7 @@
         </w:tc>
         <w:tc>
           <w:tcPr>
-            <w:tcW w:w="2123" w:type="dxa"/>
+            <w:tcW w:w="2051" w:type="dxa"/>
             <w:shd w:val="clear" w:color="auto" w:fill="1F3864"/>
             <w:tcMar>
               <w:top w:w="40" w:type="dxa"/>
@@ -17762,7 +17861,7 @@
         </w:tc>
         <w:tc>
           <w:tcPr>
-            <w:tcW w:w="1596" w:type="dxa"/>
+            <w:tcW w:w="1541" w:type="dxa"/>
             <w:shd w:val="clear" w:color="auto" w:fill="1F3864"/>
             <w:tcMar>
               <w:top w:w="40" w:type="dxa"/>
@@ -17796,7 +17895,7 @@
         </w:trPr>
         <w:tc>
           <w:tcPr>
-            <w:tcW w:w="1061" w:type="dxa"/>
+            <w:tcW w:w="1128" w:type="dxa"/>
             <w:tcMar>
               <w:top w:w="40" w:type="dxa"/>
               <w:left w:w="80" w:type="dxa"/>
@@ -17821,7 +17920,7 @@
         </w:tc>
         <w:tc>
           <w:tcPr>
-            <w:tcW w:w="1274" w:type="dxa"/>
+            <w:tcW w:w="1333" w:type="dxa"/>
             <w:tcMar>
               <w:top w:w="40" w:type="dxa"/>
               <w:left w:w="80" w:type="dxa"/>
@@ -17846,7 +17945,7 @@
         </w:tc>
         <w:tc>
           <w:tcPr>
-            <w:tcW w:w="1380" w:type="dxa"/>
+            <w:tcW w:w="1435" w:type="dxa"/>
             <w:tcMar>
               <w:top w:w="40" w:type="dxa"/>
               <w:left w:w="80" w:type="dxa"/>
@@ -17871,7 +17970,7 @@
         </w:tc>
         <w:tc>
           <w:tcPr>
-            <w:tcW w:w="1592" w:type="dxa"/>
+            <w:tcW w:w="1538" w:type="dxa"/>
             <w:tcMar>
               <w:top w:w="40" w:type="dxa"/>
               <w:left w:w="80" w:type="dxa"/>
@@ -17896,7 +17995,7 @@
         </w:tc>
         <w:tc>
           <w:tcPr>
-            <w:tcW w:w="2123" w:type="dxa"/>
+            <w:tcW w:w="2051" w:type="dxa"/>
             <w:tcMar>
               <w:top w:w="40" w:type="dxa"/>
               <w:left w:w="80" w:type="dxa"/>
@@ -17921,7 +18020,7 @@
         </w:tc>
         <w:tc>
           <w:tcPr>
-            <w:tcW w:w="1596" w:type="dxa"/>
+            <w:tcW w:w="1541" w:type="dxa"/>
             <w:tcMar>
               <w:top w:w="40" w:type="dxa"/>
               <w:left w:w="80" w:type="dxa"/>
@@ -17951,7 +18050,7 @@
         </w:trPr>
         <w:tc>
           <w:tcPr>
-            <w:tcW w:w="1061" w:type="dxa"/>
+            <w:tcW w:w="1128" w:type="dxa"/>
             <w:tcMar>
               <w:top w:w="40" w:type="dxa"/>
               <w:left w:w="80" w:type="dxa"/>
@@ -17976,7 +18075,7 @@
         </w:tc>
         <w:tc>
           <w:tcPr>
-            <w:tcW w:w="1274" w:type="dxa"/>
+            <w:tcW w:w="1333" w:type="dxa"/>
             <w:tcMar>
               <w:top w:w="40" w:type="dxa"/>
               <w:left w:w="80" w:type="dxa"/>
@@ -18001,7 +18100,7 @@
         </w:tc>
         <w:tc>
           <w:tcPr>
-            <w:tcW w:w="1380" w:type="dxa"/>
+            <w:tcW w:w="1435" w:type="dxa"/>
             <w:tcMar>
               <w:top w:w="40" w:type="dxa"/>
               <w:left w:w="80" w:type="dxa"/>
@@ -18026,7 +18125,7 @@
         </w:tc>
         <w:tc>
           <w:tcPr>
-            <w:tcW w:w="1592" w:type="dxa"/>
+            <w:tcW w:w="1538" w:type="dxa"/>
             <w:tcMar>
               <w:top w:w="40" w:type="dxa"/>
               <w:left w:w="80" w:type="dxa"/>
@@ -18051,7 +18150,7 @@
         </w:tc>
         <w:tc>
           <w:tcPr>
-            <w:tcW w:w="2123" w:type="dxa"/>
+            <w:tcW w:w="2051" w:type="dxa"/>
             <w:tcMar>
               <w:top w:w="40" w:type="dxa"/>
               <w:left w:w="80" w:type="dxa"/>
@@ -18076,7 +18175,7 @@
         </w:tc>
         <w:tc>
           <w:tcPr>
-            <w:tcW w:w="1596" w:type="dxa"/>
+            <w:tcW w:w="1541" w:type="dxa"/>
             <w:tcMar>
               <w:top w:w="40" w:type="dxa"/>
               <w:left w:w="80" w:type="dxa"/>
@@ -18106,7 +18205,7 @@
         </w:trPr>
         <w:tc>
           <w:tcPr>
-            <w:tcW w:w="1061" w:type="dxa"/>
+            <w:tcW w:w="1128" w:type="dxa"/>
             <w:tcMar>
               <w:top w:w="40" w:type="dxa"/>
               <w:left w:w="80" w:type="dxa"/>
@@ -18131,7 +18230,7 @@
         </w:tc>
         <w:tc>
           <w:tcPr>
-            <w:tcW w:w="1274" w:type="dxa"/>
+            <w:tcW w:w="1333" w:type="dxa"/>
             <w:tcMar>
               <w:top w:w="40" w:type="dxa"/>
               <w:left w:w="80" w:type="dxa"/>
@@ -18156,7 +18255,7 @@
         </w:tc>
         <w:tc>
           <w:tcPr>
-            <w:tcW w:w="1380" w:type="dxa"/>
+            <w:tcW w:w="1435" w:type="dxa"/>
             <w:tcMar>
               <w:top w:w="40" w:type="dxa"/>
               <w:left w:w="80" w:type="dxa"/>
@@ -18181,7 +18280,7 @@
         </w:tc>
         <w:tc>
           <w:tcPr>
-            <w:tcW w:w="1592" w:type="dxa"/>
+            <w:tcW w:w="1538" w:type="dxa"/>
             <w:tcMar>
               <w:top w:w="40" w:type="dxa"/>
               <w:left w:w="80" w:type="dxa"/>
@@ -18206,7 +18305,7 @@
         </w:tc>
         <w:tc>
           <w:tcPr>
-            <w:tcW w:w="2123" w:type="dxa"/>
+            <w:tcW w:w="2051" w:type="dxa"/>
             <w:tcMar>
               <w:top w:w="40" w:type="dxa"/>
               <w:left w:w="80" w:type="dxa"/>
@@ -18231,7 +18330,7 @@
         </w:tc>
         <w:tc>
           <w:tcPr>
-            <w:tcW w:w="1596" w:type="dxa"/>
+            <w:tcW w:w="1541" w:type="dxa"/>
             <w:tcMar>
               <w:top w:w="40" w:type="dxa"/>
               <w:left w:w="80" w:type="dxa"/>
@@ -18261,7 +18360,7 @@
         </w:trPr>
         <w:tc>
           <w:tcPr>
-            <w:tcW w:w="1061" w:type="dxa"/>
+            <w:tcW w:w="1128" w:type="dxa"/>
             <w:tcMar>
               <w:top w:w="40" w:type="dxa"/>
               <w:left w:w="80" w:type="dxa"/>
@@ -18286,7 +18385,7 @@
         </w:tc>
         <w:tc>
           <w:tcPr>
-            <w:tcW w:w="1274" w:type="dxa"/>
+            <w:tcW w:w="1333" w:type="dxa"/>
             <w:tcMar>
               <w:top w:w="40" w:type="dxa"/>
               <w:left w:w="80" w:type="dxa"/>
@@ -18311,7 +18410,7 @@
         </w:tc>
         <w:tc>
           <w:tcPr>
-            <w:tcW w:w="1380" w:type="dxa"/>
+            <w:tcW w:w="1435" w:type="dxa"/>
             <w:tcMar>
               <w:top w:w="40" w:type="dxa"/>
               <w:left w:w="80" w:type="dxa"/>
@@ -18336,7 +18435,7 @@
         </w:tc>
         <w:tc>
           <w:tcPr>
-            <w:tcW w:w="1592" w:type="dxa"/>
+            <w:tcW w:w="1538" w:type="dxa"/>
             <w:tcMar>
               <w:top w:w="40" w:type="dxa"/>
               <w:left w:w="80" w:type="dxa"/>
@@ -18361,7 +18460,7 @@
         </w:tc>
         <w:tc>
           <w:tcPr>
-            <w:tcW w:w="2123" w:type="dxa"/>
+            <w:tcW w:w="2051" w:type="dxa"/>
             <w:tcMar>
               <w:top w:w="40" w:type="dxa"/>
               <w:left w:w="80" w:type="dxa"/>
@@ -18386,7 +18485,7 @@
         </w:tc>
         <w:tc>
           <w:tcPr>
-            <w:tcW w:w="1596" w:type="dxa"/>
+            <w:tcW w:w="1541" w:type="dxa"/>
             <w:tcMar>
               <w:top w:w="40" w:type="dxa"/>
               <w:left w:w="80" w:type="dxa"/>
@@ -18416,7 +18515,7 @@
         </w:trPr>
         <w:tc>
           <w:tcPr>
-            <w:tcW w:w="1061" w:type="dxa"/>
+            <w:tcW w:w="1128" w:type="dxa"/>
             <w:tcMar>
               <w:top w:w="40" w:type="dxa"/>
               <w:left w:w="80" w:type="dxa"/>
@@ -18440,7 +18539,7 @@
         </w:tc>
         <w:tc>
           <w:tcPr>
-            <w:tcW w:w="1274" w:type="dxa"/>
+            <w:tcW w:w="1333" w:type="dxa"/>
             <w:tcMar>
               <w:top w:w="40" w:type="dxa"/>
               <w:left w:w="80" w:type="dxa"/>
@@ -18464,7 +18563,7 @@
         </w:tc>
         <w:tc>
           <w:tcPr>
-            <w:tcW w:w="1380" w:type="dxa"/>
+            <w:tcW w:w="1435" w:type="dxa"/>
             <w:tcMar>
               <w:top w:w="40" w:type="dxa"/>
               <w:left w:w="80" w:type="dxa"/>
@@ -18488,7 +18587,7 @@
         </w:tc>
         <w:tc>
           <w:tcPr>
-            <w:tcW w:w="1592" w:type="dxa"/>
+            <w:tcW w:w="1538" w:type="dxa"/>
             <w:tcMar>
               <w:top w:w="40" w:type="dxa"/>
               <w:left w:w="80" w:type="dxa"/>
@@ -18512,7 +18611,7 @@
         </w:tc>
         <w:tc>
           <w:tcPr>
-            <w:tcW w:w="2123" w:type="dxa"/>
+            <w:tcW w:w="2051" w:type="dxa"/>
             <w:tcMar>
               <w:top w:w="40" w:type="dxa"/>
               <w:left w:w="80" w:type="dxa"/>
@@ -18536,7 +18635,7 @@
         </w:tc>
         <w:tc>
           <w:tcPr>
-            <w:tcW w:w="1596" w:type="dxa"/>
+            <w:tcW w:w="1541" w:type="dxa"/>
             <w:tcMar>
               <w:top w:w="40" w:type="dxa"/>
               <w:left w:w="80" w:type="dxa"/>
@@ -19945,14 +20044,14 @@
         </w:tblCellMar>
       </w:tblPr>
       <w:tblGrid>
-        <w:gridCol w:w="1395"/>
-        <w:gridCol w:w="744"/>
-        <w:gridCol w:w="651"/>
-        <w:gridCol w:w="1023"/>
-        <w:gridCol w:w="1023"/>
-        <w:gridCol w:w="1116"/>
-        <w:gridCol w:w="1581"/>
-        <w:gridCol w:w="1493"/>
+        <w:gridCol w:w="1367"/>
+        <w:gridCol w:w="820"/>
+        <w:gridCol w:w="729"/>
+        <w:gridCol w:w="1002"/>
+        <w:gridCol w:w="1002"/>
+        <w:gridCol w:w="1094"/>
+        <w:gridCol w:w="1549"/>
+        <w:gridCol w:w="1463"/>
       </w:tblGrid>
       <w:tr>
         <w:trPr>
@@ -19961,7 +20060,7 @@
         </w:trPr>
         <w:tc>
           <w:tcPr>
-            <w:tcW w:w="1395" w:type="dxa"/>
+            <w:tcW w:w="1367" w:type="dxa"/>
             <w:shd w:val="clear" w:color="auto" w:fill="1F3864"/>
             <w:tcMar>
               <w:top w:w="40" w:type="dxa"/>
@@ -19990,7 +20089,7 @@
         </w:tc>
         <w:tc>
           <w:tcPr>
-            <w:tcW w:w="744" w:type="dxa"/>
+            <w:tcW w:w="820" w:type="dxa"/>
             <w:shd w:val="clear" w:color="auto" w:fill="1F3864"/>
             <w:tcMar>
               <w:top w:w="40" w:type="dxa"/>
@@ -20019,7 +20118,7 @@
         </w:tc>
         <w:tc>
           <w:tcPr>
-            <w:tcW w:w="651" w:type="dxa"/>
+            <w:tcW w:w="729" w:type="dxa"/>
             <w:shd w:val="clear" w:color="auto" w:fill="1F3864"/>
             <w:tcMar>
               <w:top w:w="40" w:type="dxa"/>
@@ -20048,7 +20147,7 @@
         </w:tc>
         <w:tc>
           <w:tcPr>
-            <w:tcW w:w="1023" w:type="dxa"/>
+            <w:tcW w:w="1002" w:type="dxa"/>
             <w:shd w:val="clear" w:color="auto" w:fill="1F3864"/>
             <w:tcMar>
               <w:top w:w="40" w:type="dxa"/>
@@ -20077,7 +20176,7 @@
         </w:tc>
         <w:tc>
           <w:tcPr>
-            <w:tcW w:w="1023" w:type="dxa"/>
+            <w:tcW w:w="1002" w:type="dxa"/>
             <w:shd w:val="clear" w:color="auto" w:fill="1F3864"/>
             <w:tcMar>
               <w:top w:w="40" w:type="dxa"/>
@@ -20106,7 +20205,7 @@
         </w:tc>
         <w:tc>
           <w:tcPr>
-            <w:tcW w:w="1116" w:type="dxa"/>
+            <w:tcW w:w="1094" w:type="dxa"/>
             <w:shd w:val="clear" w:color="auto" w:fill="1F3864"/>
             <w:tcMar>
               <w:top w:w="40" w:type="dxa"/>
@@ -20135,7 +20234,7 @@
         </w:tc>
         <w:tc>
           <w:tcPr>
-            <w:tcW w:w="1581" w:type="dxa"/>
+            <w:tcW w:w="1549" w:type="dxa"/>
             <w:shd w:val="clear" w:color="auto" w:fill="1F3864"/>
             <w:tcMar>
               <w:top w:w="40" w:type="dxa"/>
@@ -20164,7 +20263,7 @@
         </w:tc>
         <w:tc>
           <w:tcPr>
-            <w:tcW w:w="1493" w:type="dxa"/>
+            <w:tcW w:w="1463" w:type="dxa"/>
             <w:shd w:val="clear" w:color="auto" w:fill="1F3864"/>
             <w:tcMar>
               <w:top w:w="40" w:type="dxa"/>
@@ -20198,7 +20297,7 @@
         </w:trPr>
         <w:tc>
           <w:tcPr>
-            <w:tcW w:w="1395" w:type="dxa"/>
+            <w:tcW w:w="1367" w:type="dxa"/>
             <w:tcMar>
               <w:top w:w="40" w:type="dxa"/>
               <w:left w:w="80" w:type="dxa"/>
@@ -20223,7 +20322,7 @@
         </w:tc>
         <w:tc>
           <w:tcPr>
-            <w:tcW w:w="744" w:type="dxa"/>
+            <w:tcW w:w="820" w:type="dxa"/>
             <w:tcMar>
               <w:top w:w="40" w:type="dxa"/>
               <w:left w:w="80" w:type="dxa"/>
@@ -20248,7 +20347,7 @@
         </w:tc>
         <w:tc>
           <w:tcPr>
-            <w:tcW w:w="651" w:type="dxa"/>
+            <w:tcW w:w="729" w:type="dxa"/>
             <w:tcMar>
               <w:top w:w="40" w:type="dxa"/>
               <w:left w:w="80" w:type="dxa"/>
@@ -20273,7 +20372,7 @@
         </w:tc>
         <w:tc>
           <w:tcPr>
-            <w:tcW w:w="1023" w:type="dxa"/>
+            <w:tcW w:w="1002" w:type="dxa"/>
             <w:tcMar>
               <w:top w:w="40" w:type="dxa"/>
               <w:left w:w="80" w:type="dxa"/>
@@ -20298,7 +20397,7 @@
         </w:tc>
         <w:tc>
           <w:tcPr>
-            <w:tcW w:w="1023" w:type="dxa"/>
+            <w:tcW w:w="1002" w:type="dxa"/>
             <w:tcMar>
               <w:top w:w="40" w:type="dxa"/>
               <w:left w:w="80" w:type="dxa"/>
@@ -20323,7 +20422,7 @@
         </w:tc>
         <w:tc>
           <w:tcPr>
-            <w:tcW w:w="1116" w:type="dxa"/>
+            <w:tcW w:w="1094" w:type="dxa"/>
             <w:tcMar>
               <w:top w:w="40" w:type="dxa"/>
               <w:left w:w="80" w:type="dxa"/>
@@ -20348,7 +20447,7 @@
         </w:tc>
         <w:tc>
           <w:tcPr>
-            <w:tcW w:w="1581" w:type="dxa"/>
+            <w:tcW w:w="1549" w:type="dxa"/>
             <w:tcMar>
               <w:top w:w="40" w:type="dxa"/>
               <w:left w:w="80" w:type="dxa"/>
@@ -20373,7 +20472,7 @@
         </w:tc>
         <w:tc>
           <w:tcPr>
-            <w:tcW w:w="1493" w:type="dxa"/>
+            <w:tcW w:w="1463" w:type="dxa"/>
             <w:tcMar>
               <w:top w:w="40" w:type="dxa"/>
               <w:left w:w="80" w:type="dxa"/>
@@ -20403,7 +20502,7 @@
         </w:trPr>
         <w:tc>
           <w:tcPr>
-            <w:tcW w:w="1395" w:type="dxa"/>
+            <w:tcW w:w="1367" w:type="dxa"/>
             <w:tcMar>
               <w:top w:w="40" w:type="dxa"/>
               <w:left w:w="80" w:type="dxa"/>
@@ -20428,7 +20527,7 @@
         </w:tc>
         <w:tc>
           <w:tcPr>
-            <w:tcW w:w="744" w:type="dxa"/>
+            <w:tcW w:w="820" w:type="dxa"/>
             <w:tcMar>
               <w:top w:w="40" w:type="dxa"/>
               <w:left w:w="80" w:type="dxa"/>
@@ -20453,7 +20552,7 @@
         </w:tc>
         <w:tc>
           <w:tcPr>
-            <w:tcW w:w="651" w:type="dxa"/>
+            <w:tcW w:w="729" w:type="dxa"/>
             <w:tcMar>
               <w:top w:w="40" w:type="dxa"/>
               <w:left w:w="80" w:type="dxa"/>
@@ -20478,7 +20577,7 @@
         </w:tc>
         <w:tc>
           <w:tcPr>
-            <w:tcW w:w="1023" w:type="dxa"/>
+            <w:tcW w:w="1002" w:type="dxa"/>
             <w:tcMar>
               <w:top w:w="40" w:type="dxa"/>
               <w:left w:w="80" w:type="dxa"/>
@@ -20503,7 +20602,7 @@
         </w:tc>
         <w:tc>
           <w:tcPr>
-            <w:tcW w:w="1023" w:type="dxa"/>
+            <w:tcW w:w="1002" w:type="dxa"/>
             <w:tcMar>
               <w:top w:w="40" w:type="dxa"/>
               <w:left w:w="80" w:type="dxa"/>
@@ -20528,7 +20627,7 @@
         </w:tc>
         <w:tc>
           <w:tcPr>
-            <w:tcW w:w="1116" w:type="dxa"/>
+            <w:tcW w:w="1094" w:type="dxa"/>
             <w:tcMar>
               <w:top w:w="40" w:type="dxa"/>
               <w:left w:w="80" w:type="dxa"/>
@@ -20553,7 +20652,7 @@
         </w:tc>
         <w:tc>
           <w:tcPr>
-            <w:tcW w:w="1581" w:type="dxa"/>
+            <w:tcW w:w="1549" w:type="dxa"/>
             <w:tcMar>
               <w:top w:w="40" w:type="dxa"/>
               <w:left w:w="80" w:type="dxa"/>
@@ -20578,7 +20677,7 @@
         </w:tc>
         <w:tc>
           <w:tcPr>
-            <w:tcW w:w="1493" w:type="dxa"/>
+            <w:tcW w:w="1463" w:type="dxa"/>
             <w:tcMar>
               <w:top w:w="40" w:type="dxa"/>
               <w:left w:w="80" w:type="dxa"/>
@@ -20608,7 +20707,7 @@
         </w:trPr>
         <w:tc>
           <w:tcPr>
-            <w:tcW w:w="1395" w:type="dxa"/>
+            <w:tcW w:w="1367" w:type="dxa"/>
             <w:tcMar>
               <w:top w:w="40" w:type="dxa"/>
               <w:left w:w="80" w:type="dxa"/>
@@ -20633,7 +20732,7 @@
         </w:tc>
         <w:tc>
           <w:tcPr>
-            <w:tcW w:w="744" w:type="dxa"/>
+            <w:tcW w:w="820" w:type="dxa"/>
             <w:tcMar>
               <w:top w:w="40" w:type="dxa"/>
               <w:left w:w="80" w:type="dxa"/>
@@ -20658,7 +20757,7 @@
         </w:tc>
         <w:tc>
           <w:tcPr>
-            <w:tcW w:w="651" w:type="dxa"/>
+            <w:tcW w:w="729" w:type="dxa"/>
             <w:tcMar>
               <w:top w:w="40" w:type="dxa"/>
               <w:left w:w="80" w:type="dxa"/>
@@ -20683,7 +20782,7 @@
         </w:tc>
         <w:tc>
           <w:tcPr>
-            <w:tcW w:w="1023" w:type="dxa"/>
+            <w:tcW w:w="1002" w:type="dxa"/>
             <w:tcMar>
               <w:top w:w="40" w:type="dxa"/>
               <w:left w:w="80" w:type="dxa"/>
@@ -20708,7 +20807,7 @@
         </w:tc>
         <w:tc>
           <w:tcPr>
-            <w:tcW w:w="1023" w:type="dxa"/>
+            <w:tcW w:w="1002" w:type="dxa"/>
             <w:tcMar>
               <w:top w:w="40" w:type="dxa"/>
               <w:left w:w="80" w:type="dxa"/>
@@ -20733,7 +20832,7 @@
         </w:tc>
         <w:tc>
           <w:tcPr>
-            <w:tcW w:w="1116" w:type="dxa"/>
+            <w:tcW w:w="1094" w:type="dxa"/>
             <w:tcMar>
               <w:top w:w="40" w:type="dxa"/>
               <w:left w:w="80" w:type="dxa"/>
@@ -20758,7 +20857,7 @@
         </w:tc>
         <w:tc>
           <w:tcPr>
-            <w:tcW w:w="1581" w:type="dxa"/>
+            <w:tcW w:w="1549" w:type="dxa"/>
             <w:tcMar>
               <w:top w:w="40" w:type="dxa"/>
               <w:left w:w="80" w:type="dxa"/>
@@ -20783,7 +20882,7 @@
         </w:tc>
         <w:tc>
           <w:tcPr>
-            <w:tcW w:w="1493" w:type="dxa"/>
+            <w:tcW w:w="1463" w:type="dxa"/>
             <w:tcMar>
               <w:top w:w="40" w:type="dxa"/>
               <w:left w:w="80" w:type="dxa"/>
@@ -20813,7 +20912,7 @@
         </w:trPr>
         <w:tc>
           <w:tcPr>
-            <w:tcW w:w="1395" w:type="dxa"/>
+            <w:tcW w:w="1367" w:type="dxa"/>
             <w:tcMar>
               <w:top w:w="40" w:type="dxa"/>
               <w:left w:w="80" w:type="dxa"/>
@@ -20837,7 +20936,7 @@
         </w:tc>
         <w:tc>
           <w:tcPr>
-            <w:tcW w:w="744" w:type="dxa"/>
+            <w:tcW w:w="820" w:type="dxa"/>
             <w:tcMar>
               <w:top w:w="40" w:type="dxa"/>
               <w:left w:w="80" w:type="dxa"/>
@@ -20861,7 +20960,7 @@
         </w:tc>
         <w:tc>
           <w:tcPr>
-            <w:tcW w:w="651" w:type="dxa"/>
+            <w:tcW w:w="729" w:type="dxa"/>
             <w:tcMar>
               <w:top w:w="40" w:type="dxa"/>
               <w:left w:w="80" w:type="dxa"/>
@@ -20885,7 +20984,7 @@
         </w:tc>
         <w:tc>
           <w:tcPr>
-            <w:tcW w:w="1023" w:type="dxa"/>
+            <w:tcW w:w="1002" w:type="dxa"/>
             <w:tcMar>
               <w:top w:w="40" w:type="dxa"/>
               <w:left w:w="80" w:type="dxa"/>
@@ -20909,7 +21008,7 @@
         </w:tc>
         <w:tc>
           <w:tcPr>
-            <w:tcW w:w="1023" w:type="dxa"/>
+            <w:tcW w:w="1002" w:type="dxa"/>
             <w:tcMar>
               <w:top w:w="40" w:type="dxa"/>
               <w:left w:w="80" w:type="dxa"/>
@@ -20933,7 +21032,7 @@
         </w:tc>
         <w:tc>
           <w:tcPr>
-            <w:tcW w:w="1116" w:type="dxa"/>
+            <w:tcW w:w="1094" w:type="dxa"/>
             <w:tcMar>
               <w:top w:w="40" w:type="dxa"/>
               <w:left w:w="80" w:type="dxa"/>
@@ -20957,7 +21056,7 @@
         </w:tc>
         <w:tc>
           <w:tcPr>
-            <w:tcW w:w="1581" w:type="dxa"/>
+            <w:tcW w:w="1549" w:type="dxa"/>
             <w:tcMar>
               <w:top w:w="40" w:type="dxa"/>
               <w:left w:w="80" w:type="dxa"/>
@@ -20981,7 +21080,7 @@
         </w:tc>
         <w:tc>
           <w:tcPr>
-            <w:tcW w:w="1493" w:type="dxa"/>
+            <w:tcW w:w="1463" w:type="dxa"/>
             <w:tcMar>
               <w:top w:w="40" w:type="dxa"/>
               <w:left w:w="80" w:type="dxa"/>
